--- a/01-电源电路/02-开关电源/正激Forward/有源钳位正激电路/有源钳位正激电路.docx
+++ b/01-电源电路/02-开关电源/正激Forward/有源钳位正激电路/有源钳位正激电路.docx
@@ -2438,6 +2438,20 @@
     </w:p>
     <w:bookmarkEnd w:id="26"/>
     <w:bookmarkEnd w:id="27"/>
+    <w:p>
+      <w:pPr>
+        <w:spacing w:before="360"/>
+        <w:jc w:val="center"/>
+      </w:pPr>
+      <w:r>
+        <w:rPr>
+          <w:rFonts w:ascii="Times New Roman" w:hAnsi="Times New Roman"/>
+          <w:color w:val="555555"/>
+          <w:sz w:val="21"/>
+        </w:rPr>
+        <w:t>材料收集者：杜文杰</w:t>
+      </w:r>
+    </w:p>
     <w:sectPr>
       <w:headerReference r:id="rId9" w:type="default"/>
       <w:footerReference r:id="rId10" w:type="default"/>

--- a/01-电源电路/02-开关电源/正激Forward/有源钳位正激电路/有源钳位正激电路.docx
+++ b/01-电源电路/02-开关电源/正激Forward/有源钳位正激电路/有源钳位正激电路.docx
@@ -1,6 +1,6 @@
 
 <file path=word/document.xml><?xml version="1.0" encoding="utf-8"?>
-<w:document xmlns:w="http://schemas.openxmlformats.org/wordprocessingml/2006/main" xmlns:m="http://schemas.openxmlformats.org/officeDocument/2006/math" xmlns:r="http://schemas.openxmlformats.org/officeDocument/2006/relationships" xmlns:o="urn:schemas-microsoft-com:office:office" xmlns:v="urn:schemas-microsoft-com:vml" xmlns:w10="urn:schemas-microsoft-com:office:word" xmlns:a="http://schemas.openxmlformats.org/drawingml/2006/main" xmlns:pic="http://schemas.openxmlformats.org/drawingml/2006/picture" xmlns:wp="http://schemas.openxmlformats.org/drawingml/2006/wordprocessingDrawing">
+<w:document xmlns:m="http://schemas.openxmlformats.org/officeDocument/2006/math" xmlns:r="http://schemas.openxmlformats.org/officeDocument/2006/relationships" xmlns:w="http://schemas.openxmlformats.org/wordprocessingml/2006/main" xmlns:o="urn:schemas-microsoft-com:office:office" xmlns:v="urn:schemas-microsoft-com:vml" xmlns:w10="urn:schemas-microsoft-com:office:word" xmlns:a="http://schemas.openxmlformats.org/drawingml/2006/main" xmlns:pic="http://schemas.openxmlformats.org/drawingml/2006/picture" xmlns:wp="http://schemas.openxmlformats.org/drawingml/2006/wordprocessingDrawing">
   <w:body>
     <w:bookmarkStart w:id="27" w:name="有源钳位正激电路"/>
     <w:p>
@@ -9,7 +9,7 @@
       </w:pPr>
       <w:r>
         <w:rPr>
-          <w:rFonts w:hint="eastAsia"/>
+          <w:rFonts w:hint="eastAsia" w:eastAsia="黑体"/>
         </w:rPr>
         <w:t xml:space="preserve">有源钳位正激电路</w:t>
       </w:r>
@@ -21,7 +21,7 @@
       </w:pPr>
       <w:r>
         <w:rPr>
-          <w:rFonts w:hint="eastAsia"/>
+          <w:rFonts w:hint="eastAsia" w:eastAsia="黑体"/>
         </w:rPr>
         <w:t xml:space="preserve">拓扑描述</w:t>
       </w:r>
@@ -32,29 +32,38 @@
       </w:pPr>
       <w:r>
         <w:rPr>
-          <w:rFonts w:hint="eastAsia"/>
+          <w:rFonts w:hint="eastAsia" w:eastAsia="黑体"/>
         </w:rPr>
         <w:t xml:space="preserve">电路由主开关管</w:t>
       </w:r>
       <w:r>
+        <w:rPr>
+          <w:rFonts w:eastAsia="黑体"/>
+        </w:rPr>
         <w:t xml:space="preserve"> </w:t>
       </w:r>
       <w:r>
         <w:rPr>
-          <w:rFonts w:hint="eastAsia"/>
+          <w:rFonts w:hint="eastAsia" w:eastAsia="黑体"/>
         </w:rPr>
         <w:t xml:space="preserve">Q1、辅助开关管</w:t>
       </w:r>
       <w:r>
+        <w:rPr>
+          <w:rFonts w:eastAsia="黑体"/>
+        </w:rPr>
         <w:t xml:space="preserve"> </w:t>
       </w:r>
       <w:r>
         <w:rPr>
-          <w:rFonts w:hint="eastAsia"/>
+          <w:rFonts w:hint="eastAsia" w:eastAsia="黑体"/>
         </w:rPr>
         <w:t xml:space="preserve">Q2、钳位电容</w:t>
       </w:r>
       <w:r>
+        <w:rPr>
+          <w:rFonts w:eastAsia="黑体"/>
+        </w:rPr>
         <w:t xml:space="preserve"> </w:t>
       </w:r>
       <m:oMath>
@@ -73,29 +82,38 @@
       </m:oMath>
       <w:r>
         <w:rPr>
-          <w:rFonts w:hint="eastAsia"/>
+          <w:rFonts w:hint="eastAsia" w:eastAsia="黑体"/>
         </w:rPr>
         <w:t xml:space="preserve">、隔离变压器</w:t>
       </w:r>
       <w:r>
+        <w:rPr>
+          <w:rFonts w:eastAsia="黑体"/>
+        </w:rPr>
         <w:t xml:space="preserve"> T </w:t>
       </w:r>
       <w:r>
         <w:rPr>
-          <w:rFonts w:hint="eastAsia"/>
+          <w:rFonts w:hint="eastAsia" w:eastAsia="黑体"/>
         </w:rPr>
         <w:t xml:space="preserve">以及副边整流与</w:t>
       </w:r>
       <w:r>
+        <w:rPr>
+          <w:rFonts w:eastAsia="黑体"/>
+        </w:rPr>
         <w:t xml:space="preserve"> LC </w:t>
       </w:r>
       <w:r>
         <w:rPr>
-          <w:rFonts w:hint="eastAsia"/>
+          <w:rFonts w:hint="eastAsia" w:eastAsia="黑体"/>
         </w:rPr>
         <w:t xml:space="preserve">滤波组成。关键节点如下：输入节点</w:t>
       </w:r>
       <w:r>
+        <w:rPr>
+          <w:rFonts w:eastAsia="黑体"/>
+        </w:rPr>
         <w:t xml:space="preserve"> </w:t>
       </w:r>
       <m:oMath>
@@ -116,51 +134,69 @@
         </m:sSub>
       </m:oMath>
       <w:r>
+        <w:rPr>
+          <w:rFonts w:eastAsia="黑体"/>
+        </w:rPr>
         <w:t xml:space="preserve"> </w:t>
       </w:r>
       <w:r>
         <w:rPr>
-          <w:rFonts w:hint="eastAsia"/>
+          <w:rFonts w:hint="eastAsia" w:eastAsia="黑体"/>
         </w:rPr>
         <w:t xml:space="preserve">接主开关</w:t>
       </w:r>
       <w:r>
+        <w:rPr>
+          <w:rFonts w:eastAsia="黑体"/>
+        </w:rPr>
         <w:t xml:space="preserve"> Q1 </w:t>
       </w:r>
       <w:r>
         <w:rPr>
-          <w:rFonts w:hint="eastAsia"/>
+          <w:rFonts w:hint="eastAsia" w:eastAsia="黑体"/>
         </w:rPr>
         <w:t xml:space="preserve">的漏极；变压器初级同名端（主开关节点）由</w:t>
       </w:r>
       <w:r>
+        <w:rPr>
+          <w:rFonts w:eastAsia="黑体"/>
+        </w:rPr>
         <w:t xml:space="preserve"> Q1 </w:t>
       </w:r>
       <w:r>
         <w:rPr>
-          <w:rFonts w:hint="eastAsia"/>
+          <w:rFonts w:hint="eastAsia" w:eastAsia="黑体"/>
         </w:rPr>
         <w:t xml:space="preserve">的源极、辅助开关</w:t>
       </w:r>
       <w:r>
+        <w:rPr>
+          <w:rFonts w:eastAsia="黑体"/>
+        </w:rPr>
         <w:t xml:space="preserve"> Q2 </w:t>
       </w:r>
       <w:r>
         <w:rPr>
-          <w:rFonts w:hint="eastAsia"/>
+          <w:rFonts w:hint="eastAsia" w:eastAsia="黑体"/>
         </w:rPr>
         <w:t xml:space="preserve">的漏极与变压器初级同名端相连而成，变压器初级异名端接地；钳位支路由</w:t>
       </w:r>
       <w:r>
+        <w:rPr>
+          <w:rFonts w:eastAsia="黑体"/>
+        </w:rPr>
         <w:t xml:space="preserve"> Q2 </w:t>
       </w:r>
       <w:r>
         <w:rPr>
-          <w:rFonts w:hint="eastAsia"/>
+          <w:rFonts w:hint="eastAsia" w:eastAsia="黑体"/>
         </w:rPr>
         <w:t xml:space="preserve">的源极接钳位电容</w:t>
       </w:r>
       <w:r>
+        <w:rPr>
+          <w:rFonts w:eastAsia="黑体"/>
+        </w:rPr>
         <w:t xml:space="preserve"> </w:t>
       </w:r>
       <m:oMath>
@@ -178,11 +214,14 @@
         </m:sSub>
       </m:oMath>
       <w:r>
+        <w:rPr>
+          <w:rFonts w:eastAsia="黑体"/>
+        </w:rPr>
         <w:t xml:space="preserve"> </w:t>
       </w:r>
       <w:r>
         <w:rPr>
-          <w:rFonts w:hint="eastAsia"/>
+          <w:rFonts w:hint="eastAsia" w:eastAsia="黑体"/>
         </w:rPr>
         <w:t xml:space="preserve">的一端、</w:t>
       </w:r>
@@ -201,42 +240,57 @@
         </m:sSub>
       </m:oMath>
       <w:r>
+        <w:rPr>
+          <w:rFonts w:eastAsia="黑体"/>
+        </w:rPr>
         <w:t xml:space="preserve"> </w:t>
       </w:r>
       <w:r>
         <w:rPr>
-          <w:rFonts w:hint="eastAsia"/>
+          <w:rFonts w:hint="eastAsia" w:eastAsia="黑体"/>
         </w:rPr>
         <w:t xml:space="preserve">的另一端接输入节点（或地）构成，Q2</w:t>
       </w:r>
       <w:r>
+        <w:rPr>
+          <w:rFonts w:eastAsia="黑体"/>
+        </w:rPr>
         <w:t xml:space="preserve"> </w:t>
       </w:r>
       <w:r>
         <w:rPr>
-          <w:rFonts w:hint="eastAsia"/>
+          <w:rFonts w:hint="eastAsia" w:eastAsia="黑体"/>
         </w:rPr>
         <w:t xml:space="preserve">与</w:t>
       </w:r>
       <w:r>
+        <w:rPr>
+          <w:rFonts w:eastAsia="黑体"/>
+        </w:rPr>
         <w:t xml:space="preserve"> Q1 </w:t>
       </w:r>
       <w:r>
         <w:rPr>
-          <w:rFonts w:hint="eastAsia"/>
+          <w:rFonts w:hint="eastAsia" w:eastAsia="黑体"/>
         </w:rPr>
         <w:t xml:space="preserve">互补导通；副边经整流感应的同名端同相感应后经整流二极管、续流二极管与</w:t>
       </w:r>
       <w:r>
+        <w:rPr>
+          <w:rFonts w:eastAsia="黑体"/>
+        </w:rPr>
         <w:t xml:space="preserve"> LC </w:t>
       </w:r>
       <w:r>
         <w:rPr>
-          <w:rFonts w:hint="eastAsia"/>
+          <w:rFonts w:hint="eastAsia" w:eastAsia="黑体"/>
         </w:rPr>
         <w:t xml:space="preserve">滤波形成输出节点</w:t>
       </w:r>
       <w:r>
+        <w:rPr>
+          <w:rFonts w:eastAsia="黑体"/>
+        </w:rPr>
         <w:t xml:space="preserve"> </w:t>
       </w:r>
       <m:oMath>
@@ -260,11 +314,14 @@
         </m:sSub>
       </m:oMath>
       <w:r>
+        <w:rPr>
+          <w:rFonts w:eastAsia="黑体"/>
+        </w:rPr>
         <w:t xml:space="preserve"> </w:t>
       </w:r>
       <w:r>
         <w:rPr>
-          <w:rFonts w:hint="eastAsia"/>
+          <w:rFonts w:hint="eastAsia" w:eastAsia="黑体"/>
         </w:rPr>
         <w:t xml:space="preserve">并接负载。</w:t>
       </w:r>
@@ -273,29 +330,38 @@
       <w:pPr/>
       <w:r>
         <w:rPr>
-          <w:rFonts w:hint="eastAsia"/>
+          <w:rFonts w:hint="eastAsia" w:eastAsia="黑体"/>
         </w:rPr>
         <w:t xml:space="preserve">各元件管脚连接：主开关</w:t>
       </w:r>
       <w:r>
+        <w:rPr>
+          <w:rFonts w:eastAsia="黑体"/>
+        </w:rPr>
         <w:t xml:space="preserve"> Q1 </w:t>
       </w:r>
       <w:r>
         <w:rPr>
-          <w:rFonts w:hint="eastAsia"/>
+          <w:rFonts w:hint="eastAsia" w:eastAsia="黑体"/>
         </w:rPr>
         <w:t xml:space="preserve">的漏极接输入节点、源极接变压器初级同名端、栅极接主驱动信号；辅助开关</w:t>
       </w:r>
       <w:r>
+        <w:rPr>
+          <w:rFonts w:eastAsia="黑体"/>
+        </w:rPr>
         <w:t xml:space="preserve"> Q2 </w:t>
       </w:r>
       <w:r>
         <w:rPr>
-          <w:rFonts w:hint="eastAsia"/>
+          <w:rFonts w:hint="eastAsia" w:eastAsia="黑体"/>
         </w:rPr>
         <w:t xml:space="preserve">的漏极接变压器初级同名端、源极接钳位电容</w:t>
       </w:r>
       <w:r>
+        <w:rPr>
+          <w:rFonts w:eastAsia="黑体"/>
+        </w:rPr>
         <w:t xml:space="preserve"> </w:t>
       </w:r>
       <m:oMath>
@@ -313,24 +379,33 @@
         </m:sSub>
       </m:oMath>
       <w:r>
+        <w:rPr>
+          <w:rFonts w:eastAsia="黑体"/>
+        </w:rPr>
         <w:t xml:space="preserve"> </w:t>
       </w:r>
       <w:r>
         <w:rPr>
-          <w:rFonts w:hint="eastAsia"/>
+          <w:rFonts w:hint="eastAsia" w:eastAsia="黑体"/>
         </w:rPr>
         <w:t xml:space="preserve">的一端、栅极接与</w:t>
       </w:r>
       <w:r>
+        <w:rPr>
+          <w:rFonts w:eastAsia="黑体"/>
+        </w:rPr>
         <w:t xml:space="preserve"> Q1 </w:t>
       </w:r>
       <w:r>
         <w:rPr>
-          <w:rFonts w:hint="eastAsia"/>
+          <w:rFonts w:hint="eastAsia" w:eastAsia="黑体"/>
         </w:rPr>
         <w:t xml:space="preserve">互补的驱动信号；钳位电容</w:t>
       </w:r>
       <w:r>
+        <w:rPr>
+          <w:rFonts w:eastAsia="黑体"/>
+        </w:rPr>
         <w:t xml:space="preserve"> </w:t>
       </w:r>
       <m:oMath>
@@ -348,20 +423,26 @@
         </m:sSub>
       </m:oMath>
       <w:r>
+        <w:rPr>
+          <w:rFonts w:eastAsia="黑体"/>
+        </w:rPr>
         <w:t xml:space="preserve"> </w:t>
       </w:r>
       <w:r>
         <w:rPr>
-          <w:rFonts w:hint="eastAsia"/>
+          <w:rFonts w:hint="eastAsia" w:eastAsia="黑体"/>
         </w:rPr>
         <w:t xml:space="preserve">一端接</w:t>
       </w:r>
       <w:r>
+        <w:rPr>
+          <w:rFonts w:eastAsia="黑体"/>
+        </w:rPr>
         <w:t xml:space="preserve"> Q2 </w:t>
       </w:r>
       <w:r>
         <w:rPr>
-          <w:rFonts w:hint="eastAsia"/>
+          <w:rFonts w:hint="eastAsia" w:eastAsia="黑体"/>
         </w:rPr>
         <w:t xml:space="preserve">的源极、另一端接输入节点（或地）；变压器初级一端接同名端节点、另一端接地，次级接副边整流二极管（阳极接次级同名端）、续流二极管、滤波电感与输出电容，整流二极管阴极与续流二极管阳极接电感入端、续流二极管阴极接副边地，电感出端接输出电容与负载，输出电容另一端接副边地。</w:t>
       </w:r>
@@ -370,34 +451,43 @@
       <w:pPr/>
       <w:r>
         <w:rPr>
-          <w:rFonts w:hint="eastAsia"/>
+          <w:rFonts w:hint="eastAsia" w:eastAsia="黑体"/>
         </w:rPr>
         <w:t xml:space="preserve">就组态而言，这是由主开关与辅助开关、钳位电容构成有源钳位支路的单管正激（有源钳位正激</w:t>
       </w:r>
       <w:r>
+        <w:rPr>
+          <w:rFonts w:eastAsia="黑体"/>
+        </w:rPr>
         <w:t xml:space="preserve"> </w:t>
       </w:r>
       <w:r>
         <w:rPr>
-          <w:rFonts w:hint="eastAsia"/>
+          <w:rFonts w:hint="eastAsia" w:eastAsia="黑体"/>
         </w:rPr>
         <w:t xml:space="preserve">ACF）变换器，Q1、Q2</w:t>
       </w:r>
       <w:r>
+        <w:rPr>
+          <w:rFonts w:eastAsia="黑体"/>
+        </w:rPr>
         <w:t xml:space="preserve"> </w:t>
       </w:r>
       <w:r>
         <w:rPr>
-          <w:rFonts w:hint="eastAsia"/>
+          <w:rFonts w:hint="eastAsia" w:eastAsia="黑体"/>
         </w:rPr>
         <w:t xml:space="preserve">互补导通，在</w:t>
       </w:r>
       <w:r>
+        <w:rPr>
+          <w:rFonts w:eastAsia="黑体"/>
+        </w:rPr>
         <w:t xml:space="preserve"> Q1 </w:t>
       </w:r>
       <w:r>
         <w:rPr>
-          <w:rFonts w:hint="eastAsia"/>
+          <w:rFonts w:hint="eastAsia" w:eastAsia="黑体"/>
         </w:rPr>
         <w:t xml:space="preserve">关断后回收漏感与励磁能量复位磁芯并实现近零电压开通，用于中等功率高效率隔离电源。</w:t>
       </w:r>
@@ -410,7 +500,7 @@
       </w:pPr>
       <w:r>
         <w:rPr>
-          <w:rFonts w:hint="eastAsia"/>
+          <w:rFonts w:hint="eastAsia" w:eastAsia="黑体"/>
         </w:rPr>
         <w:t xml:space="preserve">工作原理</w:t>
       </w:r>
@@ -434,11 +524,14 @@
         </m:sSub>
       </m:oMath>
       <w:r>
+        <w:rPr>
+          <w:rFonts w:eastAsia="黑体"/>
+        </w:rPr>
         <w:t xml:space="preserve"> </w:t>
       </w:r>
       <w:r>
         <w:rPr>
-          <w:rFonts w:hint="eastAsia"/>
+          <w:rFonts w:hint="eastAsia" w:eastAsia="黑体"/>
         </w:rPr>
         <w:t xml:space="preserve">导通时向副边传能；</w:t>
       </w:r>
@@ -457,15 +550,21 @@
         </m:sSub>
       </m:oMath>
       <w:r>
+        <w:rPr>
+          <w:rFonts w:eastAsia="黑体"/>
+        </w:rPr>
         <w:t xml:space="preserve"> </w:t>
       </w:r>
       <w:r>
         <w:rPr>
-          <w:rFonts w:hint="eastAsia"/>
+          <w:rFonts w:hint="eastAsia" w:eastAsia="黑体"/>
         </w:rPr>
         <w:t xml:space="preserve">关断后</w:t>
       </w:r>
       <w:r>
+        <w:rPr>
+          <w:rFonts w:eastAsia="黑体"/>
+        </w:rPr>
         <w:t xml:space="preserve"> </w:t>
       </w:r>
       <m:oMath>
@@ -483,15 +582,21 @@
         </m:sSub>
       </m:oMath>
       <w:r>
+        <w:rPr>
+          <w:rFonts w:eastAsia="黑体"/>
+        </w:rPr>
         <w:t xml:space="preserve"> </w:t>
       </w:r>
       <w:r>
         <w:rPr>
-          <w:rFonts w:hint="eastAsia"/>
+          <w:rFonts w:hint="eastAsia" w:eastAsia="黑体"/>
         </w:rPr>
         <w:t xml:space="preserve">导通，把漏感与励磁能量转移到钳位电容</w:t>
       </w:r>
       <w:r>
+        <w:rPr>
+          <w:rFonts w:eastAsia="黑体"/>
+        </w:rPr>
         <w:t xml:space="preserve"> </w:t>
       </w:r>
       <m:oMath>
@@ -509,11 +614,14 @@
         </m:sSub>
       </m:oMath>
       <w:r>
+        <w:rPr>
+          <w:rFonts w:eastAsia="黑体"/>
+        </w:rPr>
         <w:t xml:space="preserve"> </w:t>
       </w:r>
       <w:r>
         <w:rPr>
-          <w:rFonts w:hint="eastAsia"/>
+          <w:rFonts w:hint="eastAsia" w:eastAsia="黑体"/>
         </w:rPr>
         <w:t xml:space="preserve">并复位磁芯；</w:t>
       </w:r>
@@ -532,11 +640,14 @@
         </m:sSub>
       </m:oMath>
       <w:r>
+        <w:rPr>
+          <w:rFonts w:eastAsia="黑体"/>
+        </w:rPr>
         <w:t xml:space="preserve"> </w:t>
       </w:r>
       <w:r>
         <w:rPr>
-          <w:rFonts w:hint="eastAsia"/>
+          <w:rFonts w:hint="eastAsia" w:eastAsia="黑体"/>
         </w:rPr>
         <w:t xml:space="preserve">上的能量在下一周期回馈至输入或负载，主开关实现近零电压开通，降低损耗与电压尖峰。</w:t>
       </w:r>
@@ -549,7 +660,7 @@
       </w:pPr>
       <w:r>
         <w:rPr>
-          <w:rFonts w:hint="eastAsia"/>
+          <w:rFonts w:hint="eastAsia" w:eastAsia="黑体"/>
         </w:rPr>
         <w:t xml:space="preserve">关键计算公式</w:t>
       </w:r>
@@ -563,7 +674,7 @@
       </w:pPr>
       <w:r>
         <w:rPr>
-          <w:rFonts w:hint="eastAsia"/>
+          <w:rFonts w:hint="eastAsia" w:eastAsia="黑体"/>
         </w:rPr>
         <w:t xml:space="preserve">输出电压：</w:t>
       </w:r>
@@ -659,7 +770,7 @@
       </w:pPr>
       <w:r>
         <w:rPr>
-          <w:rFonts w:hint="eastAsia"/>
+          <w:rFonts w:hint="eastAsia" w:eastAsia="黑体"/>
         </w:rPr>
         <w:t xml:space="preserve">钳位电容电压：</w:t>
       </w:r>
@@ -743,7 +854,7 @@
       </w:pPr>
       <w:r>
         <w:rPr>
-          <w:rFonts w:hint="eastAsia"/>
+          <w:rFonts w:hint="eastAsia" w:eastAsia="黑体"/>
         </w:rPr>
         <w:t xml:space="preserve">主开关关断电压应力：</w:t>
       </w:r>
@@ -887,7 +998,7 @@
       </w:pPr>
       <w:r>
         <w:rPr>
-          <w:rFonts w:hint="eastAsia"/>
+          <w:rFonts w:hint="eastAsia" w:eastAsia="黑体"/>
         </w:rPr>
         <w:t xml:space="preserve">钳位电容最小容值：</w:t>
       </w:r>
@@ -1050,7 +1161,7 @@
             </w:pPr>
             <w:r>
               <w:rPr>
-                <w:rFonts w:hint="eastAsia"/>
+                <w:rFonts w:hint="eastAsia" w:eastAsia="黑体"/>
               </w:rPr>
               <w:t xml:space="preserve">符号</w:t>
             </w:r>
@@ -1064,7 +1175,7 @@
             </w:pPr>
             <w:r>
               <w:rPr>
-                <w:rFonts w:hint="eastAsia"/>
+                <w:rFonts w:hint="eastAsia" w:eastAsia="黑体"/>
               </w:rPr>
               <w:t xml:space="preserve">含义</w:t>
             </w:r>
@@ -1078,7 +1189,7 @@
             </w:pPr>
             <w:r>
               <w:rPr>
-                <w:rFonts w:hint="eastAsia"/>
+                <w:rFonts w:hint="eastAsia" w:eastAsia="黑体"/>
               </w:rPr>
               <w:t xml:space="preserve">单位</w:t>
             </w:r>
@@ -1107,6 +1218,9 @@
               </m:sSub>
             </m:oMath>
             <w:r>
+              <w:rPr>
+                <w:rFonts w:eastAsia="黑体"/>
+              </w:rPr>
               <w:t xml:space="preserve">​</w:t>
             </w:r>
           </w:p>
@@ -1119,7 +1233,7 @@
             </w:pPr>
             <w:r>
               <w:rPr>
-                <w:rFonts w:hint="eastAsia"/>
+                <w:rFonts w:hint="eastAsia" w:eastAsia="黑体"/>
               </w:rPr>
               <w:t xml:space="preserve">输出电压</w:t>
             </w:r>
@@ -1132,6 +1246,9 @@
               <w:pStyle w:val="Compact"/>
             </w:pPr>
             <w:r>
+              <w:rPr>
+                <w:rFonts w:eastAsia="黑体"/>
+              </w:rPr>
               <w:t xml:space="preserve">V</w:t>
             </w:r>
           </w:p>
@@ -1162,6 +1279,9 @@
               </m:sSub>
             </m:oMath>
             <w:r>
+              <w:rPr>
+                <w:rFonts w:eastAsia="黑体"/>
+              </w:rPr>
               <w:t xml:space="preserve">​</w:t>
             </w:r>
           </w:p>
@@ -1174,7 +1294,7 @@
             </w:pPr>
             <w:r>
               <w:rPr>
-                <w:rFonts w:hint="eastAsia"/>
+                <w:rFonts w:hint="eastAsia" w:eastAsia="黑体"/>
               </w:rPr>
               <w:t xml:space="preserve">输入电压</w:t>
             </w:r>
@@ -1187,6 +1307,9 @@
               <w:pStyle w:val="Compact"/>
             </w:pPr>
             <w:r>
+              <w:rPr>
+                <w:rFonts w:eastAsia="黑体"/>
+              </w:rPr>
               <w:t xml:space="preserve">V</w:t>
             </w:r>
           </w:p>
@@ -1214,6 +1337,9 @@
               </m:sSub>
             </m:oMath>
             <w:r>
+              <w:rPr>
+                <w:rFonts w:eastAsia="黑体"/>
+              </w:rPr>
               <w:t xml:space="preserve">​</w:t>
             </w:r>
           </w:p>
@@ -1226,7 +1352,7 @@
             </w:pPr>
             <w:r>
               <w:rPr>
-                <w:rFonts w:hint="eastAsia"/>
+                <w:rFonts w:hint="eastAsia" w:eastAsia="黑体"/>
               </w:rPr>
               <w:t xml:space="preserve">钳位电容电压</w:t>
             </w:r>
@@ -1239,6 +1365,9 @@
               <w:pStyle w:val="Compact"/>
             </w:pPr>
             <w:r>
+              <w:rPr>
+                <w:rFonts w:eastAsia="黑体"/>
+              </w:rPr>
               <w:t xml:space="preserve">V</w:t>
             </w:r>
           </w:p>
@@ -1257,6 +1386,9 @@
               </m:r>
             </m:oMath>
             <w:r>
+              <w:rPr>
+                <w:rFonts w:eastAsia="黑体"/>
+              </w:rPr>
               <w:t xml:space="preserve">​</w:t>
             </w:r>
           </w:p>
@@ -1269,7 +1401,7 @@
             </w:pPr>
             <w:r>
               <w:rPr>
-                <w:rFonts w:hint="eastAsia"/>
+                <w:rFonts w:hint="eastAsia" w:eastAsia="黑体"/>
               </w:rPr>
               <w:t xml:space="preserve">主开关占空比</w:t>
             </w:r>
@@ -1282,6 +1414,9 @@
               <w:pStyle w:val="Compact"/>
             </w:pPr>
             <w:r>
+              <w:rPr>
+                <w:rFonts w:eastAsia="黑体"/>
+              </w:rPr>
               <w:t xml:space="preserve">—</w:t>
             </w:r>
           </w:p>
@@ -1312,6 +1447,9 @@
               </m:sSub>
             </m:oMath>
             <w:r>
+              <w:rPr>
+                <w:rFonts w:eastAsia="黑体"/>
+              </w:rPr>
               <w:t xml:space="preserve">​</w:t>
             </w:r>
           </w:p>
@@ -1324,7 +1462,7 @@
             </w:pPr>
             <w:r>
               <w:rPr>
-                <w:rFonts w:hint="eastAsia"/>
+                <w:rFonts w:hint="eastAsia" w:eastAsia="黑体"/>
               </w:rPr>
               <w:t xml:space="preserve">开关频率</w:t>
             </w:r>
@@ -1337,6 +1475,9 @@
               <w:pStyle w:val="Compact"/>
             </w:pPr>
             <w:r>
+              <w:rPr>
+                <w:rFonts w:eastAsia="黑体"/>
+              </w:rPr>
               <w:t xml:space="preserve">Hz</w:t>
             </w:r>
           </w:p>
@@ -1364,6 +1505,9 @@
               </m:sSub>
             </m:oMath>
             <w:r>
+              <w:rPr>
+                <w:rFonts w:eastAsia="黑体"/>
+              </w:rPr>
               <w:t xml:space="preserve">​</w:t>
             </w:r>
           </w:p>
@@ -1376,7 +1520,7 @@
             </w:pPr>
             <w:r>
               <w:rPr>
-                <w:rFonts w:hint="eastAsia"/>
+                <w:rFonts w:hint="eastAsia" w:eastAsia="黑体"/>
               </w:rPr>
               <w:t xml:space="preserve">励磁电感</w:t>
             </w:r>
@@ -1389,6 +1533,9 @@
               <w:pStyle w:val="Compact"/>
             </w:pPr>
             <w:r>
+              <w:rPr>
+                <w:rFonts w:eastAsia="黑体"/>
+              </w:rPr>
               <w:t xml:space="preserve">H</w:t>
             </w:r>
           </w:p>
@@ -1416,6 +1563,9 @@
               </m:sSub>
             </m:oMath>
             <w:r>
+              <w:rPr>
+                <w:rFonts w:eastAsia="黑体"/>
+              </w:rPr>
               <w:t xml:space="preserve">​</w:t>
             </w:r>
           </w:p>
@@ -1428,7 +1578,7 @@
             </w:pPr>
             <w:r>
               <w:rPr>
-                <w:rFonts w:hint="eastAsia"/>
+                <w:rFonts w:hint="eastAsia" w:eastAsia="黑体"/>
               </w:rPr>
               <w:t xml:space="preserve">钳位电容</w:t>
             </w:r>
@@ -1441,6 +1591,9 @@
               <w:pStyle w:val="Compact"/>
             </w:pPr>
             <w:r>
+              <w:rPr>
+                <w:rFonts w:eastAsia="黑体"/>
+              </w:rPr>
               <w:t xml:space="preserve">F</w:t>
             </w:r>
           </w:p>
@@ -1455,7 +1608,7 @@
       </w:pPr>
       <w:r>
         <w:rPr>
-          <w:rFonts w:hint="eastAsia"/>
+          <w:rFonts w:hint="eastAsia" w:eastAsia="黑体"/>
         </w:rPr>
         <w:t xml:space="preserve">元件调整影响</w:t>
       </w:r>
@@ -1475,6 +1628,7 @@
       </m:oMath>
       <w:r>
         <w:rPr>
+          <w:rFonts w:eastAsia="黑体"/>
           <w:b/>
           <w:bCs/>
         </w:rPr>
@@ -1482,25 +1636,34 @@
       </w:r>
       <w:r>
         <w:rPr>
-          <w:rFonts w:hint="eastAsia"/>
+          <w:rFonts w:hint="eastAsia" w:eastAsia="黑体"/>
           <w:b/>
           <w:bCs/>
         </w:rPr>
         <w:t xml:space="preserve">增大</w:t>
       </w:r>
       <w:r>
+        <w:rPr>
+          <w:rFonts w:eastAsia="黑体"/>
+        </w:rPr>
         <w:t xml:space="preserve"> </w:t>
       </w:r>
       <w:r>
+        <w:rPr>
+          <w:rFonts w:eastAsia="黑体"/>
+        </w:rPr>
         <w:t xml:space="preserve">→ </w:t>
       </w:r>
       <w:r>
         <w:rPr>
-          <w:rFonts w:hint="eastAsia"/>
+          <w:rFonts w:hint="eastAsia" w:eastAsia="黑体"/>
         </w:rPr>
         <w:t xml:space="preserve">输出电压增大，但</w:t>
       </w:r>
       <w:r>
+        <w:rPr>
+          <w:rFonts w:eastAsia="黑体"/>
+        </w:rPr>
         <w:t xml:space="preserve"> </w:t>
       </w:r>
       <m:oMath>
@@ -1518,15 +1681,21 @@
         </m:sSub>
       </m:oMath>
       <w:r>
+        <w:rPr>
+          <w:rFonts w:eastAsia="黑体"/>
+        </w:rPr>
         <w:t xml:space="preserve"> </w:t>
       </w:r>
       <w:r>
         <w:rPr>
-          <w:rFonts w:hint="eastAsia"/>
+          <w:rFonts w:hint="eastAsia" w:eastAsia="黑体"/>
         </w:rPr>
         <w:t xml:space="preserve">与开关应力按</w:t>
       </w:r>
       <w:r>
+        <w:rPr>
+          <w:rFonts w:eastAsia="黑体"/>
+        </w:rPr>
         <w:t xml:space="preserve"> </w:t>
       </w:r>
       <m:oMath>
@@ -1565,11 +1734,14 @@
         </m:r>
       </m:oMath>
       <w:r>
+        <w:rPr>
+          <w:rFonts w:eastAsia="黑体"/>
+        </w:rPr>
         <w:t xml:space="preserve"> </w:t>
       </w:r>
       <w:r>
         <w:rPr>
-          <w:rFonts w:hint="eastAsia"/>
+          <w:rFonts w:hint="eastAsia" w:eastAsia="黑体"/>
         </w:rPr>
         <w:t xml:space="preserve">剧增。</w:t>
       </w:r>
@@ -1598,6 +1770,7 @@
       </m:oMath>
       <w:r>
         <w:rPr>
+          <w:rFonts w:eastAsia="黑体"/>
           <w:b/>
           <w:bCs/>
         </w:rPr>
@@ -1605,21 +1778,27 @@
       </w:r>
       <w:r>
         <w:rPr>
-          <w:rFonts w:hint="eastAsia"/>
+          <w:rFonts w:hint="eastAsia" w:eastAsia="黑体"/>
           <w:b/>
           <w:bCs/>
         </w:rPr>
         <w:t xml:space="preserve">增大</w:t>
       </w:r>
       <w:r>
+        <w:rPr>
+          <w:rFonts w:eastAsia="黑体"/>
+        </w:rPr>
         <w:t xml:space="preserve"> </w:t>
       </w:r>
       <w:r>
+        <w:rPr>
+          <w:rFonts w:eastAsia="黑体"/>
+        </w:rPr>
         <w:t xml:space="preserve">→ </w:t>
       </w:r>
       <w:r>
         <w:rPr>
-          <w:rFonts w:hint="eastAsia"/>
+          <w:rFonts w:hint="eastAsia" w:eastAsia="黑体"/>
         </w:rPr>
         <w:t xml:space="preserve">钳位电压纹波减小、磁复位更理想，但体积成本上升。</w:t>
       </w:r>
@@ -1648,6 +1827,7 @@
       </m:oMath>
       <w:r>
         <w:rPr>
+          <w:rFonts w:eastAsia="黑体"/>
           <w:b/>
           <w:bCs/>
         </w:rPr>
@@ -1655,21 +1835,27 @@
       </w:r>
       <w:r>
         <w:rPr>
-          <w:rFonts w:hint="eastAsia"/>
+          <w:rFonts w:hint="eastAsia" w:eastAsia="黑体"/>
           <w:b/>
           <w:bCs/>
         </w:rPr>
         <w:t xml:space="preserve">增大</w:t>
       </w:r>
       <w:r>
+        <w:rPr>
+          <w:rFonts w:eastAsia="黑体"/>
+        </w:rPr>
         <w:t xml:space="preserve"> </w:t>
       </w:r>
       <w:r>
+        <w:rPr>
+          <w:rFonts w:eastAsia="黑体"/>
+        </w:rPr>
         <w:t xml:space="preserve">→ </w:t>
       </w:r>
       <w:r>
         <w:rPr>
-          <w:rFonts w:hint="eastAsia"/>
+          <w:rFonts w:hint="eastAsia" w:eastAsia="黑体"/>
         </w:rPr>
         <w:t xml:space="preserve">励磁电流减小、损耗降低，磁芯体积增大。</w:t>
       </w:r>
@@ -1684,7 +1870,7 @@
       </w:pPr>
       <w:r>
         <w:rPr>
-          <w:rFonts w:hint="eastAsia"/>
+          <w:rFonts w:hint="eastAsia" w:eastAsia="黑体"/>
           <w:b/>
           <w:bCs/>
         </w:rPr>
@@ -1692,6 +1878,7 @@
       </w:r>
       <w:r>
         <w:rPr>
+          <w:rFonts w:eastAsia="黑体"/>
           <w:b/>
           <w:bCs/>
         </w:rPr>
@@ -1731,6 +1918,7 @@
       </m:oMath>
       <w:r>
         <w:rPr>
+          <w:rFonts w:eastAsia="黑体"/>
           <w:b/>
           <w:bCs/>
         </w:rPr>
@@ -1738,21 +1926,27 @@
       </w:r>
       <w:r>
         <w:rPr>
-          <w:rFonts w:hint="eastAsia"/>
+          <w:rFonts w:hint="eastAsia" w:eastAsia="黑体"/>
           <w:b/>
           <w:bCs/>
         </w:rPr>
         <w:t xml:space="preserve">增大</w:t>
       </w:r>
       <w:r>
+        <w:rPr>
+          <w:rFonts w:eastAsia="黑体"/>
+        </w:rPr>
         <w:t xml:space="preserve"> </w:t>
       </w:r>
       <w:r>
+        <w:rPr>
+          <w:rFonts w:eastAsia="黑体"/>
+        </w:rPr>
         <w:t xml:space="preserve">→ </w:t>
       </w:r>
       <w:r>
         <w:rPr>
-          <w:rFonts w:hint="eastAsia"/>
+          <w:rFonts w:hint="eastAsia" w:eastAsia="黑体"/>
         </w:rPr>
         <w:t xml:space="preserve">输出电压升高、副边整流应力升高。</w:t>
       </w:r>
@@ -1765,7 +1959,7 @@
       </w:pPr>
       <w:r>
         <w:rPr>
-          <w:rFonts w:hint="eastAsia"/>
+          <w:rFonts w:hint="eastAsia" w:eastAsia="黑体"/>
         </w:rPr>
         <w:t xml:space="preserve">典型参数示例</w:t>
       </w:r>
@@ -1780,11 +1974,14 @@
       </w:pPr>
       <w:r>
         <w:rPr>
-          <w:rFonts w:hint="eastAsia"/>
+          <w:rFonts w:hint="eastAsia" w:eastAsia="黑体"/>
         </w:rPr>
         <w:t xml:space="preserve">取</w:t>
       </w:r>
       <w:r>
+        <w:rPr>
+          <w:rFonts w:eastAsia="黑体"/>
+        </w:rPr>
         <w:t xml:space="preserve"> </w:t>
       </w:r>
       <m:oMath>
@@ -1824,6 +2021,9 @@
         </m:r>
       </m:oMath>
       <w:r>
+        <w:rPr>
+          <w:rFonts w:eastAsia="黑体"/>
+        </w:rPr>
         <w:t xml:space="preserve">、</w:t>
       </w:r>
       <m:oMath>
@@ -1877,6 +2077,9 @@
         </m:r>
       </m:oMath>
       <w:r>
+        <w:rPr>
+          <w:rFonts w:eastAsia="黑体"/>
+        </w:rPr>
         <w:t xml:space="preserve">、</w:t>
       </w:r>
       <m:oMath>
@@ -1895,7 +2098,7 @@
       </m:oMath>
       <w:r>
         <w:rPr>
-          <w:rFonts w:hint="eastAsia"/>
+          <w:rFonts w:hint="eastAsia" w:eastAsia="黑体"/>
         </w:rPr>
         <w:t xml:space="preserve">：</w:t>
       </w:r>
@@ -1960,6 +2163,9 @@
         </m:r>
       </m:oMath>
       <w:r>
+        <w:rPr>
+          <w:rFonts w:eastAsia="黑体"/>
+        </w:rPr>
         <w:t xml:space="preserve">。</w:t>
       </w:r>
     </w:p>
@@ -1973,11 +2179,14 @@
       </w:pPr>
       <w:r>
         <w:rPr>
-          <w:rFonts w:hint="eastAsia"/>
+          <w:rFonts w:hint="eastAsia" w:eastAsia="黑体"/>
         </w:rPr>
         <w:t xml:space="preserve">取</w:t>
       </w:r>
       <w:r>
+        <w:rPr>
+          <w:rFonts w:eastAsia="黑体"/>
+        </w:rPr>
         <w:t xml:space="preserve"> </w:t>
       </w:r>
       <m:oMath>
@@ -2017,6 +2226,9 @@
         </m:r>
       </m:oMath>
       <w:r>
+        <w:rPr>
+          <w:rFonts w:eastAsia="黑体"/>
+        </w:rPr>
         <w:t xml:space="preserve">、</w:t>
       </w:r>
       <m:oMath>
@@ -2035,7 +2247,7 @@
       </m:oMath>
       <w:r>
         <w:rPr>
-          <w:rFonts w:hint="eastAsia"/>
+          <w:rFonts w:hint="eastAsia" w:eastAsia="黑体"/>
         </w:rPr>
         <w:t xml:space="preserve">：</w:t>
       </w:r>
@@ -2104,11 +2316,14 @@
       </m:oMath>
       <w:r>
         <w:rPr>
-          <w:rFonts w:hint="eastAsia"/>
+          <w:rFonts w:hint="eastAsia" w:eastAsia="黑体"/>
         </w:rPr>
         <w:t xml:space="preserve">，开关应力</w:t>
       </w:r>
       <w:r>
+        <w:rPr>
+          <w:rFonts w:eastAsia="黑体"/>
+        </w:rPr>
         <w:t xml:space="preserve"> </w:t>
       </w:r>
       <m:oMath>
@@ -2166,6 +2381,9 @@
         </m:r>
       </m:oMath>
       <w:r>
+        <w:rPr>
+          <w:rFonts w:eastAsia="黑体"/>
+        </w:rPr>
         <w:t xml:space="preserve">。</w:t>
       </w:r>
     </w:p>
@@ -2177,7 +2395,7 @@
       </w:pPr>
       <w:r>
         <w:rPr>
-          <w:rFonts w:hint="eastAsia"/>
+          <w:rFonts w:hint="eastAsia" w:eastAsia="黑体"/>
         </w:rPr>
         <w:t xml:space="preserve">常见器件型号</w:t>
       </w:r>
@@ -2192,7 +2410,7 @@
       </w:pPr>
       <w:r>
         <w:rPr>
-          <w:rFonts w:hint="eastAsia"/>
+          <w:rFonts w:hint="eastAsia" w:eastAsia="黑体"/>
         </w:rPr>
         <w:t xml:space="preserve">控制器：UCC3580、LM5035、NCP1562。</w:t>
       </w:r>
@@ -2207,16 +2425,19 @@
       </w:pPr>
       <w:r>
         <w:rPr>
-          <w:rFonts w:hint="eastAsia"/>
+          <w:rFonts w:hint="eastAsia" w:eastAsia="黑体"/>
         </w:rPr>
         <w:t xml:space="preserve">主/钳位开关：IRF540N、STP36NF06、BSC</w:t>
       </w:r>
       <w:r>
+        <w:rPr>
+          <w:rFonts w:eastAsia="黑体"/>
+        </w:rPr>
         <w:t xml:space="preserve"> </w:t>
       </w:r>
       <w:r>
         <w:rPr>
-          <w:rFonts w:hint="eastAsia"/>
+          <w:rFonts w:hint="eastAsia" w:eastAsia="黑体"/>
         </w:rPr>
         <w:t xml:space="preserve">系列。</w:t>
       </w:r>
@@ -2231,20 +2452,26 @@
       </w:pPr>
       <w:r>
         <w:rPr>
-          <w:rFonts w:hint="eastAsia"/>
+          <w:rFonts w:hint="eastAsia" w:eastAsia="黑体"/>
         </w:rPr>
         <w:t xml:space="preserve">输出整流：MBR/SS</w:t>
       </w:r>
       <w:r>
+        <w:rPr>
+          <w:rFonts w:eastAsia="黑体"/>
+        </w:rPr>
         <w:t xml:space="preserve"> </w:t>
       </w:r>
       <w:r>
         <w:rPr>
-          <w:rFonts w:hint="eastAsia"/>
+          <w:rFonts w:hint="eastAsia" w:eastAsia="黑体"/>
         </w:rPr>
         <w:t xml:space="preserve">肖特基或同步整流</w:t>
       </w:r>
       <w:r>
+        <w:rPr>
+          <w:rFonts w:eastAsia="黑体"/>
+        </w:rPr>
         <w:t xml:space="preserve"> MOSFET。</w:t>
       </w:r>
     </w:p>
@@ -2258,7 +2485,7 @@
       </w:pPr>
       <w:r>
         <w:rPr>
-          <w:rFonts w:hint="eastAsia"/>
+          <w:rFonts w:hint="eastAsia" w:eastAsia="黑体"/>
         </w:rPr>
         <w:t xml:space="preserve">钳位电容：C0G/薄膜电容。</w:t>
       </w:r>
@@ -2271,7 +2498,7 @@
       </w:pPr>
       <w:r>
         <w:rPr>
-          <w:rFonts w:hint="eastAsia"/>
+          <w:rFonts w:hint="eastAsia" w:eastAsia="黑体"/>
         </w:rPr>
         <w:t xml:space="preserve">注意事项</w:t>
       </w:r>
@@ -2286,16 +2513,19 @@
       </w:pPr>
       <w:r>
         <w:rPr>
-          <w:rFonts w:hint="eastAsia"/>
+          <w:rFonts w:hint="eastAsia" w:eastAsia="黑体"/>
         </w:rPr>
         <w:t xml:space="preserve">占空比需</w:t>
       </w:r>
       <w:r>
+        <w:rPr>
+          <w:rFonts w:eastAsia="黑体"/>
+        </w:rPr>
         <w:t xml:space="preserve"> </w:t>
       </w:r>
       <w:r>
         <w:rPr>
-          <w:rFonts w:hint="eastAsia"/>
+          <w:rFonts w:hint="eastAsia" w:eastAsia="黑体"/>
         </w:rPr>
         <w:t xml:space="preserve">&lt;0.5，否则钳位电压与开关应力失控。</w:t>
       </w:r>
@@ -2310,7 +2540,7 @@
       </w:pPr>
       <w:r>
         <w:rPr>
-          <w:rFonts w:hint="eastAsia"/>
+          <w:rFonts w:hint="eastAsia" w:eastAsia="黑体"/>
         </w:rPr>
         <w:t xml:space="preserve">钳位电容容值要足够大以抑制钳位电压纹波。</w:t>
       </w:r>
@@ -2325,7 +2555,7 @@
       </w:pPr>
       <w:r>
         <w:rPr>
-          <w:rFonts w:hint="eastAsia"/>
+          <w:rFonts w:hint="eastAsia" w:eastAsia="黑体"/>
         </w:rPr>
         <w:t xml:space="preserve">主、钳位开关留死区，防止直通。</w:t>
       </w:r>
@@ -2340,7 +2570,7 @@
       </w:pPr>
       <w:r>
         <w:rPr>
-          <w:rFonts w:hint="eastAsia"/>
+          <w:rFonts w:hint="eastAsia" w:eastAsia="黑体"/>
         </w:rPr>
         <w:t xml:space="preserve">回收漏感能量可提升效率并抑制漏感尖峰。</w:t>
       </w:r>
@@ -2353,7 +2583,7 @@
       </w:pPr>
       <w:r>
         <w:rPr>
-          <w:rFonts w:hint="eastAsia"/>
+          <w:rFonts w:hint="eastAsia" w:eastAsia="黑体"/>
         </w:rPr>
         <w:t xml:space="preserve">参考资料</w:t>
       </w:r>
@@ -2367,20 +2597,26 @@
         </w:numPr>
       </w:pPr>
       <w:r>
+        <w:rPr>
+          <w:rFonts w:eastAsia="黑体"/>
+        </w:rPr>
         <w:t xml:space="preserve">TI </w:t>
       </w:r>
       <w:r>
         <w:rPr>
-          <w:rFonts w:hint="eastAsia"/>
+          <w:rFonts w:hint="eastAsia" w:eastAsia="黑体"/>
         </w:rPr>
         <w:t xml:space="preserve">应用笔记</w:t>
       </w:r>
       <w:r>
+        <w:rPr>
+          <w:rFonts w:eastAsia="黑体"/>
+        </w:rPr>
         <w:t xml:space="preserve"> </w:t>
       </w:r>
       <w:r>
         <w:rPr>
-          <w:rFonts w:hint="eastAsia"/>
+          <w:rFonts w:hint="eastAsia" w:eastAsia="黑体"/>
         </w:rPr>
         <w:t xml:space="preserve">SLUA294（有源钳位正激）。</w:t>
       </w:r>
@@ -2394,20 +2630,26 @@
         </w:numPr>
       </w:pPr>
       <w:r>
+        <w:rPr>
+          <w:rFonts w:eastAsia="黑体"/>
+        </w:rPr>
         <w:t xml:space="preserve">LM5030 </w:t>
       </w:r>
       <w:r>
         <w:rPr>
-          <w:rFonts w:hint="eastAsia"/>
+          <w:rFonts w:hint="eastAsia" w:eastAsia="黑体"/>
         </w:rPr>
         <w:t xml:space="preserve">数据手册（Texas</w:t>
       </w:r>
       <w:r>
+        <w:rPr>
+          <w:rFonts w:eastAsia="黑体"/>
+        </w:rPr>
         <w:t xml:space="preserve"> </w:t>
       </w:r>
       <w:r>
         <w:rPr>
-          <w:rFonts w:hint="eastAsia"/>
+          <w:rFonts w:hint="eastAsia" w:eastAsia="黑体"/>
         </w:rPr>
         <w:t xml:space="preserve">Instruments）。</w:t>
       </w:r>
@@ -2422,16 +2664,19 @@
       </w:pPr>
       <w:r>
         <w:rPr>
-          <w:rFonts w:hint="eastAsia"/>
+          <w:rFonts w:hint="eastAsia" w:eastAsia="黑体"/>
         </w:rPr>
         <w:t xml:space="preserve">《开关电源设计（第三版）》（Abraham</w:t>
       </w:r>
       <w:r>
+        <w:rPr>
+          <w:rFonts w:eastAsia="黑体"/>
+        </w:rPr>
         <w:t xml:space="preserve"> I. </w:t>
       </w:r>
       <w:r>
         <w:rPr>
-          <w:rFonts w:hint="eastAsia"/>
+          <w:rFonts w:hint="eastAsia" w:eastAsia="黑体"/>
         </w:rPr>
         <w:t xml:space="preserve">Pressman）。</w:t>
       </w:r>
@@ -2445,11 +2690,11 @@
       </w:pPr>
       <w:r>
         <w:rPr>
-          <w:rFonts w:ascii="Times New Roman" w:hAnsi="Times New Roman"/>
+          <w:rFonts w:ascii="Times New Roman" w:hAnsi="Times New Roman" w:eastAsia="黑体"/>
           <w:color w:val="555555"/>
           <w:sz w:val="21"/>
         </w:rPr>
-        <w:t>材料收集者：杜文杰</w:t>
+        <w:t>材料收集者：杜文杰，WX手机：19519196569，QQ:3478827729</w:t>
       </w:r>
     </w:p>
     <w:sectPr>
@@ -2469,7 +2714,7 @@
 </file>
 
 <file path=word/footer1.xml><?xml version="1.0" encoding="utf-8"?>
-<w:ftr xmlns:m="http://schemas.openxmlformats.org/officeDocument/2006/math" xmlns:mc="http://schemas.openxmlformats.org/markup-compatibility/2006" xmlns:mo="http://schemas.microsoft.com/office/mac/office/2008/main" xmlns:mv="urn:schemas-microsoft-com:mac:vml" xmlns:o="urn:schemas-microsoft-com:office:office" xmlns:r="http://schemas.openxmlformats.org/officeDocument/2006/relationships" xmlns:v="urn:schemas-microsoft-com:vml" xmlns:w10="urn:schemas-microsoft-com:office:word" xmlns:w14="http://schemas.microsoft.com/office/word/2010/wordml" xmlns:w="http://schemas.openxmlformats.org/wordprocessingml/2006/main" xmlns:wne="http://schemas.microsoft.com/office/word/2006/wordml" xmlns:wp14="http://schemas.microsoft.com/office/word/2010/wordprocessingDrawing" xmlns:wp="http://schemas.openxmlformats.org/drawingml/2006/wordprocessingDrawing" xmlns:wpc="http://schemas.microsoft.com/office/word/2010/wordprocessingCanvas" xmlns:wpg="http://schemas.microsoft.com/office/word/2010/wordprocessingGroup" xmlns:wpi="http://schemas.microsoft.com/office/word/2010/wordprocessingInk" xmlns:wps="http://schemas.microsoft.com/office/word/2010/wordprocessingShape" mc:Ignorable="w14 wp14">
+<w:ftr xmlns:mc="http://schemas.openxmlformats.org/markup-compatibility/2006" xmlns:w="http://schemas.openxmlformats.org/wordprocessingml/2006/main" xmlns:m="http://schemas.openxmlformats.org/officeDocument/2006/math" xmlns:mo="http://schemas.microsoft.com/office/mac/office/2008/main" xmlns:mv="urn:schemas-microsoft-com:mac:vml" xmlns:o="urn:schemas-microsoft-com:office:office" xmlns:r="http://schemas.openxmlformats.org/officeDocument/2006/relationships" xmlns:v="urn:schemas-microsoft-com:vml" xmlns:w10="urn:schemas-microsoft-com:office:word" xmlns:w14="http://schemas.microsoft.com/office/word/2010/wordml" xmlns:wne="http://schemas.microsoft.com/office/word/2006/wordml" xmlns:wp14="http://schemas.microsoft.com/office/word/2010/wordprocessingDrawing" xmlns:wp="http://schemas.openxmlformats.org/drawingml/2006/wordprocessingDrawing" xmlns:wpc="http://schemas.microsoft.com/office/word/2010/wordprocessingCanvas" xmlns:wpg="http://schemas.microsoft.com/office/word/2010/wordprocessingGroup" xmlns:wpi="http://schemas.microsoft.com/office/word/2010/wordprocessingInk" xmlns:wps="http://schemas.microsoft.com/office/word/2010/wordprocessingShape" mc:Ignorable="w14 wp14">
   <w:p>
     <w:pPr>
       <w:pStyle w:val="Footer"/>
@@ -2477,12 +2722,14 @@
     </w:pPr>
     <w:r>
       <w:rPr>
+        <w:rFonts w:eastAsia="黑体"/>
         <w:sz w:val="18"/>
       </w:rPr>
       <w:t xml:space="preserve">第 </w:t>
     </w:r>
     <w:r>
       <w:rPr>
+        <w:rFonts w:eastAsia="黑体"/>
         <w:sz w:val="18"/>
       </w:rPr>
       <w:fldChar w:fldCharType="begin"/>
@@ -2491,6 +2738,7 @@
     </w:r>
     <w:r>
       <w:rPr>
+        <w:rFonts w:eastAsia="黑体"/>
         <w:sz w:val="18"/>
       </w:rPr>
       <w:t xml:space="preserve"> 页</w:t>
@@ -2504,6 +2752,9 @@
   <w:footnote w:type="continuationSeparator" w:id="0">
     <w:p>
       <w:r>
+        <w:rPr>
+          <w:rFonts w:eastAsia="黑体"/>
+        </w:rPr>
         <w:continuationSeparator/>
       </w:r>
     </w:p>
@@ -2511,6 +2762,9 @@
   <w:footnote w:type="separator" w:id="-1">
     <w:p>
       <w:r>
+        <w:rPr>
+          <w:rFonts w:eastAsia="黑体"/>
+        </w:rPr>
         <w:separator/>
       </w:r>
     </w:p>
@@ -2519,7 +2773,7 @@
 </file>
 
 <file path=word/header1.xml><?xml version="1.0" encoding="utf-8"?>
-<w:hdr xmlns:m="http://schemas.openxmlformats.org/officeDocument/2006/math" xmlns:mc="http://schemas.openxmlformats.org/markup-compatibility/2006" xmlns:mo="http://schemas.microsoft.com/office/mac/office/2008/main" xmlns:mv="urn:schemas-microsoft-com:mac:vml" xmlns:o="urn:schemas-microsoft-com:office:office" xmlns:r="http://schemas.openxmlformats.org/officeDocument/2006/relationships" xmlns:v="urn:schemas-microsoft-com:vml" xmlns:w10="urn:schemas-microsoft-com:office:word" xmlns:w14="http://schemas.microsoft.com/office/word/2010/wordml" xmlns:w="http://schemas.openxmlformats.org/wordprocessingml/2006/main" xmlns:wne="http://schemas.microsoft.com/office/word/2006/wordml" xmlns:wp14="http://schemas.microsoft.com/office/word/2010/wordprocessingDrawing" xmlns:wp="http://schemas.openxmlformats.org/drawingml/2006/wordprocessingDrawing" xmlns:wpc="http://schemas.microsoft.com/office/word/2010/wordprocessingCanvas" xmlns:wpg="http://schemas.microsoft.com/office/word/2010/wordprocessingGroup" xmlns:wpi="http://schemas.microsoft.com/office/word/2010/wordprocessingInk" xmlns:wps="http://schemas.microsoft.com/office/word/2010/wordprocessingShape" mc:Ignorable="w14 wp14">
+<w:hdr xmlns:mc="http://schemas.openxmlformats.org/markup-compatibility/2006" xmlns:w="http://schemas.openxmlformats.org/wordprocessingml/2006/main" xmlns:m="http://schemas.openxmlformats.org/officeDocument/2006/math" xmlns:mo="http://schemas.microsoft.com/office/mac/office/2008/main" xmlns:mv="urn:schemas-microsoft-com:mac:vml" xmlns:o="urn:schemas-microsoft-com:office:office" xmlns:r="http://schemas.openxmlformats.org/officeDocument/2006/relationships" xmlns:v="urn:schemas-microsoft-com:vml" xmlns:w10="urn:schemas-microsoft-com:office:word" xmlns:w14="http://schemas.microsoft.com/office/word/2010/wordml" xmlns:wne="http://schemas.microsoft.com/office/word/2006/wordml" xmlns:wp14="http://schemas.microsoft.com/office/word/2010/wordprocessingDrawing" xmlns:wp="http://schemas.openxmlformats.org/drawingml/2006/wordprocessingDrawing" xmlns:wpc="http://schemas.microsoft.com/office/word/2010/wordprocessingCanvas" xmlns:wpg="http://schemas.microsoft.com/office/word/2010/wordprocessingGroup" xmlns:wpi="http://schemas.microsoft.com/office/word/2010/wordprocessingInk" xmlns:wps="http://schemas.microsoft.com/office/word/2010/wordprocessingShape" mc:Ignorable="w14 wp14">
   <w:p>
     <w:pPr>
       <w:pStyle w:val="Header"/>
@@ -2527,7 +2781,7 @@
     </w:pPr>
     <w:r>
       <w:rPr>
-        <w:rFonts w:ascii="Times New Roman" w:hAnsi="Times New Roman"/>
+        <w:rFonts w:ascii="Times New Roman" w:hAnsi="Times New Roman" w:eastAsia="黑体"/>
         <w:sz w:val="18"/>
         <w:rFonts w:eastAsia="黑体"/>
         <w:rFonts w:eastAsia="黑体"/>
@@ -2539,7 +2793,7 @@
 </file>
 
 <file path=word/numbering.xml><?xml version="1.0" encoding="utf-8"?>
-<w:numbering xmlns:m="http://schemas.openxmlformats.org/officeDocument/2006/math" xmlns:mc="http://schemas.openxmlformats.org/markup-compatibility/2006" xmlns:mo="http://schemas.microsoft.com/office/mac/office/2008/main" xmlns:mv="urn:schemas-microsoft-com:mac:vml" xmlns:o="urn:schemas-microsoft-com:office:office" xmlns:r="http://schemas.openxmlformats.org/officeDocument/2006/relationships" xmlns:v="urn:schemas-microsoft-com:vml" xmlns:w="http://schemas.openxmlformats.org/wordprocessingml/2006/main" xmlns:w10="urn:schemas-microsoft-com:office:word" xmlns:w14="http://schemas.microsoft.com/office/word/2010/wordml" xmlns:wne="http://schemas.microsoft.com/office/word/2006/wordml" xmlns:wp="http://schemas.openxmlformats.org/drawingml/2006/wordprocessingDrawing" xmlns:wp14="http://schemas.microsoft.com/office/word/2010/wordprocessingDrawing" xmlns:wpc="http://schemas.microsoft.com/office/word/2010/wordprocessingCanvas" xmlns:wpg="http://schemas.microsoft.com/office/word/2010/wordprocessingGroup" xmlns:wpi="http://schemas.microsoft.com/office/word/2010/wordprocessingInk" xmlns:wps="http://schemas.microsoft.com/office/word/2010/wordprocessingShape" mc:Ignorable="w14 wp14">
+<w:numbering xmlns:mc="http://schemas.openxmlformats.org/markup-compatibility/2006" xmlns:w="http://schemas.openxmlformats.org/wordprocessingml/2006/main" xmlns:m="http://schemas.openxmlformats.org/officeDocument/2006/math" xmlns:mo="http://schemas.microsoft.com/office/mac/office/2008/main" xmlns:mv="urn:schemas-microsoft-com:mac:vml" xmlns:o="urn:schemas-microsoft-com:office:office" xmlns:r="http://schemas.openxmlformats.org/officeDocument/2006/relationships" xmlns:v="urn:schemas-microsoft-com:vml" xmlns:w10="urn:schemas-microsoft-com:office:word" xmlns:w14="http://schemas.microsoft.com/office/word/2010/wordml" xmlns:wne="http://schemas.microsoft.com/office/word/2006/wordml" xmlns:wp="http://schemas.openxmlformats.org/drawingml/2006/wordprocessingDrawing" xmlns:wp14="http://schemas.microsoft.com/office/word/2010/wordprocessingDrawing" xmlns:wpc="http://schemas.microsoft.com/office/word/2010/wordprocessingCanvas" xmlns:wpg="http://schemas.microsoft.com/office/word/2010/wordprocessingGroup" xmlns:wpi="http://schemas.microsoft.com/office/word/2010/wordprocessingInk" xmlns:wps="http://schemas.microsoft.com/office/word/2010/wordprocessingShape" mc:Ignorable="w14 wp14">
   <w:abstractNum w:abstractNumId="0">
     <w:nsid w:val="FFFFFF7C"/>
     <w:multiLevelType w:val="singleLevel"/>
@@ -2626,7 +2880,7 @@
         <w:ind w:hanging="360" w:left="1440"/>
       </w:pPr>
       <w:rPr>
-        <w:rFonts w:ascii="Symbol" w:hAnsi="Symbol" w:hint="default"/>
+        <w:rFonts w:ascii="Symbol" w:hAnsi="Symbol" w:hint="default" w:eastAsia="黑体"/>
       </w:rPr>
     </w:lvl>
   </w:abstractNum>
@@ -2647,7 +2901,7 @@
         <w:ind w:hanging="360" w:left="1080"/>
       </w:pPr>
       <w:rPr>
-        <w:rFonts w:ascii="Symbol" w:hAnsi="Symbol" w:hint="default"/>
+        <w:rFonts w:ascii="Symbol" w:hAnsi="Symbol" w:hint="default" w:eastAsia="黑体"/>
       </w:rPr>
     </w:lvl>
   </w:abstractNum>
@@ -2668,7 +2922,7 @@
         <w:ind w:hanging="360" w:left="720"/>
       </w:pPr>
       <w:rPr>
-        <w:rFonts w:ascii="Symbol" w:hAnsi="Symbol" w:hint="default"/>
+        <w:rFonts w:ascii="Symbol" w:hAnsi="Symbol" w:hint="default" w:eastAsia="黑体"/>
       </w:rPr>
     </w:lvl>
   </w:abstractNum>
@@ -2707,7 +2961,7 @@
         <w:ind w:hanging="360" w:left="360"/>
       </w:pPr>
       <w:rPr>
-        <w:rFonts w:ascii="Symbol" w:hAnsi="Symbol" w:hint="default"/>
+        <w:rFonts w:ascii="Symbol" w:hAnsi="Symbol" w:hint="default" w:eastAsia="黑体"/>
       </w:rPr>
     </w:lvl>
   </w:abstractNum>
@@ -2798,7 +3052,7 @@
         <w:ind w:left="720" w:hanging="360"/>
       </w:pPr>
       <w:rPr>
-        <w:rFonts w:ascii="Symbol" w:hAnsi="Symbol" w:cs="Symbol" w:hint="default"/>
+        <w:rFonts w:ascii="Symbol" w:hAnsi="Symbol" w:cs="Symbol" w:hint="default" w:eastAsia="黑体"/>
       </w:rPr>
     </w:lvl>
     <w:lvl w:ilvl="1">
@@ -2809,7 +3063,7 @@
         <w:ind w:left="1440" w:hanging="360"/>
       </w:pPr>
       <w:rPr>
-        <w:rFonts w:ascii="Courier New" w:hAnsi="Courier New" w:cs="Courier New" w:hint="default"/>
+        <w:rFonts w:ascii="Courier New" w:hAnsi="Courier New" w:cs="Courier New" w:hint="default" w:eastAsia="黑体"/>
       </w:rPr>
     </w:lvl>
     <w:lvl w:ilvl="2">
@@ -2820,7 +3074,7 @@
         <w:ind w:left="2160" w:hanging="360"/>
       </w:pPr>
       <w:rPr>
-        <w:rFonts w:ascii="Wingdings" w:hAnsi="Wingdings" w:cs="Wingdings" w:hint="default"/>
+        <w:rFonts w:ascii="Wingdings" w:hAnsi="Wingdings" w:cs="Wingdings" w:hint="default" w:eastAsia="黑体"/>
       </w:rPr>
     </w:lvl>
     <w:lvl w:ilvl="3">
@@ -2831,7 +3085,7 @@
         <w:ind w:left="2880" w:hanging="360"/>
       </w:pPr>
       <w:rPr>
-        <w:rFonts w:ascii="Symbol" w:hAnsi="Symbol" w:cs="Symbol" w:hint="default"/>
+        <w:rFonts w:ascii="Symbol" w:hAnsi="Symbol" w:cs="Symbol" w:hint="default" w:eastAsia="黑体"/>
       </w:rPr>
     </w:lvl>
     <w:lvl w:ilvl="4">
@@ -2842,7 +3096,7 @@
         <w:ind w:left="3600" w:hanging="360"/>
       </w:pPr>
       <w:rPr>
-        <w:rFonts w:ascii="Courier New" w:hAnsi="Courier New" w:cs="Courier New" w:hint="default"/>
+        <w:rFonts w:ascii="Courier New" w:hAnsi="Courier New" w:cs="Courier New" w:hint="default" w:eastAsia="黑体"/>
       </w:rPr>
     </w:lvl>
     <w:lvl w:ilvl="5">
@@ -2853,7 +3107,7 @@
         <w:ind w:left="4320" w:hanging="360"/>
       </w:pPr>
       <w:rPr>
-        <w:rFonts w:ascii="Wingdings" w:hAnsi="Wingdings" w:cs="Wingdings" w:hint="default"/>
+        <w:rFonts w:ascii="Wingdings" w:hAnsi="Wingdings" w:cs="Wingdings" w:hint="default" w:eastAsia="黑体"/>
       </w:rPr>
     </w:lvl>
     <w:lvl w:ilvl="6">
@@ -2864,7 +3118,7 @@
         <w:ind w:left="5040" w:hanging="360"/>
       </w:pPr>
       <w:rPr>
-        <w:rFonts w:ascii="Symbol" w:hAnsi="Symbol" w:cs="Symbol" w:hint="default"/>
+        <w:rFonts w:ascii="Symbol" w:hAnsi="Symbol" w:cs="Symbol" w:hint="default" w:eastAsia="黑体"/>
       </w:rPr>
     </w:lvl>
     <w:lvl w:ilvl="7">
@@ -2875,7 +3129,7 @@
         <w:ind w:left="5760" w:hanging="360"/>
       </w:pPr>
       <w:rPr>
-        <w:rFonts w:ascii="Courier New" w:hAnsi="Courier New" w:cs="Courier New" w:hint="default"/>
+        <w:rFonts w:ascii="Courier New" w:hAnsi="Courier New" w:cs="Courier New" w:hint="default" w:eastAsia="黑体"/>
       </w:rPr>
     </w:lvl>
     <w:lvl w:ilvl="8">
@@ -2886,7 +3140,7 @@
         <w:ind w:left="6480" w:hanging="360"/>
       </w:pPr>
       <w:rPr>
-        <w:rFonts w:ascii="Wingdings" w:hAnsi="Wingdings" w:cs="Wingdings" w:hint="default"/>
+        <w:rFonts w:ascii="Wingdings" w:hAnsi="Wingdings" w:cs="Wingdings" w:hint="default" w:eastAsia="黑体"/>
       </w:rPr>
     </w:lvl>
   </w:abstractNum>
@@ -2942,11 +3196,11 @@
 </file>
 
 <file path=word/styles.xml><?xml version="1.0" encoding="utf-8"?>
-<w:styles xmlns:mc="http://schemas.openxmlformats.org/markup-compatibility/2006" xmlns:r="http://schemas.openxmlformats.org/officeDocument/2006/relationships" xmlns:w="http://schemas.openxmlformats.org/wordprocessingml/2006/main" xmlns:w14="http://schemas.microsoft.com/office/word/2010/wordml" mc:Ignorable="w14">
+<w:styles xmlns:mc="http://schemas.openxmlformats.org/markup-compatibility/2006" xmlns:w="http://schemas.openxmlformats.org/wordprocessingml/2006/main" xmlns:r="http://schemas.openxmlformats.org/officeDocument/2006/relationships" xmlns:w14="http://schemas.microsoft.com/office/word/2010/wordml" mc:Ignorable="w14">
   <w:docDefaults>
     <w:rPrDefault>
       <w:rPr>
-        <w:rFonts w:asciiTheme="minorHAnsi" w:cstheme="minorBidi" w:eastAsiaTheme="minorEastAsia" w:hAnsiTheme="minorHAnsi"/>
+        <w:rFonts w:asciiTheme="minorHAnsi" w:cstheme="minorBidi" w:hAnsiTheme="minorHAnsi" w:eastAsia="黑体"/>
         <w:sz w:val="22"/>
         <w:szCs w:val="22"/>
         <w:lang w:bidi="ar-SA" w:eastAsia="en-US" w:val="en-US"/>
@@ -3168,7 +3422,7 @@
       <w:outlineLvl w:val="0"/>
     </w:pPr>
     <w:rPr>
-      <w:rFonts w:ascii="Times New Roman" w:asciiTheme="majorHAnsi" w:cstheme="majorBidi" w:eastAsia="黑体" w:eastAsiaTheme="majorEastAsia" w:hAnsi="Times New Roman" w:hAnsiTheme="majorHAnsi"/>
+      <w:rFonts w:ascii="Times New Roman" w:asciiTheme="majorHAnsi" w:cstheme="majorBidi" w:eastAsia="黑体" w:hAnsi="Times New Roman" w:hAnsiTheme="majorHAnsi"/>
       <w:b/>
       <w:bCs/>
       <w:color w:val="1F3864"/>
@@ -3192,7 +3446,7 @@
       <w:outlineLvl w:val="1"/>
     </w:pPr>
     <w:rPr>
-      <w:rFonts w:ascii="Times New Roman" w:asciiTheme="majorHAnsi" w:cstheme="majorBidi" w:eastAsia="黑体" w:eastAsiaTheme="majorEastAsia" w:hAnsi="Times New Roman" w:hAnsiTheme="majorHAnsi"/>
+      <w:rFonts w:ascii="Times New Roman" w:asciiTheme="majorHAnsi" w:cstheme="majorBidi" w:eastAsia="黑体" w:hAnsi="Times New Roman" w:hAnsiTheme="majorHAnsi"/>
       <w:b/>
       <w:bCs/>
       <w:color w:val="2E4E7E"/>
@@ -3216,7 +3470,7 @@
       <w:outlineLvl w:val="2"/>
     </w:pPr>
     <w:rPr>
-      <w:rFonts w:ascii="Times New Roman" w:asciiTheme="majorHAnsi" w:cstheme="majorBidi" w:eastAsia="黑体" w:eastAsiaTheme="majorEastAsia" w:hAnsi="Times New Roman" w:hAnsiTheme="majorHAnsi"/>
+      <w:rFonts w:ascii="Times New Roman" w:asciiTheme="majorHAnsi" w:cstheme="majorBidi" w:eastAsia="黑体" w:hAnsi="Times New Roman" w:hAnsiTheme="majorHAnsi"/>
       <w:b/>
       <w:bCs/>
       <w:color w:val="2E4E7E"/>
@@ -3240,7 +3494,7 @@
       <w:outlineLvl w:val="3"/>
     </w:pPr>
     <w:rPr>
-      <w:rFonts w:ascii="Times New Roman" w:asciiTheme="majorHAnsi" w:cstheme="majorBidi" w:eastAsia="黑体" w:eastAsiaTheme="majorEastAsia" w:hAnsi="Times New Roman" w:hAnsiTheme="majorHAnsi"/>
+      <w:rFonts w:ascii="Times New Roman" w:asciiTheme="majorHAnsi" w:cstheme="majorBidi" w:eastAsia="黑体" w:hAnsi="Times New Roman" w:hAnsiTheme="majorHAnsi"/>
       <w:b/>
       <w:bCs/>
       <w:i/>
@@ -3266,7 +3520,7 @@
       <w:outlineLvl w:val="4"/>
     </w:pPr>
     <w:rPr>
-      <w:rFonts w:ascii="Times New Roman" w:asciiTheme="majorHAnsi" w:cstheme="majorBidi" w:eastAsia="黑体" w:eastAsiaTheme="majorEastAsia" w:hAnsi="Times New Roman" w:hAnsiTheme="majorHAnsi"/>
+      <w:rFonts w:ascii="Times New Roman" w:asciiTheme="majorHAnsi" w:cstheme="majorBidi" w:eastAsia="黑体" w:hAnsi="Times New Roman" w:hAnsiTheme="majorHAnsi"/>
       <w:b/>
       <w:color w:val="333333"/>
       <w:sz w:val="22"/>
@@ -3289,7 +3543,7 @@
       <w:outlineLvl w:val="5"/>
     </w:pPr>
     <w:rPr>
-      <w:rFonts w:asciiTheme="majorHAnsi" w:cstheme="majorBidi" w:eastAsiaTheme="majorEastAsia" w:hAnsiTheme="majorHAnsi"/>
+      <w:rFonts w:asciiTheme="majorHAnsi" w:cstheme="majorBidi" w:hAnsiTheme="majorHAnsi" w:eastAsia="黑体"/>
       <w:i/>
       <w:iCs/>
       <w:color w:themeColor="accent1" w:themeShade="7F" w:val="243F60"/>
@@ -3312,7 +3566,7 @@
       <w:outlineLvl w:val="6"/>
     </w:pPr>
     <w:rPr>
-      <w:rFonts w:asciiTheme="majorHAnsi" w:cstheme="majorBidi" w:eastAsiaTheme="majorEastAsia" w:hAnsiTheme="majorHAnsi"/>
+      <w:rFonts w:asciiTheme="majorHAnsi" w:cstheme="majorBidi" w:hAnsiTheme="majorHAnsi" w:eastAsia="黑体"/>
       <w:i/>
       <w:iCs/>
       <w:color w:themeColor="text1" w:themeTint="BF" w:val="404040"/>
@@ -3335,7 +3589,7 @@
       <w:outlineLvl w:val="7"/>
     </w:pPr>
     <w:rPr>
-      <w:rFonts w:asciiTheme="majorHAnsi" w:cstheme="majorBidi" w:eastAsiaTheme="majorEastAsia" w:hAnsiTheme="majorHAnsi"/>
+      <w:rFonts w:asciiTheme="majorHAnsi" w:cstheme="majorBidi" w:hAnsiTheme="majorHAnsi" w:eastAsia="黑体"/>
       <w:color w:themeColor="accent1" w:val="4F81BD"/>
       <w:sz w:val="20"/>
       <w:szCs w:val="20"/>
@@ -3358,7 +3612,7 @@
       <w:outlineLvl w:val="8"/>
     </w:pPr>
     <w:rPr>
-      <w:rFonts w:asciiTheme="majorHAnsi" w:cstheme="majorBidi" w:eastAsiaTheme="majorEastAsia" w:hAnsiTheme="majorHAnsi"/>
+      <w:rFonts w:asciiTheme="majorHAnsi" w:cstheme="majorBidi" w:hAnsiTheme="majorHAnsi" w:eastAsia="黑体"/>
       <w:i/>
       <w:iCs/>
       <w:color w:themeColor="text1" w:themeTint="BF" w:val="404040"/>
@@ -3409,7 +3663,7 @@
     <w:uiPriority w:val="9"/>
     <w:rsid w:val="00FC693F"/>
     <w:rPr>
-      <w:rFonts w:asciiTheme="majorHAnsi" w:cstheme="majorBidi" w:eastAsiaTheme="majorEastAsia" w:hAnsiTheme="majorHAnsi"/>
+      <w:rFonts w:asciiTheme="majorHAnsi" w:cstheme="majorBidi" w:hAnsiTheme="majorHAnsi" w:eastAsia="黑体"/>
       <w:b/>
       <w:bCs/>
       <w:color w:themeColor="accent1" w:themeShade="BF" w:val="365F91"/>
@@ -3424,7 +3678,7 @@
     <w:uiPriority w:val="9"/>
     <w:rsid w:val="00FC693F"/>
     <w:rPr>
-      <w:rFonts w:asciiTheme="majorHAnsi" w:cstheme="majorBidi" w:eastAsiaTheme="majorEastAsia" w:hAnsiTheme="majorHAnsi"/>
+      <w:rFonts w:asciiTheme="majorHAnsi" w:cstheme="majorBidi" w:hAnsiTheme="majorHAnsi" w:eastAsia="黑体"/>
       <w:b/>
       <w:bCs/>
       <w:color w:themeColor="accent1" w:val="4F81BD"/>
@@ -3439,7 +3693,7 @@
     <w:uiPriority w:val="9"/>
     <w:rsid w:val="00FC693F"/>
     <w:rPr>
-      <w:rFonts w:asciiTheme="majorHAnsi" w:cstheme="majorBidi" w:eastAsiaTheme="majorEastAsia" w:hAnsiTheme="majorHAnsi"/>
+      <w:rFonts w:asciiTheme="majorHAnsi" w:cstheme="majorBidi" w:hAnsiTheme="majorHAnsi" w:eastAsia="黑体"/>
       <w:b/>
       <w:bCs/>
       <w:color w:themeColor="accent1" w:val="4F81BD"/>
@@ -3462,7 +3716,7 @@
       <w:contextualSpacing/>
     </w:pPr>
     <w:rPr>
-      <w:rFonts w:ascii="Times New Roman" w:asciiTheme="majorHAnsi" w:cstheme="majorBidi" w:eastAsia="黑体" w:eastAsiaTheme="majorEastAsia" w:hAnsi="Times New Roman" w:hAnsiTheme="majorHAnsi"/>
+      <w:rFonts w:ascii="Times New Roman" w:asciiTheme="majorHAnsi" w:cstheme="majorBidi" w:eastAsia="黑体" w:hAnsi="Times New Roman" w:hAnsiTheme="majorHAnsi"/>
       <w:b/>
       <w:color w:val="1F3864"/>
       <w:spacing w:val="5"/>
@@ -3478,7 +3732,7 @@
     <w:uiPriority w:val="10"/>
     <w:rsid w:val="00FC693F"/>
     <w:rPr>
-      <w:rFonts w:asciiTheme="majorHAnsi" w:cstheme="majorBidi" w:eastAsiaTheme="majorEastAsia" w:hAnsiTheme="majorHAnsi"/>
+      <w:rFonts w:asciiTheme="majorHAnsi" w:cstheme="majorBidi" w:hAnsiTheme="majorHAnsi" w:eastAsia="黑体"/>
       <w:color w:themeColor="text2" w:themeShade="BF" w:val="17365D"/>
       <w:spacing w:val="5"/>
       <w:kern w:val="28"/>
@@ -3500,7 +3754,7 @@
       </w:numPr>
     </w:pPr>
     <w:rPr>
-      <w:rFonts w:asciiTheme="majorHAnsi" w:cstheme="majorBidi" w:eastAsiaTheme="majorEastAsia" w:hAnsiTheme="majorHAnsi"/>
+      <w:rFonts w:asciiTheme="majorHAnsi" w:cstheme="majorBidi" w:hAnsiTheme="majorHAnsi" w:eastAsia="黑体"/>
       <w:i/>
       <w:iCs/>
       <w:color w:themeColor="accent1" w:val="4F81BD"/>
@@ -3516,7 +3770,7 @@
     <w:uiPriority w:val="11"/>
     <w:rsid w:val="00FC693F"/>
     <w:rPr>
-      <w:rFonts w:asciiTheme="majorHAnsi" w:cstheme="majorBidi" w:eastAsiaTheme="majorEastAsia" w:hAnsiTheme="majorHAnsi"/>
+      <w:rFonts w:asciiTheme="majorHAnsi" w:cstheme="majorBidi" w:hAnsiTheme="majorHAnsi" w:eastAsia="黑体"/>
       <w:i/>
       <w:iCs/>
       <w:color w:themeColor="accent1" w:val="4F81BD"/>
@@ -3583,6 +3837,7 @@
       <w:spacing w:after="120"/>
     </w:pPr>
     <w:rPr>
+      <w:rFonts w:eastAsia="黑体"/>
       <w:sz w:val="16"/>
       <w:szCs w:val="16"/>
     </w:rPr>
@@ -3594,6 +3849,7 @@
     <w:uiPriority w:val="99"/>
     <w:rsid w:val="00AA1D8D"/>
     <w:rPr>
+      <w:rFonts w:eastAsia="黑体"/>
       <w:sz w:val="16"/>
       <w:szCs w:val="16"/>
     </w:rPr>
@@ -3763,7 +4019,7 @@
       </w:tabs>
     </w:pPr>
     <w:rPr>
-      <w:rFonts w:ascii="Courier" w:hAnsi="Courier"/>
+      <w:rFonts w:ascii="Courier" w:hAnsi="Courier" w:eastAsia="黑体"/>
       <w:sz w:val="20"/>
       <w:szCs w:val="20"/>
     </w:rPr>
@@ -3775,7 +4031,7 @@
     <w:uiPriority w:val="99"/>
     <w:rsid w:val="0029639D"/>
     <w:rPr>
-      <w:rFonts w:ascii="Courier" w:hAnsi="Courier"/>
+      <w:rFonts w:ascii="Courier" w:hAnsi="Courier" w:eastAsia="黑体"/>
       <w:sz w:val="20"/>
       <w:szCs w:val="20"/>
     </w:rPr>
@@ -3811,6 +4067,7 @@
     <w:uiPriority w:val="29"/>
     <w:rsid w:val="00FC693F"/>
     <w:rPr>
+      <w:rFonts w:eastAsia="黑体"/>
       <w:i/>
       <w:iCs/>
       <w:color w:themeColor="text1" w:val="000000"/>
@@ -3824,7 +4081,7 @@
     <w:semiHidden/>
     <w:rsid w:val="00FC693F"/>
     <w:rPr>
-      <w:rFonts w:asciiTheme="majorHAnsi" w:cstheme="majorBidi" w:eastAsiaTheme="majorEastAsia" w:hAnsiTheme="majorHAnsi"/>
+      <w:rFonts w:asciiTheme="majorHAnsi" w:cstheme="majorBidi" w:hAnsiTheme="majorHAnsi" w:eastAsia="黑体"/>
       <w:b/>
       <w:bCs/>
       <w:i/>
@@ -3840,7 +4097,7 @@
     <w:semiHidden/>
     <w:rsid w:val="00FC693F"/>
     <w:rPr>
-      <w:rFonts w:asciiTheme="majorHAnsi" w:cstheme="majorBidi" w:eastAsiaTheme="majorEastAsia" w:hAnsiTheme="majorHAnsi"/>
+      <w:rFonts w:asciiTheme="majorHAnsi" w:cstheme="majorBidi" w:hAnsiTheme="majorHAnsi" w:eastAsia="黑体"/>
       <w:color w:themeColor="accent1" w:themeShade="7F" w:val="243F60"/>
     </w:rPr>
   </w:style>
@@ -3852,7 +4109,7 @@
     <w:semiHidden/>
     <w:rsid w:val="00FC693F"/>
     <w:rPr>
-      <w:rFonts w:asciiTheme="majorHAnsi" w:cstheme="majorBidi" w:eastAsiaTheme="majorEastAsia" w:hAnsiTheme="majorHAnsi"/>
+      <w:rFonts w:asciiTheme="majorHAnsi" w:cstheme="majorBidi" w:hAnsiTheme="majorHAnsi" w:eastAsia="黑体"/>
       <w:i/>
       <w:iCs/>
       <w:color w:themeColor="accent1" w:themeShade="7F" w:val="243F60"/>
@@ -3866,7 +4123,7 @@
     <w:semiHidden/>
     <w:rsid w:val="00FC693F"/>
     <w:rPr>
-      <w:rFonts w:asciiTheme="majorHAnsi" w:cstheme="majorBidi" w:eastAsiaTheme="majorEastAsia" w:hAnsiTheme="majorHAnsi"/>
+      <w:rFonts w:asciiTheme="majorHAnsi" w:cstheme="majorBidi" w:hAnsiTheme="majorHAnsi" w:eastAsia="黑体"/>
       <w:i/>
       <w:iCs/>
       <w:color w:themeColor="text1" w:themeTint="BF" w:val="404040"/>
@@ -3880,7 +4137,7 @@
     <w:semiHidden/>
     <w:rsid w:val="00FC693F"/>
     <w:rPr>
-      <w:rFonts w:asciiTheme="majorHAnsi" w:cstheme="majorBidi" w:eastAsiaTheme="majorEastAsia" w:hAnsiTheme="majorHAnsi"/>
+      <w:rFonts w:asciiTheme="majorHAnsi" w:cstheme="majorBidi" w:hAnsiTheme="majorHAnsi" w:eastAsia="黑体"/>
       <w:color w:themeColor="accent1" w:val="4F81BD"/>
       <w:sz w:val="20"/>
       <w:szCs w:val="20"/>
@@ -3894,7 +4151,7 @@
     <w:semiHidden/>
     <w:rsid w:val="00FC693F"/>
     <w:rPr>
-      <w:rFonts w:asciiTheme="majorHAnsi" w:cstheme="majorBidi" w:eastAsiaTheme="majorEastAsia" w:hAnsiTheme="majorHAnsi"/>
+      <w:rFonts w:asciiTheme="majorHAnsi" w:cstheme="majorBidi" w:hAnsiTheme="majorHAnsi" w:eastAsia="黑体"/>
       <w:i/>
       <w:iCs/>
       <w:color w:themeColor="text1" w:themeTint="BF" w:val="404040"/>
@@ -3915,6 +4172,7 @@
       <w:spacing w:line="240" w:lineRule="auto"/>
     </w:pPr>
     <w:rPr>
+      <w:rFonts w:eastAsia="黑体"/>
       <w:b/>
       <w:bCs/>
       <w:color w:themeColor="accent1" w:val="4F81BD"/>
@@ -3929,6 +4187,7 @@
     <w:qFormat/>
     <w:rsid w:val="00FC693F"/>
     <w:rPr>
+      <w:rFonts w:eastAsia="黑体"/>
       <w:b/>
       <w:bCs/>
     </w:rPr>
@@ -3940,6 +4199,7 @@
     <w:qFormat/>
     <w:rsid w:val="00FC693F"/>
     <w:rPr>
+      <w:rFonts w:eastAsia="黑体"/>
       <w:i/>
       <w:iCs/>
     </w:rPr>
@@ -3960,6 +4220,7 @@
       <w:ind w:left="936" w:right="936"/>
     </w:pPr>
     <w:rPr>
+      <w:rFonts w:eastAsia="黑体"/>
       <w:b/>
       <w:bCs/>
       <w:i/>
@@ -3974,6 +4235,7 @@
     <w:uiPriority w:val="30"/>
     <w:rsid w:val="00FC693F"/>
     <w:rPr>
+      <w:rFonts w:eastAsia="黑体"/>
       <w:b/>
       <w:bCs/>
       <w:i/>
@@ -3988,6 +4250,7 @@
     <w:qFormat/>
     <w:rsid w:val="00FC693F"/>
     <w:rPr>
+      <w:rFonts w:eastAsia="黑体"/>
       <w:i/>
       <w:iCs/>
       <w:color w:themeColor="text1" w:themeTint="7F" w:val="808080"/>
@@ -4000,6 +4263,7 @@
     <w:qFormat/>
     <w:rsid w:val="00FC693F"/>
     <w:rPr>
+      <w:rFonts w:eastAsia="黑体"/>
       <w:b/>
       <w:bCs/>
       <w:i/>
@@ -4014,6 +4278,7 @@
     <w:qFormat/>
     <w:rsid w:val="00FC693F"/>
     <w:rPr>
+      <w:rFonts w:eastAsia="黑体"/>
       <w:smallCaps/>
       <w:color w:themeColor="accent2" w:val="C0504D"/>
       <w:u w:val="single"/>
@@ -4026,6 +4291,7 @@
     <w:qFormat/>
     <w:rsid w:val="00FC693F"/>
     <w:rPr>
+      <w:rFonts w:eastAsia="黑体"/>
       <w:b/>
       <w:bCs/>
       <w:smallCaps/>
@@ -4041,6 +4307,7 @@
     <w:qFormat/>
     <w:rsid w:val="00FC693F"/>
     <w:rPr>
+      <w:rFonts w:eastAsia="黑体"/>
       <w:b/>
       <w:bCs/>
       <w:smallCaps/>
@@ -4095,6 +4362,7 @@
       <w:spacing w:after="0" w:line="240" w:lineRule="auto"/>
     </w:pPr>
     <w:rPr>
+      <w:rFonts w:eastAsia="黑体"/>
       <w:color w:themeColor="text1" w:themeShade="BF" w:val="000000"/>
     </w:rPr>
     <w:tblPr>
@@ -4117,6 +4385,7 @@
         <w:spacing w:after="0" w:before="0" w:line="240" w:lineRule="auto"/>
       </w:pPr>
       <w:rPr>
+        <w:rFonts w:eastAsia="黑体"/>
         <w:b/>
         <w:bCs/>
       </w:rPr>
@@ -4137,6 +4406,7 @@
         <w:spacing w:after="0" w:before="0" w:line="240" w:lineRule="auto"/>
       </w:pPr>
       <w:rPr>
+        <w:rFonts w:eastAsia="黑体"/>
         <w:b/>
         <w:bCs/>
       </w:rPr>
@@ -4154,12 +4424,14 @@
     </w:tblStylePr>
     <w:tblStylePr w:type="firstCol">
       <w:rPr>
+        <w:rFonts w:eastAsia="黑体"/>
         <w:b/>
         <w:bCs/>
       </w:rPr>
     </w:tblStylePr>
     <w:tblStylePr w:type="lastCol">
       <w:rPr>
+        <w:rFonts w:eastAsia="黑体"/>
         <w:b/>
         <w:bCs/>
       </w:rPr>
@@ -4198,6 +4470,7 @@
       <w:spacing w:after="0" w:line="240" w:lineRule="auto"/>
     </w:pPr>
     <w:rPr>
+      <w:rFonts w:eastAsia="黑体"/>
       <w:color w:themeColor="accent1" w:themeShade="BF" w:val="365F91"/>
     </w:rPr>
     <w:tblPr>
@@ -4220,6 +4493,7 @@
         <w:spacing w:after="0" w:before="0" w:line="240" w:lineRule="auto"/>
       </w:pPr>
       <w:rPr>
+        <w:rFonts w:eastAsia="黑体"/>
         <w:b/>
         <w:bCs/>
       </w:rPr>
@@ -4240,6 +4514,7 @@
         <w:spacing w:after="0" w:before="0" w:line="240" w:lineRule="auto"/>
       </w:pPr>
       <w:rPr>
+        <w:rFonts w:eastAsia="黑体"/>
         <w:b/>
         <w:bCs/>
       </w:rPr>
@@ -4257,12 +4532,14 @@
     </w:tblStylePr>
     <w:tblStylePr w:type="firstCol">
       <w:rPr>
+        <w:rFonts w:eastAsia="黑体"/>
         <w:b/>
         <w:bCs/>
       </w:rPr>
     </w:tblStylePr>
     <w:tblStylePr w:type="lastCol">
       <w:rPr>
+        <w:rFonts w:eastAsia="黑体"/>
         <w:b/>
         <w:bCs/>
       </w:rPr>
@@ -4301,6 +4578,7 @@
       <w:spacing w:after="0" w:line="240" w:lineRule="auto"/>
     </w:pPr>
     <w:rPr>
+      <w:rFonts w:eastAsia="黑体"/>
       <w:color w:themeColor="accent2" w:themeShade="BF" w:val="943634"/>
     </w:rPr>
     <w:tblPr>
@@ -4323,6 +4601,7 @@
         <w:spacing w:after="0" w:before="0" w:line="240" w:lineRule="auto"/>
       </w:pPr>
       <w:rPr>
+        <w:rFonts w:eastAsia="黑体"/>
         <w:b/>
         <w:bCs/>
       </w:rPr>
@@ -4343,6 +4622,7 @@
         <w:spacing w:after="0" w:before="0" w:line="240" w:lineRule="auto"/>
       </w:pPr>
       <w:rPr>
+        <w:rFonts w:eastAsia="黑体"/>
         <w:b/>
         <w:bCs/>
       </w:rPr>
@@ -4360,12 +4640,14 @@
     </w:tblStylePr>
     <w:tblStylePr w:type="firstCol">
       <w:rPr>
+        <w:rFonts w:eastAsia="黑体"/>
         <w:b/>
         <w:bCs/>
       </w:rPr>
     </w:tblStylePr>
     <w:tblStylePr w:type="lastCol">
       <w:rPr>
+        <w:rFonts w:eastAsia="黑体"/>
         <w:b/>
         <w:bCs/>
       </w:rPr>
@@ -4404,6 +4686,7 @@
       <w:spacing w:after="0" w:line="240" w:lineRule="auto"/>
     </w:pPr>
     <w:rPr>
+      <w:rFonts w:eastAsia="黑体"/>
       <w:color w:themeColor="accent3" w:themeShade="BF" w:val="76923C"/>
     </w:rPr>
     <w:tblPr>
@@ -4426,6 +4709,7 @@
         <w:spacing w:after="0" w:before="0" w:line="240" w:lineRule="auto"/>
       </w:pPr>
       <w:rPr>
+        <w:rFonts w:eastAsia="黑体"/>
         <w:b/>
         <w:bCs/>
       </w:rPr>
@@ -4446,6 +4730,7 @@
         <w:spacing w:after="0" w:before="0" w:line="240" w:lineRule="auto"/>
       </w:pPr>
       <w:rPr>
+        <w:rFonts w:eastAsia="黑体"/>
         <w:b/>
         <w:bCs/>
       </w:rPr>
@@ -4463,12 +4748,14 @@
     </w:tblStylePr>
     <w:tblStylePr w:type="firstCol">
       <w:rPr>
+        <w:rFonts w:eastAsia="黑体"/>
         <w:b/>
         <w:bCs/>
       </w:rPr>
     </w:tblStylePr>
     <w:tblStylePr w:type="lastCol">
       <w:rPr>
+        <w:rFonts w:eastAsia="黑体"/>
         <w:b/>
         <w:bCs/>
       </w:rPr>
@@ -4507,6 +4794,7 @@
       <w:spacing w:after="0" w:line="240" w:lineRule="auto"/>
     </w:pPr>
     <w:rPr>
+      <w:rFonts w:eastAsia="黑体"/>
       <w:color w:themeColor="accent4" w:themeShade="BF" w:val="5F497A"/>
     </w:rPr>
     <w:tblPr>
@@ -4529,6 +4817,7 @@
         <w:spacing w:after="0" w:before="0" w:line="240" w:lineRule="auto"/>
       </w:pPr>
       <w:rPr>
+        <w:rFonts w:eastAsia="黑体"/>
         <w:b/>
         <w:bCs/>
       </w:rPr>
@@ -4549,6 +4838,7 @@
         <w:spacing w:after="0" w:before="0" w:line="240" w:lineRule="auto"/>
       </w:pPr>
       <w:rPr>
+        <w:rFonts w:eastAsia="黑体"/>
         <w:b/>
         <w:bCs/>
       </w:rPr>
@@ -4566,12 +4856,14 @@
     </w:tblStylePr>
     <w:tblStylePr w:type="firstCol">
       <w:rPr>
+        <w:rFonts w:eastAsia="黑体"/>
         <w:b/>
         <w:bCs/>
       </w:rPr>
     </w:tblStylePr>
     <w:tblStylePr w:type="lastCol">
       <w:rPr>
+        <w:rFonts w:eastAsia="黑体"/>
         <w:b/>
         <w:bCs/>
       </w:rPr>
@@ -4610,6 +4902,7 @@
       <w:spacing w:after="0" w:line="240" w:lineRule="auto"/>
     </w:pPr>
     <w:rPr>
+      <w:rFonts w:eastAsia="黑体"/>
       <w:color w:themeColor="accent5" w:themeShade="BF" w:val="31849B"/>
     </w:rPr>
     <w:tblPr>
@@ -4632,6 +4925,7 @@
         <w:spacing w:after="0" w:before="0" w:line="240" w:lineRule="auto"/>
       </w:pPr>
       <w:rPr>
+        <w:rFonts w:eastAsia="黑体"/>
         <w:b/>
         <w:bCs/>
       </w:rPr>
@@ -4652,6 +4946,7 @@
         <w:spacing w:after="0" w:before="0" w:line="240" w:lineRule="auto"/>
       </w:pPr>
       <w:rPr>
+        <w:rFonts w:eastAsia="黑体"/>
         <w:b/>
         <w:bCs/>
       </w:rPr>
@@ -4669,12 +4964,14 @@
     </w:tblStylePr>
     <w:tblStylePr w:type="firstCol">
       <w:rPr>
+        <w:rFonts w:eastAsia="黑体"/>
         <w:b/>
         <w:bCs/>
       </w:rPr>
     </w:tblStylePr>
     <w:tblStylePr w:type="lastCol">
       <w:rPr>
+        <w:rFonts w:eastAsia="黑体"/>
         <w:b/>
         <w:bCs/>
       </w:rPr>
@@ -4713,6 +5010,7 @@
       <w:spacing w:after="0" w:line="240" w:lineRule="auto"/>
     </w:pPr>
     <w:rPr>
+      <w:rFonts w:eastAsia="黑体"/>
       <w:color w:themeColor="accent6" w:themeShade="BF" w:val="E36C0A"/>
     </w:rPr>
     <w:tblPr>
@@ -4735,6 +5033,7 @@
         <w:spacing w:after="0" w:before="0" w:line="240" w:lineRule="auto"/>
       </w:pPr>
       <w:rPr>
+        <w:rFonts w:eastAsia="黑体"/>
         <w:b/>
         <w:bCs/>
       </w:rPr>
@@ -4755,6 +5054,7 @@
         <w:spacing w:after="0" w:before="0" w:line="240" w:lineRule="auto"/>
       </w:pPr>
       <w:rPr>
+        <w:rFonts w:eastAsia="黑体"/>
         <w:b/>
         <w:bCs/>
       </w:rPr>
@@ -4772,12 +5072,14 @@
     </w:tblStylePr>
     <w:tblStylePr w:type="firstCol">
       <w:rPr>
+        <w:rFonts w:eastAsia="黑体"/>
         <w:b/>
         <w:bCs/>
       </w:rPr>
     </w:tblStylePr>
     <w:tblStylePr w:type="lastCol">
       <w:rPr>
+        <w:rFonts w:eastAsia="黑体"/>
         <w:b/>
         <w:bCs/>
       </w:rPr>
@@ -4837,6 +5139,7 @@
         <w:spacing w:after="0" w:before="0" w:line="240" w:lineRule="auto"/>
       </w:pPr>
       <w:rPr>
+        <w:rFonts w:eastAsia="黑体"/>
         <w:b/>
         <w:bCs/>
         <w:color w:themeColor="background1" w:val="FFFFFF"/>
@@ -4851,6 +5154,7 @@
         <w:spacing w:after="0" w:before="0" w:line="240" w:lineRule="auto"/>
       </w:pPr>
       <w:rPr>
+        <w:rFonts w:eastAsia="黑体"/>
         <w:b/>
         <w:bCs/>
       </w:rPr>
@@ -4866,12 +5170,14 @@
     </w:tblStylePr>
     <w:tblStylePr w:type="firstCol">
       <w:rPr>
+        <w:rFonts w:eastAsia="黑体"/>
         <w:b/>
         <w:bCs/>
       </w:rPr>
     </w:tblStylePr>
     <w:tblStylePr w:type="lastCol">
       <w:rPr>
+        <w:rFonts w:eastAsia="黑体"/>
         <w:b/>
         <w:bCs/>
       </w:rPr>
@@ -4929,6 +5235,7 @@
         <w:spacing w:after="0" w:before="0" w:line="240" w:lineRule="auto"/>
       </w:pPr>
       <w:rPr>
+        <w:rFonts w:eastAsia="黑体"/>
         <w:b/>
         <w:bCs/>
         <w:color w:themeColor="background1" w:val="FFFFFF"/>
@@ -4943,6 +5250,7 @@
         <w:spacing w:after="0" w:before="0" w:line="240" w:lineRule="auto"/>
       </w:pPr>
       <w:rPr>
+        <w:rFonts w:eastAsia="黑体"/>
         <w:b/>
         <w:bCs/>
       </w:rPr>
@@ -4958,12 +5266,14 @@
     </w:tblStylePr>
     <w:tblStylePr w:type="firstCol">
       <w:rPr>
+        <w:rFonts w:eastAsia="黑体"/>
         <w:b/>
         <w:bCs/>
       </w:rPr>
     </w:tblStylePr>
     <w:tblStylePr w:type="lastCol">
       <w:rPr>
+        <w:rFonts w:eastAsia="黑体"/>
         <w:b/>
         <w:bCs/>
       </w:rPr>
@@ -5021,6 +5331,7 @@
         <w:spacing w:after="0" w:before="0" w:line="240" w:lineRule="auto"/>
       </w:pPr>
       <w:rPr>
+        <w:rFonts w:eastAsia="黑体"/>
         <w:b/>
         <w:bCs/>
         <w:color w:themeColor="background1" w:val="FFFFFF"/>
@@ -5035,6 +5346,7 @@
         <w:spacing w:after="0" w:before="0" w:line="240" w:lineRule="auto"/>
       </w:pPr>
       <w:rPr>
+        <w:rFonts w:eastAsia="黑体"/>
         <w:b/>
         <w:bCs/>
       </w:rPr>
@@ -5050,12 +5362,14 @@
     </w:tblStylePr>
     <w:tblStylePr w:type="firstCol">
       <w:rPr>
+        <w:rFonts w:eastAsia="黑体"/>
         <w:b/>
         <w:bCs/>
       </w:rPr>
     </w:tblStylePr>
     <w:tblStylePr w:type="lastCol">
       <w:rPr>
+        <w:rFonts w:eastAsia="黑体"/>
         <w:b/>
         <w:bCs/>
       </w:rPr>
@@ -5113,6 +5427,7 @@
         <w:spacing w:after="0" w:before="0" w:line="240" w:lineRule="auto"/>
       </w:pPr>
       <w:rPr>
+        <w:rFonts w:eastAsia="黑体"/>
         <w:b/>
         <w:bCs/>
         <w:color w:themeColor="background1" w:val="FFFFFF"/>
@@ -5127,6 +5442,7 @@
         <w:spacing w:after="0" w:before="0" w:line="240" w:lineRule="auto"/>
       </w:pPr>
       <w:rPr>
+        <w:rFonts w:eastAsia="黑体"/>
         <w:b/>
         <w:bCs/>
       </w:rPr>
@@ -5142,12 +5458,14 @@
     </w:tblStylePr>
     <w:tblStylePr w:type="firstCol">
       <w:rPr>
+        <w:rFonts w:eastAsia="黑体"/>
         <w:b/>
         <w:bCs/>
       </w:rPr>
     </w:tblStylePr>
     <w:tblStylePr w:type="lastCol">
       <w:rPr>
+        <w:rFonts w:eastAsia="黑体"/>
         <w:b/>
         <w:bCs/>
       </w:rPr>
@@ -5205,6 +5523,7 @@
         <w:spacing w:after="0" w:before="0" w:line="240" w:lineRule="auto"/>
       </w:pPr>
       <w:rPr>
+        <w:rFonts w:eastAsia="黑体"/>
         <w:b/>
         <w:bCs/>
         <w:color w:themeColor="background1" w:val="FFFFFF"/>
@@ -5219,6 +5538,7 @@
         <w:spacing w:after="0" w:before="0" w:line="240" w:lineRule="auto"/>
       </w:pPr>
       <w:rPr>
+        <w:rFonts w:eastAsia="黑体"/>
         <w:b/>
         <w:bCs/>
       </w:rPr>
@@ -5234,12 +5554,14 @@
     </w:tblStylePr>
     <w:tblStylePr w:type="firstCol">
       <w:rPr>
+        <w:rFonts w:eastAsia="黑体"/>
         <w:b/>
         <w:bCs/>
       </w:rPr>
     </w:tblStylePr>
     <w:tblStylePr w:type="lastCol">
       <w:rPr>
+        <w:rFonts w:eastAsia="黑体"/>
         <w:b/>
         <w:bCs/>
       </w:rPr>
@@ -5297,6 +5619,7 @@
         <w:spacing w:after="0" w:before="0" w:line="240" w:lineRule="auto"/>
       </w:pPr>
       <w:rPr>
+        <w:rFonts w:eastAsia="黑体"/>
         <w:b/>
         <w:bCs/>
         <w:color w:themeColor="background1" w:val="FFFFFF"/>
@@ -5311,6 +5634,7 @@
         <w:spacing w:after="0" w:before="0" w:line="240" w:lineRule="auto"/>
       </w:pPr>
       <w:rPr>
+        <w:rFonts w:eastAsia="黑体"/>
         <w:b/>
         <w:bCs/>
       </w:rPr>
@@ -5326,12 +5650,14 @@
     </w:tblStylePr>
     <w:tblStylePr w:type="firstCol">
       <w:rPr>
+        <w:rFonts w:eastAsia="黑体"/>
         <w:b/>
         <w:bCs/>
       </w:rPr>
     </w:tblStylePr>
     <w:tblStylePr w:type="lastCol">
       <w:rPr>
+        <w:rFonts w:eastAsia="黑体"/>
         <w:b/>
         <w:bCs/>
       </w:rPr>
@@ -5389,6 +5715,7 @@
         <w:spacing w:after="0" w:before="0" w:line="240" w:lineRule="auto"/>
       </w:pPr>
       <w:rPr>
+        <w:rFonts w:eastAsia="黑体"/>
         <w:b/>
         <w:bCs/>
         <w:color w:themeColor="background1" w:val="FFFFFF"/>
@@ -5403,6 +5730,7 @@
         <w:spacing w:after="0" w:before="0" w:line="240" w:lineRule="auto"/>
       </w:pPr>
       <w:rPr>
+        <w:rFonts w:eastAsia="黑体"/>
         <w:b/>
         <w:bCs/>
       </w:rPr>
@@ -5418,12 +5746,14 @@
     </w:tblStylePr>
     <w:tblStylePr w:type="firstCol">
       <w:rPr>
+        <w:rFonts w:eastAsia="黑体"/>
         <w:b/>
         <w:bCs/>
       </w:rPr>
     </w:tblStylePr>
     <w:tblStylePr w:type="lastCol">
       <w:rPr>
+        <w:rFonts w:eastAsia="黑体"/>
         <w:b/>
         <w:bCs/>
       </w:rPr>
@@ -5483,7 +5813,7 @@
         <w:spacing w:after="0" w:before="0" w:line="240" w:lineRule="auto"/>
       </w:pPr>
       <w:rPr>
-        <w:rFonts w:asciiTheme="majorHAnsi" w:cstheme="majorBidi" w:eastAsiaTheme="majorEastAsia" w:hAnsiTheme="majorHAnsi"/>
+        <w:rFonts w:asciiTheme="majorHAnsi" w:cstheme="majorBidi" w:hAnsiTheme="majorHAnsi" w:eastAsia="黑体"/>
         <w:b/>
         <w:bCs/>
       </w:rPr>
@@ -5504,7 +5834,7 @@
         <w:spacing w:after="0" w:before="0" w:line="240" w:lineRule="auto"/>
       </w:pPr>
       <w:rPr>
-        <w:rFonts w:asciiTheme="majorHAnsi" w:cstheme="majorBidi" w:eastAsiaTheme="majorEastAsia" w:hAnsiTheme="majorHAnsi"/>
+        <w:rFonts w:asciiTheme="majorHAnsi" w:cstheme="majorBidi" w:hAnsiTheme="majorHAnsi" w:eastAsia="黑体"/>
         <w:b/>
         <w:bCs/>
       </w:rPr>
@@ -5522,14 +5852,14 @@
     </w:tblStylePr>
     <w:tblStylePr w:type="firstCol">
       <w:rPr>
-        <w:rFonts w:asciiTheme="majorHAnsi" w:cstheme="majorBidi" w:eastAsiaTheme="majorEastAsia" w:hAnsiTheme="majorHAnsi"/>
+        <w:rFonts w:asciiTheme="majorHAnsi" w:cstheme="majorBidi" w:hAnsiTheme="majorHAnsi" w:eastAsia="黑体"/>
         <w:b/>
         <w:bCs/>
       </w:rPr>
     </w:tblStylePr>
     <w:tblStylePr w:type="lastCol">
       <w:rPr>
-        <w:rFonts w:asciiTheme="majorHAnsi" w:cstheme="majorBidi" w:eastAsiaTheme="majorEastAsia" w:hAnsiTheme="majorHAnsi"/>
+        <w:rFonts w:asciiTheme="majorHAnsi" w:cstheme="majorBidi" w:hAnsiTheme="majorHAnsi" w:eastAsia="黑体"/>
         <w:b/>
         <w:bCs/>
       </w:rPr>
@@ -5613,7 +5943,7 @@
         <w:spacing w:after="0" w:before="0" w:line="240" w:lineRule="auto"/>
       </w:pPr>
       <w:rPr>
-        <w:rFonts w:asciiTheme="majorHAnsi" w:cstheme="majorBidi" w:eastAsiaTheme="majorEastAsia" w:hAnsiTheme="majorHAnsi"/>
+        <w:rFonts w:asciiTheme="majorHAnsi" w:cstheme="majorBidi" w:hAnsiTheme="majorHAnsi" w:eastAsia="黑体"/>
         <w:b/>
         <w:bCs/>
       </w:rPr>
@@ -5634,7 +5964,7 @@
         <w:spacing w:after="0" w:before="0" w:line="240" w:lineRule="auto"/>
       </w:pPr>
       <w:rPr>
-        <w:rFonts w:asciiTheme="majorHAnsi" w:cstheme="majorBidi" w:eastAsiaTheme="majorEastAsia" w:hAnsiTheme="majorHAnsi"/>
+        <w:rFonts w:asciiTheme="majorHAnsi" w:cstheme="majorBidi" w:hAnsiTheme="majorHAnsi" w:eastAsia="黑体"/>
         <w:b/>
         <w:bCs/>
       </w:rPr>
@@ -5652,14 +5982,14 @@
     </w:tblStylePr>
     <w:tblStylePr w:type="firstCol">
       <w:rPr>
-        <w:rFonts w:asciiTheme="majorHAnsi" w:cstheme="majorBidi" w:eastAsiaTheme="majorEastAsia" w:hAnsiTheme="majorHAnsi"/>
+        <w:rFonts w:asciiTheme="majorHAnsi" w:cstheme="majorBidi" w:hAnsiTheme="majorHAnsi" w:eastAsia="黑体"/>
         <w:b/>
         <w:bCs/>
       </w:rPr>
     </w:tblStylePr>
     <w:tblStylePr w:type="lastCol">
       <w:rPr>
-        <w:rFonts w:asciiTheme="majorHAnsi" w:cstheme="majorBidi" w:eastAsiaTheme="majorEastAsia" w:hAnsiTheme="majorHAnsi"/>
+        <w:rFonts w:asciiTheme="majorHAnsi" w:cstheme="majorBidi" w:hAnsiTheme="majorHAnsi" w:eastAsia="黑体"/>
         <w:b/>
         <w:bCs/>
       </w:rPr>
@@ -5743,7 +6073,7 @@
         <w:spacing w:after="0" w:before="0" w:line="240" w:lineRule="auto"/>
       </w:pPr>
       <w:rPr>
-        <w:rFonts w:asciiTheme="majorHAnsi" w:cstheme="majorBidi" w:eastAsiaTheme="majorEastAsia" w:hAnsiTheme="majorHAnsi"/>
+        <w:rFonts w:asciiTheme="majorHAnsi" w:cstheme="majorBidi" w:hAnsiTheme="majorHAnsi" w:eastAsia="黑体"/>
         <w:b/>
         <w:bCs/>
       </w:rPr>
@@ -5764,7 +6094,7 @@
         <w:spacing w:after="0" w:before="0" w:line="240" w:lineRule="auto"/>
       </w:pPr>
       <w:rPr>
-        <w:rFonts w:asciiTheme="majorHAnsi" w:cstheme="majorBidi" w:eastAsiaTheme="majorEastAsia" w:hAnsiTheme="majorHAnsi"/>
+        <w:rFonts w:asciiTheme="majorHAnsi" w:cstheme="majorBidi" w:hAnsiTheme="majorHAnsi" w:eastAsia="黑体"/>
         <w:b/>
         <w:bCs/>
       </w:rPr>
@@ -5782,14 +6112,14 @@
     </w:tblStylePr>
     <w:tblStylePr w:type="firstCol">
       <w:rPr>
-        <w:rFonts w:asciiTheme="majorHAnsi" w:cstheme="majorBidi" w:eastAsiaTheme="majorEastAsia" w:hAnsiTheme="majorHAnsi"/>
+        <w:rFonts w:asciiTheme="majorHAnsi" w:cstheme="majorBidi" w:hAnsiTheme="majorHAnsi" w:eastAsia="黑体"/>
         <w:b/>
         <w:bCs/>
       </w:rPr>
     </w:tblStylePr>
     <w:tblStylePr w:type="lastCol">
       <w:rPr>
-        <w:rFonts w:asciiTheme="majorHAnsi" w:cstheme="majorBidi" w:eastAsiaTheme="majorEastAsia" w:hAnsiTheme="majorHAnsi"/>
+        <w:rFonts w:asciiTheme="majorHAnsi" w:cstheme="majorBidi" w:hAnsiTheme="majorHAnsi" w:eastAsia="黑体"/>
         <w:b/>
         <w:bCs/>
       </w:rPr>
@@ -5873,7 +6203,7 @@
         <w:spacing w:after="0" w:before="0" w:line="240" w:lineRule="auto"/>
       </w:pPr>
       <w:rPr>
-        <w:rFonts w:asciiTheme="majorHAnsi" w:cstheme="majorBidi" w:eastAsiaTheme="majorEastAsia" w:hAnsiTheme="majorHAnsi"/>
+        <w:rFonts w:asciiTheme="majorHAnsi" w:cstheme="majorBidi" w:hAnsiTheme="majorHAnsi" w:eastAsia="黑体"/>
         <w:b/>
         <w:bCs/>
       </w:rPr>
@@ -5894,7 +6224,7 @@
         <w:spacing w:after="0" w:before="0" w:line="240" w:lineRule="auto"/>
       </w:pPr>
       <w:rPr>
-        <w:rFonts w:asciiTheme="majorHAnsi" w:cstheme="majorBidi" w:eastAsiaTheme="majorEastAsia" w:hAnsiTheme="majorHAnsi"/>
+        <w:rFonts w:asciiTheme="majorHAnsi" w:cstheme="majorBidi" w:hAnsiTheme="majorHAnsi" w:eastAsia="黑体"/>
         <w:b/>
         <w:bCs/>
       </w:rPr>
@@ -5912,14 +6242,14 @@
     </w:tblStylePr>
     <w:tblStylePr w:type="firstCol">
       <w:rPr>
-        <w:rFonts w:asciiTheme="majorHAnsi" w:cstheme="majorBidi" w:eastAsiaTheme="majorEastAsia" w:hAnsiTheme="majorHAnsi"/>
+        <w:rFonts w:asciiTheme="majorHAnsi" w:cstheme="majorBidi" w:hAnsiTheme="majorHAnsi" w:eastAsia="黑体"/>
         <w:b/>
         <w:bCs/>
       </w:rPr>
     </w:tblStylePr>
     <w:tblStylePr w:type="lastCol">
       <w:rPr>
-        <w:rFonts w:asciiTheme="majorHAnsi" w:cstheme="majorBidi" w:eastAsiaTheme="majorEastAsia" w:hAnsiTheme="majorHAnsi"/>
+        <w:rFonts w:asciiTheme="majorHAnsi" w:cstheme="majorBidi" w:hAnsiTheme="majorHAnsi" w:eastAsia="黑体"/>
         <w:b/>
         <w:bCs/>
       </w:rPr>
@@ -6003,7 +6333,7 @@
         <w:spacing w:after="0" w:before="0" w:line="240" w:lineRule="auto"/>
       </w:pPr>
       <w:rPr>
-        <w:rFonts w:asciiTheme="majorHAnsi" w:cstheme="majorBidi" w:eastAsiaTheme="majorEastAsia" w:hAnsiTheme="majorHAnsi"/>
+        <w:rFonts w:asciiTheme="majorHAnsi" w:cstheme="majorBidi" w:hAnsiTheme="majorHAnsi" w:eastAsia="黑体"/>
         <w:b/>
         <w:bCs/>
       </w:rPr>
@@ -6024,7 +6354,7 @@
         <w:spacing w:after="0" w:before="0" w:line="240" w:lineRule="auto"/>
       </w:pPr>
       <w:rPr>
-        <w:rFonts w:asciiTheme="majorHAnsi" w:cstheme="majorBidi" w:eastAsiaTheme="majorEastAsia" w:hAnsiTheme="majorHAnsi"/>
+        <w:rFonts w:asciiTheme="majorHAnsi" w:cstheme="majorBidi" w:hAnsiTheme="majorHAnsi" w:eastAsia="黑体"/>
         <w:b/>
         <w:bCs/>
       </w:rPr>
@@ -6042,14 +6372,14 @@
     </w:tblStylePr>
     <w:tblStylePr w:type="firstCol">
       <w:rPr>
-        <w:rFonts w:asciiTheme="majorHAnsi" w:cstheme="majorBidi" w:eastAsiaTheme="majorEastAsia" w:hAnsiTheme="majorHAnsi"/>
+        <w:rFonts w:asciiTheme="majorHAnsi" w:cstheme="majorBidi" w:hAnsiTheme="majorHAnsi" w:eastAsia="黑体"/>
         <w:b/>
         <w:bCs/>
       </w:rPr>
     </w:tblStylePr>
     <w:tblStylePr w:type="lastCol">
       <w:rPr>
-        <w:rFonts w:asciiTheme="majorHAnsi" w:cstheme="majorBidi" w:eastAsiaTheme="majorEastAsia" w:hAnsiTheme="majorHAnsi"/>
+        <w:rFonts w:asciiTheme="majorHAnsi" w:cstheme="majorBidi" w:hAnsiTheme="majorHAnsi" w:eastAsia="黑体"/>
         <w:b/>
         <w:bCs/>
       </w:rPr>
@@ -6133,7 +6463,7 @@
         <w:spacing w:after="0" w:before="0" w:line="240" w:lineRule="auto"/>
       </w:pPr>
       <w:rPr>
-        <w:rFonts w:asciiTheme="majorHAnsi" w:cstheme="majorBidi" w:eastAsiaTheme="majorEastAsia" w:hAnsiTheme="majorHAnsi"/>
+        <w:rFonts w:asciiTheme="majorHAnsi" w:cstheme="majorBidi" w:hAnsiTheme="majorHAnsi" w:eastAsia="黑体"/>
         <w:b/>
         <w:bCs/>
       </w:rPr>
@@ -6154,7 +6484,7 @@
         <w:spacing w:after="0" w:before="0" w:line="240" w:lineRule="auto"/>
       </w:pPr>
       <w:rPr>
-        <w:rFonts w:asciiTheme="majorHAnsi" w:cstheme="majorBidi" w:eastAsiaTheme="majorEastAsia" w:hAnsiTheme="majorHAnsi"/>
+        <w:rFonts w:asciiTheme="majorHAnsi" w:cstheme="majorBidi" w:hAnsiTheme="majorHAnsi" w:eastAsia="黑体"/>
         <w:b/>
         <w:bCs/>
       </w:rPr>
@@ -6172,14 +6502,14 @@
     </w:tblStylePr>
     <w:tblStylePr w:type="firstCol">
       <w:rPr>
-        <w:rFonts w:asciiTheme="majorHAnsi" w:cstheme="majorBidi" w:eastAsiaTheme="majorEastAsia" w:hAnsiTheme="majorHAnsi"/>
+        <w:rFonts w:asciiTheme="majorHAnsi" w:cstheme="majorBidi" w:hAnsiTheme="majorHAnsi" w:eastAsia="黑体"/>
         <w:b/>
         <w:bCs/>
       </w:rPr>
     </w:tblStylePr>
     <w:tblStylePr w:type="lastCol">
       <w:rPr>
-        <w:rFonts w:asciiTheme="majorHAnsi" w:cstheme="majorBidi" w:eastAsiaTheme="majorEastAsia" w:hAnsiTheme="majorHAnsi"/>
+        <w:rFonts w:asciiTheme="majorHAnsi" w:cstheme="majorBidi" w:hAnsiTheme="majorHAnsi" w:eastAsia="黑体"/>
         <w:b/>
         <w:bCs/>
       </w:rPr>
@@ -6263,7 +6593,7 @@
         <w:spacing w:after="0" w:before="0" w:line="240" w:lineRule="auto"/>
       </w:pPr>
       <w:rPr>
-        <w:rFonts w:asciiTheme="majorHAnsi" w:cstheme="majorBidi" w:eastAsiaTheme="majorEastAsia" w:hAnsiTheme="majorHAnsi"/>
+        <w:rFonts w:asciiTheme="majorHAnsi" w:cstheme="majorBidi" w:hAnsiTheme="majorHAnsi" w:eastAsia="黑体"/>
         <w:b/>
         <w:bCs/>
       </w:rPr>
@@ -6284,7 +6614,7 @@
         <w:spacing w:after="0" w:before="0" w:line="240" w:lineRule="auto"/>
       </w:pPr>
       <w:rPr>
-        <w:rFonts w:asciiTheme="majorHAnsi" w:cstheme="majorBidi" w:eastAsiaTheme="majorEastAsia" w:hAnsiTheme="majorHAnsi"/>
+        <w:rFonts w:asciiTheme="majorHAnsi" w:cstheme="majorBidi" w:hAnsiTheme="majorHAnsi" w:eastAsia="黑体"/>
         <w:b/>
         <w:bCs/>
       </w:rPr>
@@ -6302,14 +6632,14 @@
     </w:tblStylePr>
     <w:tblStylePr w:type="firstCol">
       <w:rPr>
-        <w:rFonts w:asciiTheme="majorHAnsi" w:cstheme="majorBidi" w:eastAsiaTheme="majorEastAsia" w:hAnsiTheme="majorHAnsi"/>
+        <w:rFonts w:asciiTheme="majorHAnsi" w:cstheme="majorBidi" w:hAnsiTheme="majorHAnsi" w:eastAsia="黑体"/>
         <w:b/>
         <w:bCs/>
       </w:rPr>
     </w:tblStylePr>
     <w:tblStylePr w:type="lastCol">
       <w:rPr>
-        <w:rFonts w:asciiTheme="majorHAnsi" w:cstheme="majorBidi" w:eastAsiaTheme="majorEastAsia" w:hAnsiTheme="majorHAnsi"/>
+        <w:rFonts w:asciiTheme="majorHAnsi" w:cstheme="majorBidi" w:hAnsiTheme="majorHAnsi" w:eastAsia="黑体"/>
         <w:b/>
         <w:bCs/>
       </w:rPr>
@@ -6392,6 +6722,7 @@
         <w:spacing w:after="0" w:before="0" w:line="240" w:lineRule="auto"/>
       </w:pPr>
       <w:rPr>
+        <w:rFonts w:eastAsia="黑体"/>
         <w:b/>
         <w:bCs/>
         <w:color w:themeColor="background1" w:val="FFFFFF"/>
@@ -6414,6 +6745,7 @@
         <w:spacing w:after="0" w:before="0" w:line="240" w:lineRule="auto"/>
       </w:pPr>
       <w:rPr>
+        <w:rFonts w:eastAsia="黑体"/>
         <w:b/>
         <w:bCs/>
       </w:rPr>
@@ -6431,12 +6763,14 @@
     </w:tblStylePr>
     <w:tblStylePr w:type="firstCol">
       <w:rPr>
+        <w:rFonts w:eastAsia="黑体"/>
         <w:b/>
         <w:bCs/>
       </w:rPr>
     </w:tblStylePr>
     <w:tblStylePr w:type="lastCol">
       <w:rPr>
+        <w:rFonts w:eastAsia="黑体"/>
         <w:b/>
         <w:bCs/>
       </w:rPr>
@@ -6498,6 +6832,7 @@
         <w:spacing w:after="0" w:before="0" w:line="240" w:lineRule="auto"/>
       </w:pPr>
       <w:rPr>
+        <w:rFonts w:eastAsia="黑体"/>
         <w:b/>
         <w:bCs/>
         <w:color w:themeColor="background1" w:val="FFFFFF"/>
@@ -6520,6 +6855,7 @@
         <w:spacing w:after="0" w:before="0" w:line="240" w:lineRule="auto"/>
       </w:pPr>
       <w:rPr>
+        <w:rFonts w:eastAsia="黑体"/>
         <w:b/>
         <w:bCs/>
       </w:rPr>
@@ -6537,12 +6873,14 @@
     </w:tblStylePr>
     <w:tblStylePr w:type="firstCol">
       <w:rPr>
+        <w:rFonts w:eastAsia="黑体"/>
         <w:b/>
         <w:bCs/>
       </w:rPr>
     </w:tblStylePr>
     <w:tblStylePr w:type="lastCol">
       <w:rPr>
+        <w:rFonts w:eastAsia="黑体"/>
         <w:b/>
         <w:bCs/>
       </w:rPr>
@@ -6604,6 +6942,7 @@
         <w:spacing w:after="0" w:before="0" w:line="240" w:lineRule="auto"/>
       </w:pPr>
       <w:rPr>
+        <w:rFonts w:eastAsia="黑体"/>
         <w:b/>
         <w:bCs/>
         <w:color w:themeColor="background1" w:val="FFFFFF"/>
@@ -6626,6 +6965,7 @@
         <w:spacing w:after="0" w:before="0" w:line="240" w:lineRule="auto"/>
       </w:pPr>
       <w:rPr>
+        <w:rFonts w:eastAsia="黑体"/>
         <w:b/>
         <w:bCs/>
       </w:rPr>
@@ -6643,12 +6983,14 @@
     </w:tblStylePr>
     <w:tblStylePr w:type="firstCol">
       <w:rPr>
+        <w:rFonts w:eastAsia="黑体"/>
         <w:b/>
         <w:bCs/>
       </w:rPr>
     </w:tblStylePr>
     <w:tblStylePr w:type="lastCol">
       <w:rPr>
+        <w:rFonts w:eastAsia="黑体"/>
         <w:b/>
         <w:bCs/>
       </w:rPr>
@@ -6710,6 +7052,7 @@
         <w:spacing w:after="0" w:before="0" w:line="240" w:lineRule="auto"/>
       </w:pPr>
       <w:rPr>
+        <w:rFonts w:eastAsia="黑体"/>
         <w:b/>
         <w:bCs/>
         <w:color w:themeColor="background1" w:val="FFFFFF"/>
@@ -6732,6 +7075,7 @@
         <w:spacing w:after="0" w:before="0" w:line="240" w:lineRule="auto"/>
       </w:pPr>
       <w:rPr>
+        <w:rFonts w:eastAsia="黑体"/>
         <w:b/>
         <w:bCs/>
       </w:rPr>
@@ -6749,12 +7093,14 @@
     </w:tblStylePr>
     <w:tblStylePr w:type="firstCol">
       <w:rPr>
+        <w:rFonts w:eastAsia="黑体"/>
         <w:b/>
         <w:bCs/>
       </w:rPr>
     </w:tblStylePr>
     <w:tblStylePr w:type="lastCol">
       <w:rPr>
+        <w:rFonts w:eastAsia="黑体"/>
         <w:b/>
         <w:bCs/>
       </w:rPr>
@@ -6816,6 +7162,7 @@
         <w:spacing w:after="0" w:before="0" w:line="240" w:lineRule="auto"/>
       </w:pPr>
       <w:rPr>
+        <w:rFonts w:eastAsia="黑体"/>
         <w:b/>
         <w:bCs/>
         <w:color w:themeColor="background1" w:val="FFFFFF"/>
@@ -6838,6 +7185,7 @@
         <w:spacing w:after="0" w:before="0" w:line="240" w:lineRule="auto"/>
       </w:pPr>
       <w:rPr>
+        <w:rFonts w:eastAsia="黑体"/>
         <w:b/>
         <w:bCs/>
       </w:rPr>
@@ -6855,12 +7203,14 @@
     </w:tblStylePr>
     <w:tblStylePr w:type="firstCol">
       <w:rPr>
+        <w:rFonts w:eastAsia="黑体"/>
         <w:b/>
         <w:bCs/>
       </w:rPr>
     </w:tblStylePr>
     <w:tblStylePr w:type="lastCol">
       <w:rPr>
+        <w:rFonts w:eastAsia="黑体"/>
         <w:b/>
         <w:bCs/>
       </w:rPr>
@@ -6922,6 +7272,7 @@
         <w:spacing w:after="0" w:before="0" w:line="240" w:lineRule="auto"/>
       </w:pPr>
       <w:rPr>
+        <w:rFonts w:eastAsia="黑体"/>
         <w:b/>
         <w:bCs/>
         <w:color w:themeColor="background1" w:val="FFFFFF"/>
@@ -6944,6 +7295,7 @@
         <w:spacing w:after="0" w:before="0" w:line="240" w:lineRule="auto"/>
       </w:pPr>
       <w:rPr>
+        <w:rFonts w:eastAsia="黑体"/>
         <w:b/>
         <w:bCs/>
       </w:rPr>
@@ -6961,12 +7313,14 @@
     </w:tblStylePr>
     <w:tblStylePr w:type="firstCol">
       <w:rPr>
+        <w:rFonts w:eastAsia="黑体"/>
         <w:b/>
         <w:bCs/>
       </w:rPr>
     </w:tblStylePr>
     <w:tblStylePr w:type="lastCol">
       <w:rPr>
+        <w:rFonts w:eastAsia="黑体"/>
         <w:b/>
         <w:bCs/>
       </w:rPr>
@@ -7028,6 +7382,7 @@
         <w:spacing w:after="0" w:before="0" w:line="240" w:lineRule="auto"/>
       </w:pPr>
       <w:rPr>
+        <w:rFonts w:eastAsia="黑体"/>
         <w:b/>
         <w:bCs/>
         <w:color w:themeColor="background1" w:val="FFFFFF"/>
@@ -7050,6 +7405,7 @@
         <w:spacing w:after="0" w:before="0" w:line="240" w:lineRule="auto"/>
       </w:pPr>
       <w:rPr>
+        <w:rFonts w:eastAsia="黑体"/>
         <w:b/>
         <w:bCs/>
       </w:rPr>
@@ -7067,12 +7423,14 @@
     </w:tblStylePr>
     <w:tblStylePr w:type="firstCol">
       <w:rPr>
+        <w:rFonts w:eastAsia="黑体"/>
         <w:b/>
         <w:bCs/>
       </w:rPr>
     </w:tblStylePr>
     <w:tblStylePr w:type="lastCol">
       <w:rPr>
+        <w:rFonts w:eastAsia="黑体"/>
         <w:b/>
         <w:bCs/>
       </w:rPr>
@@ -7131,6 +7489,7 @@
         <w:spacing w:after="0" w:before="0" w:line="240" w:lineRule="auto"/>
       </w:pPr>
       <w:rPr>
+        <w:rFonts w:eastAsia="黑体"/>
         <w:b/>
         <w:bCs/>
         <w:color w:themeColor="background1" w:val="FFFFFF"/>
@@ -7153,6 +7512,7 @@
         <w:spacing w:after="0" w:before="0" w:line="240" w:lineRule="auto"/>
       </w:pPr>
       <w:rPr>
+        <w:rFonts w:eastAsia="黑体"/>
         <w:color w:val="auto"/>
       </w:rPr>
       <w:tblPr/>
@@ -7170,6 +7530,7 @@
     </w:tblStylePr>
     <w:tblStylePr w:type="firstCol">
       <w:rPr>
+        <w:rFonts w:eastAsia="黑体"/>
         <w:b/>
         <w:bCs/>
         <w:color w:themeColor="background1" w:val="FFFFFF"/>
@@ -7189,6 +7550,7 @@
     </w:tblStylePr>
     <w:tblStylePr w:type="lastCol">
       <w:rPr>
+        <w:rFonts w:eastAsia="黑体"/>
         <w:b/>
         <w:bCs/>
         <w:color w:themeColor="background1" w:val="FFFFFF"/>
@@ -7237,6 +7599,7 @@
     </w:tblStylePr>
     <w:tblStylePr w:type="nwCell">
       <w:rPr>
+        <w:rFonts w:eastAsia="黑体"/>
         <w:color w:themeColor="background1" w:val="FFFFFF"/>
       </w:rPr>
       <w:tblPr/>
@@ -7280,6 +7643,7 @@
         <w:spacing w:after="0" w:before="0" w:line="240" w:lineRule="auto"/>
       </w:pPr>
       <w:rPr>
+        <w:rFonts w:eastAsia="黑体"/>
         <w:b/>
         <w:bCs/>
         <w:color w:themeColor="background1" w:val="FFFFFF"/>
@@ -7302,6 +7666,7 @@
         <w:spacing w:after="0" w:before="0" w:line="240" w:lineRule="auto"/>
       </w:pPr>
       <w:rPr>
+        <w:rFonts w:eastAsia="黑体"/>
         <w:color w:val="auto"/>
       </w:rPr>
       <w:tblPr/>
@@ -7319,6 +7684,7 @@
     </w:tblStylePr>
     <w:tblStylePr w:type="firstCol">
       <w:rPr>
+        <w:rFonts w:eastAsia="黑体"/>
         <w:b/>
         <w:bCs/>
         <w:color w:themeColor="background1" w:val="FFFFFF"/>
@@ -7338,6 +7704,7 @@
     </w:tblStylePr>
     <w:tblStylePr w:type="lastCol">
       <w:rPr>
+        <w:rFonts w:eastAsia="黑体"/>
         <w:b/>
         <w:bCs/>
         <w:color w:themeColor="background1" w:val="FFFFFF"/>
@@ -7386,6 +7753,7 @@
     </w:tblStylePr>
     <w:tblStylePr w:type="nwCell">
       <w:rPr>
+        <w:rFonts w:eastAsia="黑体"/>
         <w:color w:themeColor="background1" w:val="FFFFFF"/>
       </w:rPr>
       <w:tblPr/>
@@ -7429,6 +7797,7 @@
         <w:spacing w:after="0" w:before="0" w:line="240" w:lineRule="auto"/>
       </w:pPr>
       <w:rPr>
+        <w:rFonts w:eastAsia="黑体"/>
         <w:b/>
         <w:bCs/>
         <w:color w:themeColor="background1" w:val="FFFFFF"/>
@@ -7451,6 +7820,7 @@
         <w:spacing w:after="0" w:before="0" w:line="240" w:lineRule="auto"/>
       </w:pPr>
       <w:rPr>
+        <w:rFonts w:eastAsia="黑体"/>
         <w:color w:val="auto"/>
       </w:rPr>
       <w:tblPr/>
@@ -7468,6 +7838,7 @@
     </w:tblStylePr>
     <w:tblStylePr w:type="firstCol">
       <w:rPr>
+        <w:rFonts w:eastAsia="黑体"/>
         <w:b/>
         <w:bCs/>
         <w:color w:themeColor="background1" w:val="FFFFFF"/>
@@ -7487,6 +7858,7 @@
     </w:tblStylePr>
     <w:tblStylePr w:type="lastCol">
       <w:rPr>
+        <w:rFonts w:eastAsia="黑体"/>
         <w:b/>
         <w:bCs/>
         <w:color w:themeColor="background1" w:val="FFFFFF"/>
@@ -7535,6 +7907,7 @@
     </w:tblStylePr>
     <w:tblStylePr w:type="nwCell">
       <w:rPr>
+        <w:rFonts w:eastAsia="黑体"/>
         <w:color w:themeColor="background1" w:val="FFFFFF"/>
       </w:rPr>
       <w:tblPr/>
@@ -7578,6 +7951,7 @@
         <w:spacing w:after="0" w:before="0" w:line="240" w:lineRule="auto"/>
       </w:pPr>
       <w:rPr>
+        <w:rFonts w:eastAsia="黑体"/>
         <w:b/>
         <w:bCs/>
         <w:color w:themeColor="background1" w:val="FFFFFF"/>
@@ -7600,6 +7974,7 @@
         <w:spacing w:after="0" w:before="0" w:line="240" w:lineRule="auto"/>
       </w:pPr>
       <w:rPr>
+        <w:rFonts w:eastAsia="黑体"/>
         <w:color w:val="auto"/>
       </w:rPr>
       <w:tblPr/>
@@ -7617,6 +7992,7 @@
     </w:tblStylePr>
     <w:tblStylePr w:type="firstCol">
       <w:rPr>
+        <w:rFonts w:eastAsia="黑体"/>
         <w:b/>
         <w:bCs/>
         <w:color w:themeColor="background1" w:val="FFFFFF"/>
@@ -7636,6 +8012,7 @@
     </w:tblStylePr>
     <w:tblStylePr w:type="lastCol">
       <w:rPr>
+        <w:rFonts w:eastAsia="黑体"/>
         <w:b/>
         <w:bCs/>
         <w:color w:themeColor="background1" w:val="FFFFFF"/>
@@ -7684,6 +8061,7 @@
     </w:tblStylePr>
     <w:tblStylePr w:type="nwCell">
       <w:rPr>
+        <w:rFonts w:eastAsia="黑体"/>
         <w:color w:themeColor="background1" w:val="FFFFFF"/>
       </w:rPr>
       <w:tblPr/>
@@ -7727,6 +8105,7 @@
         <w:spacing w:after="0" w:before="0" w:line="240" w:lineRule="auto"/>
       </w:pPr>
       <w:rPr>
+        <w:rFonts w:eastAsia="黑体"/>
         <w:b/>
         <w:bCs/>
         <w:color w:themeColor="background1" w:val="FFFFFF"/>
@@ -7749,6 +8128,7 @@
         <w:spacing w:after="0" w:before="0" w:line="240" w:lineRule="auto"/>
       </w:pPr>
       <w:rPr>
+        <w:rFonts w:eastAsia="黑体"/>
         <w:color w:val="auto"/>
       </w:rPr>
       <w:tblPr/>
@@ -7766,6 +8146,7 @@
     </w:tblStylePr>
     <w:tblStylePr w:type="firstCol">
       <w:rPr>
+        <w:rFonts w:eastAsia="黑体"/>
         <w:b/>
         <w:bCs/>
         <w:color w:themeColor="background1" w:val="FFFFFF"/>
@@ -7785,6 +8166,7 @@
     </w:tblStylePr>
     <w:tblStylePr w:type="lastCol">
       <w:rPr>
+        <w:rFonts w:eastAsia="黑体"/>
         <w:b/>
         <w:bCs/>
         <w:color w:themeColor="background1" w:val="FFFFFF"/>
@@ -7833,6 +8215,7 @@
     </w:tblStylePr>
     <w:tblStylePr w:type="nwCell">
       <w:rPr>
+        <w:rFonts w:eastAsia="黑体"/>
         <w:color w:themeColor="background1" w:val="FFFFFF"/>
       </w:rPr>
       <w:tblPr/>
@@ -7876,6 +8259,7 @@
         <w:spacing w:after="0" w:before="0" w:line="240" w:lineRule="auto"/>
       </w:pPr>
       <w:rPr>
+        <w:rFonts w:eastAsia="黑体"/>
         <w:b/>
         <w:bCs/>
         <w:color w:themeColor="background1" w:val="FFFFFF"/>
@@ -7898,6 +8282,7 @@
         <w:spacing w:after="0" w:before="0" w:line="240" w:lineRule="auto"/>
       </w:pPr>
       <w:rPr>
+        <w:rFonts w:eastAsia="黑体"/>
         <w:color w:val="auto"/>
       </w:rPr>
       <w:tblPr/>
@@ -7915,6 +8300,7 @@
     </w:tblStylePr>
     <w:tblStylePr w:type="firstCol">
       <w:rPr>
+        <w:rFonts w:eastAsia="黑体"/>
         <w:b/>
         <w:bCs/>
         <w:color w:themeColor="background1" w:val="FFFFFF"/>
@@ -7934,6 +8320,7 @@
     </w:tblStylePr>
     <w:tblStylePr w:type="lastCol">
       <w:rPr>
+        <w:rFonts w:eastAsia="黑体"/>
         <w:b/>
         <w:bCs/>
         <w:color w:themeColor="background1" w:val="FFFFFF"/>
@@ -7982,6 +8369,7 @@
     </w:tblStylePr>
     <w:tblStylePr w:type="nwCell">
       <w:rPr>
+        <w:rFonts w:eastAsia="黑体"/>
         <w:color w:themeColor="background1" w:val="FFFFFF"/>
       </w:rPr>
       <w:tblPr/>
@@ -8025,6 +8413,7 @@
         <w:spacing w:after="0" w:before="0" w:line="240" w:lineRule="auto"/>
       </w:pPr>
       <w:rPr>
+        <w:rFonts w:eastAsia="黑体"/>
         <w:b/>
         <w:bCs/>
         <w:color w:themeColor="background1" w:val="FFFFFF"/>
@@ -8047,6 +8436,7 @@
         <w:spacing w:after="0" w:before="0" w:line="240" w:lineRule="auto"/>
       </w:pPr>
       <w:rPr>
+        <w:rFonts w:eastAsia="黑体"/>
         <w:color w:val="auto"/>
       </w:rPr>
       <w:tblPr/>
@@ -8064,6 +8454,7 @@
     </w:tblStylePr>
     <w:tblStylePr w:type="firstCol">
       <w:rPr>
+        <w:rFonts w:eastAsia="黑体"/>
         <w:b/>
         <w:bCs/>
         <w:color w:themeColor="background1" w:val="FFFFFF"/>
@@ -8083,6 +8474,7 @@
     </w:tblStylePr>
     <w:tblStylePr w:type="lastCol">
       <w:rPr>
+        <w:rFonts w:eastAsia="黑体"/>
         <w:b/>
         <w:bCs/>
         <w:color w:themeColor="background1" w:val="FFFFFF"/>
@@ -8131,6 +8523,7 @@
     </w:tblStylePr>
     <w:tblStylePr w:type="nwCell">
       <w:rPr>
+        <w:rFonts w:eastAsia="黑体"/>
         <w:color w:themeColor="background1" w:val="FFFFFF"/>
       </w:rPr>
       <w:tblPr/>
@@ -8155,6 +8548,7 @@
       <w:spacing w:after="0" w:line="240" w:lineRule="auto"/>
     </w:pPr>
     <w:rPr>
+      <w:rFonts w:eastAsia="黑体"/>
       <w:color w:themeColor="text1" w:val="000000"/>
     </w:rPr>
     <w:tblPr>
@@ -8174,7 +8568,7 @@
     </w:tblPr>
     <w:tblStylePr w:type="firstRow">
       <w:rPr>
-        <w:rFonts w:asciiTheme="majorHAnsi" w:cstheme="majorBidi" w:eastAsiaTheme="majorEastAsia" w:hAnsiTheme="majorHAnsi"/>
+        <w:rFonts w:asciiTheme="majorHAnsi" w:cstheme="majorBidi" w:hAnsiTheme="majorHAnsi" w:eastAsia="黑体"/>
       </w:rPr>
       <w:tblPr/>
       <w:tcPr>
@@ -8186,6 +8580,7 @@
     </w:tblStylePr>
     <w:tblStylePr w:type="lastRow">
       <w:rPr>
+        <w:rFonts w:eastAsia="黑体"/>
         <w:b/>
         <w:bCs/>
         <w:color w:themeColor="text2" w:val="1F497D"/>
@@ -8200,12 +8595,14 @@
     </w:tblStylePr>
     <w:tblStylePr w:type="firstCol">
       <w:rPr>
+        <w:rFonts w:eastAsia="黑体"/>
         <w:b/>
         <w:bCs/>
       </w:rPr>
     </w:tblStylePr>
     <w:tblStylePr w:type="lastCol">
       <w:rPr>
+        <w:rFonts w:eastAsia="黑体"/>
         <w:b/>
         <w:bCs/>
       </w:rPr>
@@ -8239,6 +8636,7 @@
       <w:spacing w:after="0" w:line="240" w:lineRule="auto"/>
     </w:pPr>
     <w:rPr>
+      <w:rFonts w:eastAsia="黑体"/>
       <w:color w:themeColor="text1" w:val="000000"/>
     </w:rPr>
     <w:tblPr>
@@ -8258,7 +8656,7 @@
     </w:tblPr>
     <w:tblStylePr w:type="firstRow">
       <w:rPr>
-        <w:rFonts w:asciiTheme="majorHAnsi" w:cstheme="majorBidi" w:eastAsiaTheme="majorEastAsia" w:hAnsiTheme="majorHAnsi"/>
+        <w:rFonts w:asciiTheme="majorHAnsi" w:cstheme="majorBidi" w:hAnsiTheme="majorHAnsi" w:eastAsia="黑体"/>
       </w:rPr>
       <w:tblPr/>
       <w:tcPr>
@@ -8270,6 +8668,7 @@
     </w:tblStylePr>
     <w:tblStylePr w:type="lastRow">
       <w:rPr>
+        <w:rFonts w:eastAsia="黑体"/>
         <w:b/>
         <w:bCs/>
         <w:color w:themeColor="text2" w:val="1F497D"/>
@@ -8284,12 +8683,14 @@
     </w:tblStylePr>
     <w:tblStylePr w:type="firstCol">
       <w:rPr>
+        <w:rFonts w:eastAsia="黑体"/>
         <w:b/>
         <w:bCs/>
       </w:rPr>
     </w:tblStylePr>
     <w:tblStylePr w:type="lastCol">
       <w:rPr>
+        <w:rFonts w:eastAsia="黑体"/>
         <w:b/>
         <w:bCs/>
       </w:rPr>
@@ -8323,6 +8724,7 @@
       <w:spacing w:after="0" w:line="240" w:lineRule="auto"/>
     </w:pPr>
     <w:rPr>
+      <w:rFonts w:eastAsia="黑体"/>
       <w:color w:themeColor="text1" w:val="000000"/>
     </w:rPr>
     <w:tblPr>
@@ -8342,7 +8744,7 @@
     </w:tblPr>
     <w:tblStylePr w:type="firstRow">
       <w:rPr>
-        <w:rFonts w:asciiTheme="majorHAnsi" w:cstheme="majorBidi" w:eastAsiaTheme="majorEastAsia" w:hAnsiTheme="majorHAnsi"/>
+        <w:rFonts w:asciiTheme="majorHAnsi" w:cstheme="majorBidi" w:hAnsiTheme="majorHAnsi" w:eastAsia="黑体"/>
       </w:rPr>
       <w:tblPr/>
       <w:tcPr>
@@ -8354,6 +8756,7 @@
     </w:tblStylePr>
     <w:tblStylePr w:type="lastRow">
       <w:rPr>
+        <w:rFonts w:eastAsia="黑体"/>
         <w:b/>
         <w:bCs/>
         <w:color w:themeColor="text2" w:val="1F497D"/>
@@ -8368,12 +8771,14 @@
     </w:tblStylePr>
     <w:tblStylePr w:type="firstCol">
       <w:rPr>
+        <w:rFonts w:eastAsia="黑体"/>
         <w:b/>
         <w:bCs/>
       </w:rPr>
     </w:tblStylePr>
     <w:tblStylePr w:type="lastCol">
       <w:rPr>
+        <w:rFonts w:eastAsia="黑体"/>
         <w:b/>
         <w:bCs/>
       </w:rPr>
@@ -8407,6 +8812,7 @@
       <w:spacing w:after="0" w:line="240" w:lineRule="auto"/>
     </w:pPr>
     <w:rPr>
+      <w:rFonts w:eastAsia="黑体"/>
       <w:color w:themeColor="text1" w:val="000000"/>
     </w:rPr>
     <w:tblPr>
@@ -8426,7 +8832,7 @@
     </w:tblPr>
     <w:tblStylePr w:type="firstRow">
       <w:rPr>
-        <w:rFonts w:asciiTheme="majorHAnsi" w:cstheme="majorBidi" w:eastAsiaTheme="majorEastAsia" w:hAnsiTheme="majorHAnsi"/>
+        <w:rFonts w:asciiTheme="majorHAnsi" w:cstheme="majorBidi" w:hAnsiTheme="majorHAnsi" w:eastAsia="黑体"/>
       </w:rPr>
       <w:tblPr/>
       <w:tcPr>
@@ -8438,6 +8844,7 @@
     </w:tblStylePr>
     <w:tblStylePr w:type="lastRow">
       <w:rPr>
+        <w:rFonts w:eastAsia="黑体"/>
         <w:b/>
         <w:bCs/>
         <w:color w:themeColor="text2" w:val="1F497D"/>
@@ -8452,12 +8859,14 @@
     </w:tblStylePr>
     <w:tblStylePr w:type="firstCol">
       <w:rPr>
+        <w:rFonts w:eastAsia="黑体"/>
         <w:b/>
         <w:bCs/>
       </w:rPr>
     </w:tblStylePr>
     <w:tblStylePr w:type="lastCol">
       <w:rPr>
+        <w:rFonts w:eastAsia="黑体"/>
         <w:b/>
         <w:bCs/>
       </w:rPr>
@@ -8491,6 +8900,7 @@
       <w:spacing w:after="0" w:line="240" w:lineRule="auto"/>
     </w:pPr>
     <w:rPr>
+      <w:rFonts w:eastAsia="黑体"/>
       <w:color w:themeColor="text1" w:val="000000"/>
     </w:rPr>
     <w:tblPr>
@@ -8510,7 +8920,7 @@
     </w:tblPr>
     <w:tblStylePr w:type="firstRow">
       <w:rPr>
-        <w:rFonts w:asciiTheme="majorHAnsi" w:cstheme="majorBidi" w:eastAsiaTheme="majorEastAsia" w:hAnsiTheme="majorHAnsi"/>
+        <w:rFonts w:asciiTheme="majorHAnsi" w:cstheme="majorBidi" w:hAnsiTheme="majorHAnsi" w:eastAsia="黑体"/>
       </w:rPr>
       <w:tblPr/>
       <w:tcPr>
@@ -8522,6 +8932,7 @@
     </w:tblStylePr>
     <w:tblStylePr w:type="lastRow">
       <w:rPr>
+        <w:rFonts w:eastAsia="黑体"/>
         <w:b/>
         <w:bCs/>
         <w:color w:themeColor="text2" w:val="1F497D"/>
@@ -8536,12 +8947,14 @@
     </w:tblStylePr>
     <w:tblStylePr w:type="firstCol">
       <w:rPr>
+        <w:rFonts w:eastAsia="黑体"/>
         <w:b/>
         <w:bCs/>
       </w:rPr>
     </w:tblStylePr>
     <w:tblStylePr w:type="lastCol">
       <w:rPr>
+        <w:rFonts w:eastAsia="黑体"/>
         <w:b/>
         <w:bCs/>
       </w:rPr>
@@ -8575,6 +8988,7 @@
       <w:spacing w:after="0" w:line="240" w:lineRule="auto"/>
     </w:pPr>
     <w:rPr>
+      <w:rFonts w:eastAsia="黑体"/>
       <w:color w:themeColor="text1" w:val="000000"/>
     </w:rPr>
     <w:tblPr>
@@ -8594,7 +9008,7 @@
     </w:tblPr>
     <w:tblStylePr w:type="firstRow">
       <w:rPr>
-        <w:rFonts w:asciiTheme="majorHAnsi" w:cstheme="majorBidi" w:eastAsiaTheme="majorEastAsia" w:hAnsiTheme="majorHAnsi"/>
+        <w:rFonts w:asciiTheme="majorHAnsi" w:cstheme="majorBidi" w:hAnsiTheme="majorHAnsi" w:eastAsia="黑体"/>
       </w:rPr>
       <w:tblPr/>
       <w:tcPr>
@@ -8606,6 +9020,7 @@
     </w:tblStylePr>
     <w:tblStylePr w:type="lastRow">
       <w:rPr>
+        <w:rFonts w:eastAsia="黑体"/>
         <w:b/>
         <w:bCs/>
         <w:color w:themeColor="text2" w:val="1F497D"/>
@@ -8620,12 +9035,14 @@
     </w:tblStylePr>
     <w:tblStylePr w:type="firstCol">
       <w:rPr>
+        <w:rFonts w:eastAsia="黑体"/>
         <w:b/>
         <w:bCs/>
       </w:rPr>
     </w:tblStylePr>
     <w:tblStylePr w:type="lastCol">
       <w:rPr>
+        <w:rFonts w:eastAsia="黑体"/>
         <w:b/>
         <w:bCs/>
       </w:rPr>
@@ -8659,6 +9076,7 @@
       <w:spacing w:after="0" w:line="240" w:lineRule="auto"/>
     </w:pPr>
     <w:rPr>
+      <w:rFonts w:eastAsia="黑体"/>
       <w:color w:themeColor="text1" w:val="000000"/>
     </w:rPr>
     <w:tblPr>
@@ -8678,7 +9096,7 @@
     </w:tblPr>
     <w:tblStylePr w:type="firstRow">
       <w:rPr>
-        <w:rFonts w:asciiTheme="majorHAnsi" w:cstheme="majorBidi" w:eastAsiaTheme="majorEastAsia" w:hAnsiTheme="majorHAnsi"/>
+        <w:rFonts w:asciiTheme="majorHAnsi" w:cstheme="majorBidi" w:hAnsiTheme="majorHAnsi" w:eastAsia="黑体"/>
       </w:rPr>
       <w:tblPr/>
       <w:tcPr>
@@ -8690,6 +9108,7 @@
     </w:tblStylePr>
     <w:tblStylePr w:type="lastRow">
       <w:rPr>
+        <w:rFonts w:eastAsia="黑体"/>
         <w:b/>
         <w:bCs/>
         <w:color w:themeColor="text2" w:val="1F497D"/>
@@ -8704,12 +9123,14 @@
     </w:tblStylePr>
     <w:tblStylePr w:type="firstCol">
       <w:rPr>
+        <w:rFonts w:eastAsia="黑体"/>
         <w:b/>
         <w:bCs/>
       </w:rPr>
     </w:tblStylePr>
     <w:tblStylePr w:type="lastCol">
       <w:rPr>
+        <w:rFonts w:eastAsia="黑体"/>
         <w:b/>
         <w:bCs/>
       </w:rPr>
@@ -8743,7 +9164,7 @@
       <w:spacing w:after="0" w:line="240" w:lineRule="auto"/>
     </w:pPr>
     <w:rPr>
-      <w:rFonts w:asciiTheme="majorHAnsi" w:cstheme="majorBidi" w:eastAsiaTheme="majorEastAsia" w:hAnsiTheme="majorHAnsi"/>
+      <w:rFonts w:asciiTheme="majorHAnsi" w:cstheme="majorBidi" w:hAnsiTheme="majorHAnsi" w:eastAsia="黑体"/>
       <w:color w:themeColor="text1" w:val="000000"/>
     </w:rPr>
     <w:tblPr>
@@ -8765,6 +9186,7 @@
     </w:tblPr>
     <w:tblStylePr w:type="firstRow">
       <w:rPr>
+        <w:rFonts w:eastAsia="黑体"/>
         <w:sz w:val="24"/>
         <w:szCs w:val="24"/>
       </w:rPr>
@@ -8871,7 +9293,7 @@
       <w:spacing w:after="0" w:line="240" w:lineRule="auto"/>
     </w:pPr>
     <w:rPr>
-      <w:rFonts w:asciiTheme="majorHAnsi" w:cstheme="majorBidi" w:eastAsiaTheme="majorEastAsia" w:hAnsiTheme="majorHAnsi"/>
+      <w:rFonts w:asciiTheme="majorHAnsi" w:cstheme="majorBidi" w:hAnsiTheme="majorHAnsi" w:eastAsia="黑体"/>
       <w:color w:themeColor="text1" w:val="000000"/>
     </w:rPr>
     <w:tblPr>
@@ -8893,6 +9315,7 @@
     </w:tblPr>
     <w:tblStylePr w:type="firstRow">
       <w:rPr>
+        <w:rFonts w:eastAsia="黑体"/>
         <w:sz w:val="24"/>
         <w:szCs w:val="24"/>
       </w:rPr>
@@ -8999,7 +9422,7 @@
       <w:spacing w:after="0" w:line="240" w:lineRule="auto"/>
     </w:pPr>
     <w:rPr>
-      <w:rFonts w:asciiTheme="majorHAnsi" w:cstheme="majorBidi" w:eastAsiaTheme="majorEastAsia" w:hAnsiTheme="majorHAnsi"/>
+      <w:rFonts w:asciiTheme="majorHAnsi" w:cstheme="majorBidi" w:hAnsiTheme="majorHAnsi" w:eastAsia="黑体"/>
       <w:color w:themeColor="text1" w:val="000000"/>
     </w:rPr>
     <w:tblPr>
@@ -9021,6 +9444,7 @@
     </w:tblPr>
     <w:tblStylePr w:type="firstRow">
       <w:rPr>
+        <w:rFonts w:eastAsia="黑体"/>
         <w:sz w:val="24"/>
         <w:szCs w:val="24"/>
       </w:rPr>
@@ -9127,7 +9551,7 @@
       <w:spacing w:after="0" w:line="240" w:lineRule="auto"/>
     </w:pPr>
     <w:rPr>
-      <w:rFonts w:asciiTheme="majorHAnsi" w:cstheme="majorBidi" w:eastAsiaTheme="majorEastAsia" w:hAnsiTheme="majorHAnsi"/>
+      <w:rFonts w:asciiTheme="majorHAnsi" w:cstheme="majorBidi" w:hAnsiTheme="majorHAnsi" w:eastAsia="黑体"/>
       <w:color w:themeColor="text1" w:val="000000"/>
     </w:rPr>
     <w:tblPr>
@@ -9149,6 +9573,7 @@
     </w:tblPr>
     <w:tblStylePr w:type="firstRow">
       <w:rPr>
+        <w:rFonts w:eastAsia="黑体"/>
         <w:sz w:val="24"/>
         <w:szCs w:val="24"/>
       </w:rPr>
@@ -9255,7 +9680,7 @@
       <w:spacing w:after="0" w:line="240" w:lineRule="auto"/>
     </w:pPr>
     <w:rPr>
-      <w:rFonts w:asciiTheme="majorHAnsi" w:cstheme="majorBidi" w:eastAsiaTheme="majorEastAsia" w:hAnsiTheme="majorHAnsi"/>
+      <w:rFonts w:asciiTheme="majorHAnsi" w:cstheme="majorBidi" w:hAnsiTheme="majorHAnsi" w:eastAsia="黑体"/>
       <w:color w:themeColor="text1" w:val="000000"/>
     </w:rPr>
     <w:tblPr>
@@ -9277,6 +9702,7 @@
     </w:tblPr>
     <w:tblStylePr w:type="firstRow">
       <w:rPr>
+        <w:rFonts w:eastAsia="黑体"/>
         <w:sz w:val="24"/>
         <w:szCs w:val="24"/>
       </w:rPr>
@@ -9383,7 +9809,7 @@
       <w:spacing w:after="0" w:line="240" w:lineRule="auto"/>
     </w:pPr>
     <w:rPr>
-      <w:rFonts w:asciiTheme="majorHAnsi" w:cstheme="majorBidi" w:eastAsiaTheme="majorEastAsia" w:hAnsiTheme="majorHAnsi"/>
+      <w:rFonts w:asciiTheme="majorHAnsi" w:cstheme="majorBidi" w:hAnsiTheme="majorHAnsi" w:eastAsia="黑体"/>
       <w:color w:themeColor="text1" w:val="000000"/>
     </w:rPr>
     <w:tblPr>
@@ -9405,6 +9831,7 @@
     </w:tblPr>
     <w:tblStylePr w:type="firstRow">
       <w:rPr>
+        <w:rFonts w:eastAsia="黑体"/>
         <w:sz w:val="24"/>
         <w:szCs w:val="24"/>
       </w:rPr>
@@ -9511,7 +9938,7 @@
       <w:spacing w:after="0" w:line="240" w:lineRule="auto"/>
     </w:pPr>
     <w:rPr>
-      <w:rFonts w:asciiTheme="majorHAnsi" w:cstheme="majorBidi" w:eastAsiaTheme="majorEastAsia" w:hAnsiTheme="majorHAnsi"/>
+      <w:rFonts w:asciiTheme="majorHAnsi" w:cstheme="majorBidi" w:hAnsiTheme="majorHAnsi" w:eastAsia="黑体"/>
       <w:color w:themeColor="text1" w:val="000000"/>
     </w:rPr>
     <w:tblPr>
@@ -9533,6 +9960,7 @@
     </w:tblPr>
     <w:tblStylePr w:type="firstRow">
       <w:rPr>
+        <w:rFonts w:eastAsia="黑体"/>
         <w:sz w:val="24"/>
         <w:szCs w:val="24"/>
       </w:rPr>
@@ -9662,12 +10090,14 @@
     </w:tcPr>
     <w:tblStylePr w:type="firstRow">
       <w:rPr>
+        <w:rFonts w:eastAsia="黑体"/>
         <w:b/>
         <w:bCs/>
       </w:rPr>
     </w:tblStylePr>
     <w:tblStylePr w:type="lastRow">
       <w:rPr>
+        <w:rFonts w:eastAsia="黑体"/>
         <w:b/>
         <w:bCs/>
       </w:rPr>
@@ -9680,12 +10110,14 @@
     </w:tblStylePr>
     <w:tblStylePr w:type="firstCol">
       <w:rPr>
+        <w:rFonts w:eastAsia="黑体"/>
         <w:b/>
         <w:bCs/>
       </w:rPr>
     </w:tblStylePr>
     <w:tblStylePr w:type="lastCol">
       <w:rPr>
+        <w:rFonts w:eastAsia="黑体"/>
         <w:b/>
         <w:bCs/>
       </w:rPr>
@@ -9735,12 +10167,14 @@
     </w:tcPr>
     <w:tblStylePr w:type="firstRow">
       <w:rPr>
+        <w:rFonts w:eastAsia="黑体"/>
         <w:b/>
         <w:bCs/>
       </w:rPr>
     </w:tblStylePr>
     <w:tblStylePr w:type="lastRow">
       <w:rPr>
+        <w:rFonts w:eastAsia="黑体"/>
         <w:b/>
         <w:bCs/>
       </w:rPr>
@@ -9753,12 +10187,14 @@
     </w:tblStylePr>
     <w:tblStylePr w:type="firstCol">
       <w:rPr>
+        <w:rFonts w:eastAsia="黑体"/>
         <w:b/>
         <w:bCs/>
       </w:rPr>
     </w:tblStylePr>
     <w:tblStylePr w:type="lastCol">
       <w:rPr>
+        <w:rFonts w:eastAsia="黑体"/>
         <w:b/>
         <w:bCs/>
       </w:rPr>
@@ -9808,12 +10244,14 @@
     </w:tcPr>
     <w:tblStylePr w:type="firstRow">
       <w:rPr>
+        <w:rFonts w:eastAsia="黑体"/>
         <w:b/>
         <w:bCs/>
       </w:rPr>
     </w:tblStylePr>
     <w:tblStylePr w:type="lastRow">
       <w:rPr>
+        <w:rFonts w:eastAsia="黑体"/>
         <w:b/>
         <w:bCs/>
       </w:rPr>
@@ -9826,12 +10264,14 @@
     </w:tblStylePr>
     <w:tblStylePr w:type="firstCol">
       <w:rPr>
+        <w:rFonts w:eastAsia="黑体"/>
         <w:b/>
         <w:bCs/>
       </w:rPr>
     </w:tblStylePr>
     <w:tblStylePr w:type="lastCol">
       <w:rPr>
+        <w:rFonts w:eastAsia="黑体"/>
         <w:b/>
         <w:bCs/>
       </w:rPr>
@@ -9881,12 +10321,14 @@
     </w:tcPr>
     <w:tblStylePr w:type="firstRow">
       <w:rPr>
+        <w:rFonts w:eastAsia="黑体"/>
         <w:b/>
         <w:bCs/>
       </w:rPr>
     </w:tblStylePr>
     <w:tblStylePr w:type="lastRow">
       <w:rPr>
+        <w:rFonts w:eastAsia="黑体"/>
         <w:b/>
         <w:bCs/>
       </w:rPr>
@@ -9899,12 +10341,14 @@
     </w:tblStylePr>
     <w:tblStylePr w:type="firstCol">
       <w:rPr>
+        <w:rFonts w:eastAsia="黑体"/>
         <w:b/>
         <w:bCs/>
       </w:rPr>
     </w:tblStylePr>
     <w:tblStylePr w:type="lastCol">
       <w:rPr>
+        <w:rFonts w:eastAsia="黑体"/>
         <w:b/>
         <w:bCs/>
       </w:rPr>
@@ -9954,12 +10398,14 @@
     </w:tcPr>
     <w:tblStylePr w:type="firstRow">
       <w:rPr>
+        <w:rFonts w:eastAsia="黑体"/>
         <w:b/>
         <w:bCs/>
       </w:rPr>
     </w:tblStylePr>
     <w:tblStylePr w:type="lastRow">
       <w:rPr>
+        <w:rFonts w:eastAsia="黑体"/>
         <w:b/>
         <w:bCs/>
       </w:rPr>
@@ -9972,12 +10418,14 @@
     </w:tblStylePr>
     <w:tblStylePr w:type="firstCol">
       <w:rPr>
+        <w:rFonts w:eastAsia="黑体"/>
         <w:b/>
         <w:bCs/>
       </w:rPr>
     </w:tblStylePr>
     <w:tblStylePr w:type="lastCol">
       <w:rPr>
+        <w:rFonts w:eastAsia="黑体"/>
         <w:b/>
         <w:bCs/>
       </w:rPr>
@@ -10027,12 +10475,14 @@
     </w:tcPr>
     <w:tblStylePr w:type="firstRow">
       <w:rPr>
+        <w:rFonts w:eastAsia="黑体"/>
         <w:b/>
         <w:bCs/>
       </w:rPr>
     </w:tblStylePr>
     <w:tblStylePr w:type="lastRow">
       <w:rPr>
+        <w:rFonts w:eastAsia="黑体"/>
         <w:b/>
         <w:bCs/>
       </w:rPr>
@@ -10045,12 +10495,14 @@
     </w:tblStylePr>
     <w:tblStylePr w:type="firstCol">
       <w:rPr>
+        <w:rFonts w:eastAsia="黑体"/>
         <w:b/>
         <w:bCs/>
       </w:rPr>
     </w:tblStylePr>
     <w:tblStylePr w:type="lastCol">
       <w:rPr>
+        <w:rFonts w:eastAsia="黑体"/>
         <w:b/>
         <w:bCs/>
       </w:rPr>
@@ -10100,12 +10552,14 @@
     </w:tcPr>
     <w:tblStylePr w:type="firstRow">
       <w:rPr>
+        <w:rFonts w:eastAsia="黑体"/>
         <w:b/>
         <w:bCs/>
       </w:rPr>
     </w:tblStylePr>
     <w:tblStylePr w:type="lastRow">
       <w:rPr>
+        <w:rFonts w:eastAsia="黑体"/>
         <w:b/>
         <w:bCs/>
       </w:rPr>
@@ -10118,12 +10572,14 @@
     </w:tblStylePr>
     <w:tblStylePr w:type="firstCol">
       <w:rPr>
+        <w:rFonts w:eastAsia="黑体"/>
         <w:b/>
         <w:bCs/>
       </w:rPr>
     </w:tblStylePr>
     <w:tblStylePr w:type="lastCol">
       <w:rPr>
+        <w:rFonts w:eastAsia="黑体"/>
         <w:b/>
         <w:bCs/>
       </w:rPr>
@@ -10150,7 +10606,7 @@
       <w:spacing w:after="0" w:line="240" w:lineRule="auto"/>
     </w:pPr>
     <w:rPr>
-      <w:rFonts w:asciiTheme="majorHAnsi" w:cstheme="majorBidi" w:eastAsiaTheme="majorEastAsia" w:hAnsiTheme="majorHAnsi"/>
+      <w:rFonts w:asciiTheme="majorHAnsi" w:cstheme="majorBidi" w:hAnsiTheme="majorHAnsi" w:eastAsia="黑体"/>
       <w:color w:themeColor="text1" w:val="000000"/>
     </w:rPr>
     <w:tblPr>
@@ -10177,6 +10633,7 @@
     </w:tcPr>
     <w:tblStylePr w:type="firstRow">
       <w:rPr>
+        <w:rFonts w:eastAsia="黑体"/>
         <w:b/>
         <w:bCs/>
         <w:color w:themeColor="text1" w:val="000000"/>
@@ -10188,6 +10645,7 @@
     </w:tblStylePr>
     <w:tblStylePr w:type="lastRow">
       <w:rPr>
+        <w:rFonts w:eastAsia="黑体"/>
         <w:b/>
         <w:bCs/>
         <w:color w:themeColor="text1" w:val="000000"/>
@@ -10207,6 +10665,7 @@
     </w:tblStylePr>
     <w:tblStylePr w:type="firstCol">
       <w:rPr>
+        <w:rFonts w:eastAsia="黑体"/>
         <w:b/>
         <w:bCs/>
         <w:color w:themeColor="text1" w:val="000000"/>
@@ -10226,6 +10685,7 @@
     </w:tblStylePr>
     <w:tblStylePr w:type="lastCol">
       <w:rPr>
+        <w:rFonts w:eastAsia="黑体"/>
         <w:b w:val="0"/>
         <w:bCs w:val="0"/>
         <w:color w:themeColor="text1" w:val="000000"/>
@@ -10275,7 +10735,7 @@
       <w:spacing w:after="0" w:line="240" w:lineRule="auto"/>
     </w:pPr>
     <w:rPr>
-      <w:rFonts w:asciiTheme="majorHAnsi" w:cstheme="majorBidi" w:eastAsiaTheme="majorEastAsia" w:hAnsiTheme="majorHAnsi"/>
+      <w:rFonts w:asciiTheme="majorHAnsi" w:cstheme="majorBidi" w:hAnsiTheme="majorHAnsi" w:eastAsia="黑体"/>
       <w:color w:themeColor="text1" w:val="000000"/>
     </w:rPr>
     <w:tblPr>
@@ -10302,6 +10762,7 @@
     </w:tcPr>
     <w:tblStylePr w:type="firstRow">
       <w:rPr>
+        <w:rFonts w:eastAsia="黑体"/>
         <w:b/>
         <w:bCs/>
         <w:color w:themeColor="text1" w:val="000000"/>
@@ -10313,6 +10774,7 @@
     </w:tblStylePr>
     <w:tblStylePr w:type="lastRow">
       <w:rPr>
+        <w:rFonts w:eastAsia="黑体"/>
         <w:b/>
         <w:bCs/>
         <w:color w:themeColor="text1" w:val="000000"/>
@@ -10332,6 +10794,7 @@
     </w:tblStylePr>
     <w:tblStylePr w:type="firstCol">
       <w:rPr>
+        <w:rFonts w:eastAsia="黑体"/>
         <w:b/>
         <w:bCs/>
         <w:color w:themeColor="text1" w:val="000000"/>
@@ -10351,6 +10814,7 @@
     </w:tblStylePr>
     <w:tblStylePr w:type="lastCol">
       <w:rPr>
+        <w:rFonts w:eastAsia="黑体"/>
         <w:b w:val="0"/>
         <w:bCs w:val="0"/>
         <w:color w:themeColor="text1" w:val="000000"/>
@@ -10400,7 +10864,7 @@
       <w:spacing w:after="0" w:line="240" w:lineRule="auto"/>
     </w:pPr>
     <w:rPr>
-      <w:rFonts w:asciiTheme="majorHAnsi" w:cstheme="majorBidi" w:eastAsiaTheme="majorEastAsia" w:hAnsiTheme="majorHAnsi"/>
+      <w:rFonts w:asciiTheme="majorHAnsi" w:cstheme="majorBidi" w:hAnsiTheme="majorHAnsi" w:eastAsia="黑体"/>
       <w:color w:themeColor="text1" w:val="000000"/>
     </w:rPr>
     <w:tblPr>
@@ -10427,6 +10891,7 @@
     </w:tcPr>
     <w:tblStylePr w:type="firstRow">
       <w:rPr>
+        <w:rFonts w:eastAsia="黑体"/>
         <w:b/>
         <w:bCs/>
         <w:color w:themeColor="text1" w:val="000000"/>
@@ -10438,6 +10903,7 @@
     </w:tblStylePr>
     <w:tblStylePr w:type="lastRow">
       <w:rPr>
+        <w:rFonts w:eastAsia="黑体"/>
         <w:b/>
         <w:bCs/>
         <w:color w:themeColor="text1" w:val="000000"/>
@@ -10457,6 +10923,7 @@
     </w:tblStylePr>
     <w:tblStylePr w:type="firstCol">
       <w:rPr>
+        <w:rFonts w:eastAsia="黑体"/>
         <w:b/>
         <w:bCs/>
         <w:color w:themeColor="text1" w:val="000000"/>
@@ -10476,6 +10943,7 @@
     </w:tblStylePr>
     <w:tblStylePr w:type="lastCol">
       <w:rPr>
+        <w:rFonts w:eastAsia="黑体"/>
         <w:b w:val="0"/>
         <w:bCs w:val="0"/>
         <w:color w:themeColor="text1" w:val="000000"/>
@@ -10525,7 +10993,7 @@
       <w:spacing w:after="0" w:line="240" w:lineRule="auto"/>
     </w:pPr>
     <w:rPr>
-      <w:rFonts w:asciiTheme="majorHAnsi" w:cstheme="majorBidi" w:eastAsiaTheme="majorEastAsia" w:hAnsiTheme="majorHAnsi"/>
+      <w:rFonts w:asciiTheme="majorHAnsi" w:cstheme="majorBidi" w:hAnsiTheme="majorHAnsi" w:eastAsia="黑体"/>
       <w:color w:themeColor="text1" w:val="000000"/>
     </w:rPr>
     <w:tblPr>
@@ -10552,6 +11020,7 @@
     </w:tcPr>
     <w:tblStylePr w:type="firstRow">
       <w:rPr>
+        <w:rFonts w:eastAsia="黑体"/>
         <w:b/>
         <w:bCs/>
         <w:color w:themeColor="text1" w:val="000000"/>
@@ -10563,6 +11032,7 @@
     </w:tblStylePr>
     <w:tblStylePr w:type="lastRow">
       <w:rPr>
+        <w:rFonts w:eastAsia="黑体"/>
         <w:b/>
         <w:bCs/>
         <w:color w:themeColor="text1" w:val="000000"/>
@@ -10582,6 +11052,7 @@
     </w:tblStylePr>
     <w:tblStylePr w:type="firstCol">
       <w:rPr>
+        <w:rFonts w:eastAsia="黑体"/>
         <w:b/>
         <w:bCs/>
         <w:color w:themeColor="text1" w:val="000000"/>
@@ -10601,6 +11072,7 @@
     </w:tblStylePr>
     <w:tblStylePr w:type="lastCol">
       <w:rPr>
+        <w:rFonts w:eastAsia="黑体"/>
         <w:b w:val="0"/>
         <w:bCs w:val="0"/>
         <w:color w:themeColor="text1" w:val="000000"/>
@@ -10650,7 +11122,7 @@
       <w:spacing w:after="0" w:line="240" w:lineRule="auto"/>
     </w:pPr>
     <w:rPr>
-      <w:rFonts w:asciiTheme="majorHAnsi" w:cstheme="majorBidi" w:eastAsiaTheme="majorEastAsia" w:hAnsiTheme="majorHAnsi"/>
+      <w:rFonts w:asciiTheme="majorHAnsi" w:cstheme="majorBidi" w:hAnsiTheme="majorHAnsi" w:eastAsia="黑体"/>
       <w:color w:themeColor="text1" w:val="000000"/>
     </w:rPr>
     <w:tblPr>
@@ -10677,6 +11149,7 @@
     </w:tcPr>
     <w:tblStylePr w:type="firstRow">
       <w:rPr>
+        <w:rFonts w:eastAsia="黑体"/>
         <w:b/>
         <w:bCs/>
         <w:color w:themeColor="text1" w:val="000000"/>
@@ -10688,6 +11161,7 @@
     </w:tblStylePr>
     <w:tblStylePr w:type="lastRow">
       <w:rPr>
+        <w:rFonts w:eastAsia="黑体"/>
         <w:b/>
         <w:bCs/>
         <w:color w:themeColor="text1" w:val="000000"/>
@@ -10707,6 +11181,7 @@
     </w:tblStylePr>
     <w:tblStylePr w:type="firstCol">
       <w:rPr>
+        <w:rFonts w:eastAsia="黑体"/>
         <w:b/>
         <w:bCs/>
         <w:color w:themeColor="text1" w:val="000000"/>
@@ -10726,6 +11201,7 @@
     </w:tblStylePr>
     <w:tblStylePr w:type="lastCol">
       <w:rPr>
+        <w:rFonts w:eastAsia="黑体"/>
         <w:b w:val="0"/>
         <w:bCs w:val="0"/>
         <w:color w:themeColor="text1" w:val="000000"/>
@@ -10775,7 +11251,7 @@
       <w:spacing w:after="0" w:line="240" w:lineRule="auto"/>
     </w:pPr>
     <w:rPr>
-      <w:rFonts w:asciiTheme="majorHAnsi" w:cstheme="majorBidi" w:eastAsiaTheme="majorEastAsia" w:hAnsiTheme="majorHAnsi"/>
+      <w:rFonts w:asciiTheme="majorHAnsi" w:cstheme="majorBidi" w:hAnsiTheme="majorHAnsi" w:eastAsia="黑体"/>
       <w:color w:themeColor="text1" w:val="000000"/>
     </w:rPr>
     <w:tblPr>
@@ -10802,6 +11278,7 @@
     </w:tcPr>
     <w:tblStylePr w:type="firstRow">
       <w:rPr>
+        <w:rFonts w:eastAsia="黑体"/>
         <w:b/>
         <w:bCs/>
         <w:color w:themeColor="text1" w:val="000000"/>
@@ -10813,6 +11290,7 @@
     </w:tblStylePr>
     <w:tblStylePr w:type="lastRow">
       <w:rPr>
+        <w:rFonts w:eastAsia="黑体"/>
         <w:b/>
         <w:bCs/>
         <w:color w:themeColor="text1" w:val="000000"/>
@@ -10832,6 +11310,7 @@
     </w:tblStylePr>
     <w:tblStylePr w:type="firstCol">
       <w:rPr>
+        <w:rFonts w:eastAsia="黑体"/>
         <w:b/>
         <w:bCs/>
         <w:color w:themeColor="text1" w:val="000000"/>
@@ -10851,6 +11330,7 @@
     </w:tblStylePr>
     <w:tblStylePr w:type="lastCol">
       <w:rPr>
+        <w:rFonts w:eastAsia="黑体"/>
         <w:b w:val="0"/>
         <w:bCs w:val="0"/>
         <w:color w:themeColor="text1" w:val="000000"/>
@@ -10900,7 +11380,7 @@
       <w:spacing w:after="0" w:line="240" w:lineRule="auto"/>
     </w:pPr>
     <w:rPr>
-      <w:rFonts w:asciiTheme="majorHAnsi" w:cstheme="majorBidi" w:eastAsiaTheme="majorEastAsia" w:hAnsiTheme="majorHAnsi"/>
+      <w:rFonts w:asciiTheme="majorHAnsi" w:cstheme="majorBidi" w:hAnsiTheme="majorHAnsi" w:eastAsia="黑体"/>
       <w:color w:themeColor="text1" w:val="000000"/>
     </w:rPr>
     <w:tblPr>
@@ -10927,6 +11407,7 @@
     </w:tcPr>
     <w:tblStylePr w:type="firstRow">
       <w:rPr>
+        <w:rFonts w:eastAsia="黑体"/>
         <w:b/>
         <w:bCs/>
         <w:color w:themeColor="text1" w:val="000000"/>
@@ -10938,6 +11419,7 @@
     </w:tblStylePr>
     <w:tblStylePr w:type="lastRow">
       <w:rPr>
+        <w:rFonts w:eastAsia="黑体"/>
         <w:b/>
         <w:bCs/>
         <w:color w:themeColor="text1" w:val="000000"/>
@@ -10957,6 +11439,7 @@
     </w:tblStylePr>
     <w:tblStylePr w:type="firstCol">
       <w:rPr>
+        <w:rFonts w:eastAsia="黑体"/>
         <w:b/>
         <w:bCs/>
         <w:color w:themeColor="text1" w:val="000000"/>
@@ -10976,6 +11459,7 @@
     </w:tblStylePr>
     <w:tblStylePr w:type="lastCol">
       <w:rPr>
+        <w:rFonts w:eastAsia="黑体"/>
         <w:b w:val="0"/>
         <w:bCs w:val="0"/>
         <w:color w:themeColor="text1" w:val="000000"/>
@@ -11048,6 +11532,7 @@
     </w:tcPr>
     <w:tblStylePr w:type="firstRow">
       <w:rPr>
+        <w:rFonts w:eastAsia="黑体"/>
         <w:b/>
         <w:bCs/>
         <w:i w:val="0"/>
@@ -11069,6 +11554,7 @@
     </w:tblStylePr>
     <w:tblStylePr w:type="lastRow">
       <w:rPr>
+        <w:rFonts w:eastAsia="黑体"/>
         <w:b/>
         <w:bCs/>
         <w:i w:val="0"/>
@@ -11090,6 +11576,7 @@
     </w:tblStylePr>
     <w:tblStylePr w:type="firstCol">
       <w:rPr>
+        <w:rFonts w:eastAsia="黑体"/>
         <w:b/>
         <w:bCs/>
         <w:i w:val="0"/>
@@ -11109,6 +11596,7 @@
     </w:tblStylePr>
     <w:tblStylePr w:type="lastCol">
       <w:rPr>
+        <w:rFonts w:eastAsia="黑体"/>
         <w:b/>
         <w:bCs/>
         <w:i w:val="0"/>
@@ -11189,6 +11677,7 @@
     </w:tcPr>
     <w:tblStylePr w:type="firstRow">
       <w:rPr>
+        <w:rFonts w:eastAsia="黑体"/>
         <w:b/>
         <w:bCs/>
         <w:i w:val="0"/>
@@ -11210,6 +11699,7 @@
     </w:tblStylePr>
     <w:tblStylePr w:type="lastRow">
       <w:rPr>
+        <w:rFonts w:eastAsia="黑体"/>
         <w:b/>
         <w:bCs/>
         <w:i w:val="0"/>
@@ -11231,6 +11721,7 @@
     </w:tblStylePr>
     <w:tblStylePr w:type="firstCol">
       <w:rPr>
+        <w:rFonts w:eastAsia="黑体"/>
         <w:b/>
         <w:bCs/>
         <w:i w:val="0"/>
@@ -11250,6 +11741,7 @@
     </w:tblStylePr>
     <w:tblStylePr w:type="lastCol">
       <w:rPr>
+        <w:rFonts w:eastAsia="黑体"/>
         <w:b/>
         <w:bCs/>
         <w:i w:val="0"/>
@@ -11330,6 +11822,7 @@
     </w:tcPr>
     <w:tblStylePr w:type="firstRow">
       <w:rPr>
+        <w:rFonts w:eastAsia="黑体"/>
         <w:b/>
         <w:bCs/>
         <w:i w:val="0"/>
@@ -11351,6 +11844,7 @@
     </w:tblStylePr>
     <w:tblStylePr w:type="lastRow">
       <w:rPr>
+        <w:rFonts w:eastAsia="黑体"/>
         <w:b/>
         <w:bCs/>
         <w:i w:val="0"/>
@@ -11372,6 +11866,7 @@
     </w:tblStylePr>
     <w:tblStylePr w:type="firstCol">
       <w:rPr>
+        <w:rFonts w:eastAsia="黑体"/>
         <w:b/>
         <w:bCs/>
         <w:i w:val="0"/>
@@ -11391,6 +11886,7 @@
     </w:tblStylePr>
     <w:tblStylePr w:type="lastCol">
       <w:rPr>
+        <w:rFonts w:eastAsia="黑体"/>
         <w:b/>
         <w:bCs/>
         <w:i w:val="0"/>
@@ -11471,6 +11967,7 @@
     </w:tcPr>
     <w:tblStylePr w:type="firstRow">
       <w:rPr>
+        <w:rFonts w:eastAsia="黑体"/>
         <w:b/>
         <w:bCs/>
         <w:i w:val="0"/>
@@ -11492,6 +11989,7 @@
     </w:tblStylePr>
     <w:tblStylePr w:type="lastRow">
       <w:rPr>
+        <w:rFonts w:eastAsia="黑体"/>
         <w:b/>
         <w:bCs/>
         <w:i w:val="0"/>
@@ -11513,6 +12011,7 @@
     </w:tblStylePr>
     <w:tblStylePr w:type="firstCol">
       <w:rPr>
+        <w:rFonts w:eastAsia="黑体"/>
         <w:b/>
         <w:bCs/>
         <w:i w:val="0"/>
@@ -11532,6 +12031,7 @@
     </w:tblStylePr>
     <w:tblStylePr w:type="lastCol">
       <w:rPr>
+        <w:rFonts w:eastAsia="黑体"/>
         <w:b/>
         <w:bCs/>
         <w:i w:val="0"/>
@@ -11612,6 +12112,7 @@
     </w:tcPr>
     <w:tblStylePr w:type="firstRow">
       <w:rPr>
+        <w:rFonts w:eastAsia="黑体"/>
         <w:b/>
         <w:bCs/>
         <w:i w:val="0"/>
@@ -11633,6 +12134,7 @@
     </w:tblStylePr>
     <w:tblStylePr w:type="lastRow">
       <w:rPr>
+        <w:rFonts w:eastAsia="黑体"/>
         <w:b/>
         <w:bCs/>
         <w:i w:val="0"/>
@@ -11654,6 +12156,7 @@
     </w:tblStylePr>
     <w:tblStylePr w:type="firstCol">
       <w:rPr>
+        <w:rFonts w:eastAsia="黑体"/>
         <w:b/>
         <w:bCs/>
         <w:i w:val="0"/>
@@ -11673,6 +12176,7 @@
     </w:tblStylePr>
     <w:tblStylePr w:type="lastCol">
       <w:rPr>
+        <w:rFonts w:eastAsia="黑体"/>
         <w:b/>
         <w:bCs/>
         <w:i w:val="0"/>
@@ -11753,6 +12257,7 @@
     </w:tcPr>
     <w:tblStylePr w:type="firstRow">
       <w:rPr>
+        <w:rFonts w:eastAsia="黑体"/>
         <w:b/>
         <w:bCs/>
         <w:i w:val="0"/>
@@ -11774,6 +12279,7 @@
     </w:tblStylePr>
     <w:tblStylePr w:type="lastRow">
       <w:rPr>
+        <w:rFonts w:eastAsia="黑体"/>
         <w:b/>
         <w:bCs/>
         <w:i w:val="0"/>
@@ -11795,6 +12301,7 @@
     </w:tblStylePr>
     <w:tblStylePr w:type="firstCol">
       <w:rPr>
+        <w:rFonts w:eastAsia="黑体"/>
         <w:b/>
         <w:bCs/>
         <w:i w:val="0"/>
@@ -11814,6 +12321,7 @@
     </w:tblStylePr>
     <w:tblStylePr w:type="lastCol">
       <w:rPr>
+        <w:rFonts w:eastAsia="黑体"/>
         <w:b/>
         <w:bCs/>
         <w:i w:val="0"/>
@@ -11894,6 +12402,7 @@
     </w:tcPr>
     <w:tblStylePr w:type="firstRow">
       <w:rPr>
+        <w:rFonts w:eastAsia="黑体"/>
         <w:b/>
         <w:bCs/>
         <w:i w:val="0"/>
@@ -11915,6 +12424,7 @@
     </w:tblStylePr>
     <w:tblStylePr w:type="lastRow">
       <w:rPr>
+        <w:rFonts w:eastAsia="黑体"/>
         <w:b/>
         <w:bCs/>
         <w:i w:val="0"/>
@@ -11936,6 +12446,7 @@
     </w:tblStylePr>
     <w:tblStylePr w:type="firstCol">
       <w:rPr>
+        <w:rFonts w:eastAsia="黑体"/>
         <w:b/>
         <w:bCs/>
         <w:i w:val="0"/>
@@ -11955,6 +12466,7 @@
     </w:tblStylePr>
     <w:tblStylePr w:type="lastCol">
       <w:rPr>
+        <w:rFonts w:eastAsia="黑体"/>
         <w:b/>
         <w:bCs/>
         <w:i w:val="0"/>
@@ -12012,6 +12524,7 @@
       <w:spacing w:after="0" w:line="240" w:lineRule="auto"/>
     </w:pPr>
     <w:rPr>
+      <w:rFonts w:eastAsia="黑体"/>
       <w:color w:themeColor="background1" w:val="FFFFFF"/>
     </w:rPr>
     <w:tblPr>
@@ -12030,6 +12543,7 @@
     </w:tcPr>
     <w:tblStylePr w:type="firstRow">
       <w:rPr>
+        <w:rFonts w:eastAsia="黑体"/>
         <w:b/>
         <w:bCs/>
       </w:rPr>
@@ -12126,6 +12640,7 @@
       <w:spacing w:after="0" w:line="240" w:lineRule="auto"/>
     </w:pPr>
     <w:rPr>
+      <w:rFonts w:eastAsia="黑体"/>
       <w:color w:themeColor="background1" w:val="FFFFFF"/>
     </w:rPr>
     <w:tblPr>
@@ -12144,6 +12659,7 @@
     </w:tcPr>
     <w:tblStylePr w:type="firstRow">
       <w:rPr>
+        <w:rFonts w:eastAsia="黑体"/>
         <w:b/>
         <w:bCs/>
       </w:rPr>
@@ -12240,6 +12756,7 @@
       <w:spacing w:after="0" w:line="240" w:lineRule="auto"/>
     </w:pPr>
     <w:rPr>
+      <w:rFonts w:eastAsia="黑体"/>
       <w:color w:themeColor="background1" w:val="FFFFFF"/>
     </w:rPr>
     <w:tblPr>
@@ -12258,6 +12775,7 @@
     </w:tcPr>
     <w:tblStylePr w:type="firstRow">
       <w:rPr>
+        <w:rFonts w:eastAsia="黑体"/>
         <w:b/>
         <w:bCs/>
       </w:rPr>
@@ -12354,6 +12872,7 @@
       <w:spacing w:after="0" w:line="240" w:lineRule="auto"/>
     </w:pPr>
     <w:rPr>
+      <w:rFonts w:eastAsia="黑体"/>
       <w:color w:themeColor="background1" w:val="FFFFFF"/>
     </w:rPr>
     <w:tblPr>
@@ -12372,6 +12891,7 @@
     </w:tcPr>
     <w:tblStylePr w:type="firstRow">
       <w:rPr>
+        <w:rFonts w:eastAsia="黑体"/>
         <w:b/>
         <w:bCs/>
       </w:rPr>
@@ -12468,6 +12988,7 @@
       <w:spacing w:after="0" w:line="240" w:lineRule="auto"/>
     </w:pPr>
     <w:rPr>
+      <w:rFonts w:eastAsia="黑体"/>
       <w:color w:themeColor="background1" w:val="FFFFFF"/>
     </w:rPr>
     <w:tblPr>
@@ -12486,6 +13007,7 @@
     </w:tcPr>
     <w:tblStylePr w:type="firstRow">
       <w:rPr>
+        <w:rFonts w:eastAsia="黑体"/>
         <w:b/>
         <w:bCs/>
       </w:rPr>
@@ -12582,6 +13104,7 @@
       <w:spacing w:after="0" w:line="240" w:lineRule="auto"/>
     </w:pPr>
     <w:rPr>
+      <w:rFonts w:eastAsia="黑体"/>
       <w:color w:themeColor="background1" w:val="FFFFFF"/>
     </w:rPr>
     <w:tblPr>
@@ -12600,6 +13123,7 @@
     </w:tcPr>
     <w:tblStylePr w:type="firstRow">
       <w:rPr>
+        <w:rFonts w:eastAsia="黑体"/>
         <w:b/>
         <w:bCs/>
       </w:rPr>
@@ -12696,6 +13220,7 @@
       <w:spacing w:after="0" w:line="240" w:lineRule="auto"/>
     </w:pPr>
     <w:rPr>
+      <w:rFonts w:eastAsia="黑体"/>
       <w:color w:themeColor="background1" w:val="FFFFFF"/>
     </w:rPr>
     <w:tblPr>
@@ -12714,6 +13239,7 @@
     </w:tcPr>
     <w:tblStylePr w:type="firstRow">
       <w:rPr>
+        <w:rFonts w:eastAsia="黑体"/>
         <w:b/>
         <w:bCs/>
       </w:rPr>
@@ -12810,6 +13336,7 @@
       <w:spacing w:after="0" w:line="240" w:lineRule="auto"/>
     </w:pPr>
     <w:rPr>
+      <w:rFonts w:eastAsia="黑体"/>
       <w:color w:themeColor="text1" w:val="000000"/>
     </w:rPr>
     <w:tblPr>
@@ -12836,6 +13363,7 @@
     </w:tcPr>
     <w:tblStylePr w:type="firstRow">
       <w:rPr>
+        <w:rFonts w:eastAsia="黑体"/>
         <w:b/>
         <w:bCs/>
       </w:rPr>
@@ -12854,6 +13382,7 @@
     </w:tblStylePr>
     <w:tblStylePr w:type="lastRow">
       <w:rPr>
+        <w:rFonts w:eastAsia="黑体"/>
         <w:b/>
         <w:bCs/>
         <w:color w:themeColor="background1" w:val="FFFFFF"/>
@@ -12868,6 +13397,7 @@
     </w:tblStylePr>
     <w:tblStylePr w:type="firstCol">
       <w:rPr>
+        <w:rFonts w:eastAsia="黑体"/>
         <w:color w:themeColor="background1" w:val="FFFFFF"/>
       </w:rPr>
       <w:tblPr/>
@@ -12885,6 +13415,7 @@
     </w:tblStylePr>
     <w:tblStylePr w:type="lastCol">
       <w:rPr>
+        <w:rFonts w:eastAsia="黑体"/>
         <w:color w:themeColor="background1" w:val="FFFFFF"/>
       </w:rPr>
       <w:tblPr/>
@@ -12914,11 +13445,13 @@
     </w:tblStylePr>
     <w:tblStylePr w:type="neCell">
       <w:rPr>
+        <w:rFonts w:eastAsia="黑体"/>
         <w:color w:themeColor="text1" w:val="000000"/>
       </w:rPr>
     </w:tblStylePr>
     <w:tblStylePr w:type="nwCell">
       <w:rPr>
+        <w:rFonts w:eastAsia="黑体"/>
         <w:color w:themeColor="text1" w:val="000000"/>
       </w:rPr>
     </w:tblStylePr>
@@ -12932,6 +13465,7 @@
       <w:spacing w:after="0" w:line="240" w:lineRule="auto"/>
     </w:pPr>
     <w:rPr>
+      <w:rFonts w:eastAsia="黑体"/>
       <w:color w:themeColor="text1" w:val="000000"/>
     </w:rPr>
     <w:tblPr>
@@ -12958,6 +13492,7 @@
     </w:tcPr>
     <w:tblStylePr w:type="firstRow">
       <w:rPr>
+        <w:rFonts w:eastAsia="黑体"/>
         <w:b/>
         <w:bCs/>
       </w:rPr>
@@ -12976,6 +13511,7 @@
     </w:tblStylePr>
     <w:tblStylePr w:type="lastRow">
       <w:rPr>
+        <w:rFonts w:eastAsia="黑体"/>
         <w:b/>
         <w:bCs/>
         <w:color w:themeColor="background1" w:val="FFFFFF"/>
@@ -12990,6 +13526,7 @@
     </w:tblStylePr>
     <w:tblStylePr w:type="firstCol">
       <w:rPr>
+        <w:rFonts w:eastAsia="黑体"/>
         <w:color w:themeColor="background1" w:val="FFFFFF"/>
       </w:rPr>
       <w:tblPr/>
@@ -13007,6 +13544,7 @@
     </w:tblStylePr>
     <w:tblStylePr w:type="lastCol">
       <w:rPr>
+        <w:rFonts w:eastAsia="黑体"/>
         <w:color w:themeColor="background1" w:val="FFFFFF"/>
       </w:rPr>
       <w:tblPr/>
@@ -13036,11 +13574,13 @@
     </w:tblStylePr>
     <w:tblStylePr w:type="neCell">
       <w:rPr>
+        <w:rFonts w:eastAsia="黑体"/>
         <w:color w:themeColor="text1" w:val="000000"/>
       </w:rPr>
     </w:tblStylePr>
     <w:tblStylePr w:type="nwCell">
       <w:rPr>
+        <w:rFonts w:eastAsia="黑体"/>
         <w:color w:themeColor="text1" w:val="000000"/>
       </w:rPr>
     </w:tblStylePr>
@@ -13054,6 +13594,7 @@
       <w:spacing w:after="0" w:line="240" w:lineRule="auto"/>
     </w:pPr>
     <w:rPr>
+      <w:rFonts w:eastAsia="黑体"/>
       <w:color w:themeColor="text1" w:val="000000"/>
     </w:rPr>
     <w:tblPr>
@@ -13080,6 +13621,7 @@
     </w:tcPr>
     <w:tblStylePr w:type="firstRow">
       <w:rPr>
+        <w:rFonts w:eastAsia="黑体"/>
         <w:b/>
         <w:bCs/>
       </w:rPr>
@@ -13098,6 +13640,7 @@
     </w:tblStylePr>
     <w:tblStylePr w:type="lastRow">
       <w:rPr>
+        <w:rFonts w:eastAsia="黑体"/>
         <w:b/>
         <w:bCs/>
         <w:color w:themeColor="background1" w:val="FFFFFF"/>
@@ -13112,6 +13655,7 @@
     </w:tblStylePr>
     <w:tblStylePr w:type="firstCol">
       <w:rPr>
+        <w:rFonts w:eastAsia="黑体"/>
         <w:color w:themeColor="background1" w:val="FFFFFF"/>
       </w:rPr>
       <w:tblPr/>
@@ -13129,6 +13673,7 @@
     </w:tblStylePr>
     <w:tblStylePr w:type="lastCol">
       <w:rPr>
+        <w:rFonts w:eastAsia="黑体"/>
         <w:color w:themeColor="background1" w:val="FFFFFF"/>
       </w:rPr>
       <w:tblPr/>
@@ -13158,11 +13703,13 @@
     </w:tblStylePr>
     <w:tblStylePr w:type="neCell">
       <w:rPr>
+        <w:rFonts w:eastAsia="黑体"/>
         <w:color w:themeColor="text1" w:val="000000"/>
       </w:rPr>
     </w:tblStylePr>
     <w:tblStylePr w:type="nwCell">
       <w:rPr>
+        <w:rFonts w:eastAsia="黑体"/>
         <w:color w:themeColor="text1" w:val="000000"/>
       </w:rPr>
     </w:tblStylePr>
@@ -13176,6 +13723,7 @@
       <w:spacing w:after="0" w:line="240" w:lineRule="auto"/>
     </w:pPr>
     <w:rPr>
+      <w:rFonts w:eastAsia="黑体"/>
       <w:color w:themeColor="text1" w:val="000000"/>
     </w:rPr>
     <w:tblPr>
@@ -13202,6 +13750,7 @@
     </w:tcPr>
     <w:tblStylePr w:type="firstRow">
       <w:rPr>
+        <w:rFonts w:eastAsia="黑体"/>
         <w:b/>
         <w:bCs/>
       </w:rPr>
@@ -13220,6 +13769,7 @@
     </w:tblStylePr>
     <w:tblStylePr w:type="lastRow">
       <w:rPr>
+        <w:rFonts w:eastAsia="黑体"/>
         <w:b/>
         <w:bCs/>
         <w:color w:themeColor="background1" w:val="FFFFFF"/>
@@ -13234,6 +13784,7 @@
     </w:tblStylePr>
     <w:tblStylePr w:type="firstCol">
       <w:rPr>
+        <w:rFonts w:eastAsia="黑体"/>
         <w:color w:themeColor="background1" w:val="FFFFFF"/>
       </w:rPr>
       <w:tblPr/>
@@ -13251,6 +13802,7 @@
     </w:tblStylePr>
     <w:tblStylePr w:type="lastCol">
       <w:rPr>
+        <w:rFonts w:eastAsia="黑体"/>
         <w:color w:themeColor="background1" w:val="FFFFFF"/>
       </w:rPr>
       <w:tblPr/>
@@ -13288,6 +13840,7 @@
       <w:spacing w:after="0" w:line="240" w:lineRule="auto"/>
     </w:pPr>
     <w:rPr>
+      <w:rFonts w:eastAsia="黑体"/>
       <w:color w:themeColor="text1" w:val="000000"/>
     </w:rPr>
     <w:tblPr>
@@ -13314,6 +13867,7 @@
     </w:tcPr>
     <w:tblStylePr w:type="firstRow">
       <w:rPr>
+        <w:rFonts w:eastAsia="黑体"/>
         <w:b/>
         <w:bCs/>
       </w:rPr>
@@ -13332,6 +13886,7 @@
     </w:tblStylePr>
     <w:tblStylePr w:type="lastRow">
       <w:rPr>
+        <w:rFonts w:eastAsia="黑体"/>
         <w:b/>
         <w:bCs/>
         <w:color w:themeColor="background1" w:val="FFFFFF"/>
@@ -13346,6 +13901,7 @@
     </w:tblStylePr>
     <w:tblStylePr w:type="firstCol">
       <w:rPr>
+        <w:rFonts w:eastAsia="黑体"/>
         <w:color w:themeColor="background1" w:val="FFFFFF"/>
       </w:rPr>
       <w:tblPr/>
@@ -13363,6 +13919,7 @@
     </w:tblStylePr>
     <w:tblStylePr w:type="lastCol">
       <w:rPr>
+        <w:rFonts w:eastAsia="黑体"/>
         <w:color w:themeColor="background1" w:val="FFFFFF"/>
       </w:rPr>
       <w:tblPr/>
@@ -13392,11 +13949,13 @@
     </w:tblStylePr>
     <w:tblStylePr w:type="neCell">
       <w:rPr>
+        <w:rFonts w:eastAsia="黑体"/>
         <w:color w:themeColor="text1" w:val="000000"/>
       </w:rPr>
     </w:tblStylePr>
     <w:tblStylePr w:type="nwCell">
       <w:rPr>
+        <w:rFonts w:eastAsia="黑体"/>
         <w:color w:themeColor="text1" w:val="000000"/>
       </w:rPr>
     </w:tblStylePr>
@@ -13410,6 +13969,7 @@
       <w:spacing w:after="0" w:line="240" w:lineRule="auto"/>
     </w:pPr>
     <w:rPr>
+      <w:rFonts w:eastAsia="黑体"/>
       <w:color w:themeColor="text1" w:val="000000"/>
     </w:rPr>
     <w:tblPr>
@@ -13436,6 +13996,7 @@
     </w:tcPr>
     <w:tblStylePr w:type="firstRow">
       <w:rPr>
+        <w:rFonts w:eastAsia="黑体"/>
         <w:b/>
         <w:bCs/>
       </w:rPr>
@@ -13454,6 +14015,7 @@
     </w:tblStylePr>
     <w:tblStylePr w:type="lastRow">
       <w:rPr>
+        <w:rFonts w:eastAsia="黑体"/>
         <w:b/>
         <w:bCs/>
         <w:color w:themeColor="background1" w:val="FFFFFF"/>
@@ -13468,6 +14030,7 @@
     </w:tblStylePr>
     <w:tblStylePr w:type="firstCol">
       <w:rPr>
+        <w:rFonts w:eastAsia="黑体"/>
         <w:color w:themeColor="background1" w:val="FFFFFF"/>
       </w:rPr>
       <w:tblPr/>
@@ -13485,6 +14048,7 @@
     </w:tblStylePr>
     <w:tblStylePr w:type="lastCol">
       <w:rPr>
+        <w:rFonts w:eastAsia="黑体"/>
         <w:color w:themeColor="background1" w:val="FFFFFF"/>
       </w:rPr>
       <w:tblPr/>
@@ -13514,11 +14078,13 @@
     </w:tblStylePr>
     <w:tblStylePr w:type="neCell">
       <w:rPr>
+        <w:rFonts w:eastAsia="黑体"/>
         <w:color w:themeColor="text1" w:val="000000"/>
       </w:rPr>
     </w:tblStylePr>
     <w:tblStylePr w:type="nwCell">
       <w:rPr>
+        <w:rFonts w:eastAsia="黑体"/>
         <w:color w:themeColor="text1" w:val="000000"/>
       </w:rPr>
     </w:tblStylePr>
@@ -13532,6 +14098,7 @@
       <w:spacing w:after="0" w:line="240" w:lineRule="auto"/>
     </w:pPr>
     <w:rPr>
+      <w:rFonts w:eastAsia="黑体"/>
       <w:color w:themeColor="text1" w:val="000000"/>
     </w:rPr>
     <w:tblPr>
@@ -13558,6 +14125,7 @@
     </w:tcPr>
     <w:tblStylePr w:type="firstRow">
       <w:rPr>
+        <w:rFonts w:eastAsia="黑体"/>
         <w:b/>
         <w:bCs/>
       </w:rPr>
@@ -13576,6 +14144,7 @@
     </w:tblStylePr>
     <w:tblStylePr w:type="lastRow">
       <w:rPr>
+        <w:rFonts w:eastAsia="黑体"/>
         <w:b/>
         <w:bCs/>
         <w:color w:themeColor="background1" w:val="FFFFFF"/>
@@ -13590,6 +14159,7 @@
     </w:tblStylePr>
     <w:tblStylePr w:type="firstCol">
       <w:rPr>
+        <w:rFonts w:eastAsia="黑体"/>
         <w:color w:themeColor="background1" w:val="FFFFFF"/>
       </w:rPr>
       <w:tblPr/>
@@ -13607,6 +14177,7 @@
     </w:tblStylePr>
     <w:tblStylePr w:type="lastCol">
       <w:rPr>
+        <w:rFonts w:eastAsia="黑体"/>
         <w:color w:themeColor="background1" w:val="FFFFFF"/>
       </w:rPr>
       <w:tblPr/>
@@ -13636,11 +14207,13 @@
     </w:tblStylePr>
     <w:tblStylePr w:type="neCell">
       <w:rPr>
+        <w:rFonts w:eastAsia="黑体"/>
         <w:color w:themeColor="text1" w:val="000000"/>
       </w:rPr>
     </w:tblStylePr>
     <w:tblStylePr w:type="nwCell">
       <w:rPr>
+        <w:rFonts w:eastAsia="黑体"/>
         <w:color w:themeColor="text1" w:val="000000"/>
       </w:rPr>
     </w:tblStylePr>
@@ -13654,6 +14227,7 @@
       <w:spacing w:after="0" w:line="240" w:lineRule="auto"/>
     </w:pPr>
     <w:rPr>
+      <w:rFonts w:eastAsia="黑体"/>
       <w:color w:themeColor="text1" w:val="000000"/>
     </w:rPr>
     <w:tblPr>
@@ -13672,6 +14246,7 @@
     </w:tcPr>
     <w:tblStylePr w:type="firstRow">
       <w:rPr>
+        <w:rFonts w:eastAsia="黑体"/>
         <w:b/>
         <w:bCs/>
         <w:color w:themeColor="background1" w:val="FFFFFF"/>
@@ -13686,6 +14261,7 @@
     </w:tblStylePr>
     <w:tblStylePr w:type="lastRow">
       <w:rPr>
+        <w:rFonts w:eastAsia="黑体"/>
         <w:b/>
         <w:bCs/>
         <w:color w:themeColor="accent2" w:themeShade="CC" w:val="9E3A38"/>
@@ -13700,12 +14276,14 @@
     </w:tblStylePr>
     <w:tblStylePr w:type="firstCol">
       <w:rPr>
+        <w:rFonts w:eastAsia="黑体"/>
         <w:b/>
         <w:bCs/>
       </w:rPr>
     </w:tblStylePr>
     <w:tblStylePr w:type="lastCol">
       <w:rPr>
+        <w:rFonts w:eastAsia="黑体"/>
         <w:b/>
         <w:bCs/>
       </w:rPr>
@@ -13740,6 +14318,7 @@
       <w:spacing w:after="0" w:line="240" w:lineRule="auto"/>
     </w:pPr>
     <w:rPr>
+      <w:rFonts w:eastAsia="黑体"/>
       <w:color w:themeColor="text1" w:val="000000"/>
     </w:rPr>
     <w:tblPr>
@@ -13758,6 +14337,7 @@
     </w:tcPr>
     <w:tblStylePr w:type="firstRow">
       <w:rPr>
+        <w:rFonts w:eastAsia="黑体"/>
         <w:b/>
         <w:bCs/>
         <w:color w:themeColor="background1" w:val="FFFFFF"/>
@@ -13772,6 +14352,7 @@
     </w:tblStylePr>
     <w:tblStylePr w:type="lastRow">
       <w:rPr>
+        <w:rFonts w:eastAsia="黑体"/>
         <w:b/>
         <w:bCs/>
         <w:color w:themeColor="accent2" w:themeShade="CC" w:val="9E3A38"/>
@@ -13786,12 +14367,14 @@
     </w:tblStylePr>
     <w:tblStylePr w:type="firstCol">
       <w:rPr>
+        <w:rFonts w:eastAsia="黑体"/>
         <w:b/>
         <w:bCs/>
       </w:rPr>
     </w:tblStylePr>
     <w:tblStylePr w:type="lastCol">
       <w:rPr>
+        <w:rFonts w:eastAsia="黑体"/>
         <w:b/>
         <w:bCs/>
       </w:rPr>
@@ -13826,6 +14409,7 @@
       <w:spacing w:after="0" w:line="240" w:lineRule="auto"/>
     </w:pPr>
     <w:rPr>
+      <w:rFonts w:eastAsia="黑体"/>
       <w:color w:themeColor="text1" w:val="000000"/>
     </w:rPr>
     <w:tblPr>
@@ -13844,6 +14428,7 @@
     </w:tcPr>
     <w:tblStylePr w:type="firstRow">
       <w:rPr>
+        <w:rFonts w:eastAsia="黑体"/>
         <w:b/>
         <w:bCs/>
         <w:color w:themeColor="background1" w:val="FFFFFF"/>
@@ -13858,6 +14443,7 @@
     </w:tblStylePr>
     <w:tblStylePr w:type="lastRow">
       <w:rPr>
+        <w:rFonts w:eastAsia="黑体"/>
         <w:b/>
         <w:bCs/>
         <w:color w:themeColor="accent2" w:themeShade="CC" w:val="9E3A38"/>
@@ -13872,12 +14458,14 @@
     </w:tblStylePr>
     <w:tblStylePr w:type="firstCol">
       <w:rPr>
+        <w:rFonts w:eastAsia="黑体"/>
         <w:b/>
         <w:bCs/>
       </w:rPr>
     </w:tblStylePr>
     <w:tblStylePr w:type="lastCol">
       <w:rPr>
+        <w:rFonts w:eastAsia="黑体"/>
         <w:b/>
         <w:bCs/>
       </w:rPr>
@@ -13912,6 +14500,7 @@
       <w:spacing w:after="0" w:line="240" w:lineRule="auto"/>
     </w:pPr>
     <w:rPr>
+      <w:rFonts w:eastAsia="黑体"/>
       <w:color w:themeColor="text1" w:val="000000"/>
     </w:rPr>
     <w:tblPr>
@@ -13930,6 +14519,7 @@
     </w:tcPr>
     <w:tblStylePr w:type="firstRow">
       <w:rPr>
+        <w:rFonts w:eastAsia="黑体"/>
         <w:b/>
         <w:bCs/>
         <w:color w:themeColor="background1" w:val="FFFFFF"/>
@@ -13944,6 +14534,7 @@
     </w:tblStylePr>
     <w:tblStylePr w:type="lastRow">
       <w:rPr>
+        <w:rFonts w:eastAsia="黑体"/>
         <w:b/>
         <w:bCs/>
         <w:color w:themeColor="accent4" w:themeShade="CC" w:val="664E82"/>
@@ -13958,12 +14549,14 @@
     </w:tblStylePr>
     <w:tblStylePr w:type="firstCol">
       <w:rPr>
+        <w:rFonts w:eastAsia="黑体"/>
         <w:b/>
         <w:bCs/>
       </w:rPr>
     </w:tblStylePr>
     <w:tblStylePr w:type="lastCol">
       <w:rPr>
+        <w:rFonts w:eastAsia="黑体"/>
         <w:b/>
         <w:bCs/>
       </w:rPr>
@@ -13998,6 +14591,7 @@
       <w:spacing w:after="0" w:line="240" w:lineRule="auto"/>
     </w:pPr>
     <w:rPr>
+      <w:rFonts w:eastAsia="黑体"/>
       <w:color w:themeColor="text1" w:val="000000"/>
     </w:rPr>
     <w:tblPr>
@@ -14016,6 +14610,7 @@
     </w:tcPr>
     <w:tblStylePr w:type="firstRow">
       <w:rPr>
+        <w:rFonts w:eastAsia="黑体"/>
         <w:b/>
         <w:bCs/>
         <w:color w:themeColor="background1" w:val="FFFFFF"/>
@@ -14030,6 +14625,7 @@
     </w:tblStylePr>
     <w:tblStylePr w:type="lastRow">
       <w:rPr>
+        <w:rFonts w:eastAsia="黑体"/>
         <w:b/>
         <w:bCs/>
         <w:color w:themeColor="accent3" w:themeShade="CC" w:val="7E9C40"/>
@@ -14044,12 +14640,14 @@
     </w:tblStylePr>
     <w:tblStylePr w:type="firstCol">
       <w:rPr>
+        <w:rFonts w:eastAsia="黑体"/>
         <w:b/>
         <w:bCs/>
       </w:rPr>
     </w:tblStylePr>
     <w:tblStylePr w:type="lastCol">
       <w:rPr>
+        <w:rFonts w:eastAsia="黑体"/>
         <w:b/>
         <w:bCs/>
       </w:rPr>
@@ -14084,6 +14682,7 @@
       <w:spacing w:after="0" w:line="240" w:lineRule="auto"/>
     </w:pPr>
     <w:rPr>
+      <w:rFonts w:eastAsia="黑体"/>
       <w:color w:themeColor="text1" w:val="000000"/>
     </w:rPr>
     <w:tblPr>
@@ -14102,6 +14701,7 @@
     </w:tcPr>
     <w:tblStylePr w:type="firstRow">
       <w:rPr>
+        <w:rFonts w:eastAsia="黑体"/>
         <w:b/>
         <w:bCs/>
         <w:color w:themeColor="background1" w:val="FFFFFF"/>
@@ -14116,6 +14716,7 @@
     </w:tblStylePr>
     <w:tblStylePr w:type="lastRow">
       <w:rPr>
+        <w:rFonts w:eastAsia="黑体"/>
         <w:b/>
         <w:bCs/>
         <w:color w:themeColor="accent6" w:themeShade="CC" w:val="F2730A"/>
@@ -14130,12 +14731,14 @@
     </w:tblStylePr>
     <w:tblStylePr w:type="firstCol">
       <w:rPr>
+        <w:rFonts w:eastAsia="黑体"/>
         <w:b/>
         <w:bCs/>
       </w:rPr>
     </w:tblStylePr>
     <w:tblStylePr w:type="lastCol">
       <w:rPr>
+        <w:rFonts w:eastAsia="黑体"/>
         <w:b/>
         <w:bCs/>
       </w:rPr>
@@ -14170,6 +14773,7 @@
       <w:spacing w:after="0" w:line="240" w:lineRule="auto"/>
     </w:pPr>
     <w:rPr>
+      <w:rFonts w:eastAsia="黑体"/>
       <w:color w:themeColor="text1" w:val="000000"/>
     </w:rPr>
     <w:tblPr>
@@ -14188,6 +14792,7 @@
     </w:tcPr>
     <w:tblStylePr w:type="firstRow">
       <w:rPr>
+        <w:rFonts w:eastAsia="黑体"/>
         <w:b/>
         <w:bCs/>
         <w:color w:themeColor="background1" w:val="FFFFFF"/>
@@ -14202,6 +14807,7 @@
     </w:tblStylePr>
     <w:tblStylePr w:type="lastRow">
       <w:rPr>
+        <w:rFonts w:eastAsia="黑体"/>
         <w:b/>
         <w:bCs/>
         <w:color w:themeColor="accent5" w:themeShade="CC" w:val="348DA5"/>
@@ -14216,12 +14822,14 @@
     </w:tblStylePr>
     <w:tblStylePr w:type="firstCol">
       <w:rPr>
+        <w:rFonts w:eastAsia="黑体"/>
         <w:b/>
         <w:bCs/>
       </w:rPr>
     </w:tblStylePr>
     <w:tblStylePr w:type="lastCol">
       <w:rPr>
+        <w:rFonts w:eastAsia="黑体"/>
         <w:b/>
         <w:bCs/>
       </w:rPr>
@@ -14256,6 +14864,7 @@
       <w:spacing w:after="0" w:line="240" w:lineRule="auto"/>
     </w:pPr>
     <w:rPr>
+      <w:rFonts w:eastAsia="黑体"/>
       <w:color w:themeColor="text1" w:val="000000"/>
     </w:rPr>
     <w:tblPr>
@@ -14277,6 +14886,7 @@
     </w:tcPr>
     <w:tblStylePr w:type="firstRow">
       <w:rPr>
+        <w:rFonts w:eastAsia="黑体"/>
         <w:b/>
         <w:bCs/>
       </w:rPr>
@@ -14287,6 +14897,7 @@
     </w:tblStylePr>
     <w:tblStylePr w:type="lastRow">
       <w:rPr>
+        <w:rFonts w:eastAsia="黑体"/>
         <w:b/>
         <w:bCs/>
         <w:color w:themeColor="text1" w:val="000000"/>
@@ -14298,6 +14909,7 @@
     </w:tblStylePr>
     <w:tblStylePr w:type="firstCol">
       <w:rPr>
+        <w:rFonts w:eastAsia="黑体"/>
         <w:color w:themeColor="background1" w:val="FFFFFF"/>
       </w:rPr>
       <w:tblPr/>
@@ -14307,6 +14919,7 @@
     </w:tblStylePr>
     <w:tblStylePr w:type="lastCol">
       <w:rPr>
+        <w:rFonts w:eastAsia="黑体"/>
         <w:color w:themeColor="background1" w:val="FFFFFF"/>
       </w:rPr>
       <w:tblPr/>
@@ -14336,6 +14949,7 @@
       <w:spacing w:after="0" w:line="240" w:lineRule="auto"/>
     </w:pPr>
     <w:rPr>
+      <w:rFonts w:eastAsia="黑体"/>
       <w:color w:themeColor="text1" w:val="000000"/>
     </w:rPr>
     <w:tblPr>
@@ -14357,6 +14971,7 @@
     </w:tcPr>
     <w:tblStylePr w:type="firstRow">
       <w:rPr>
+        <w:rFonts w:eastAsia="黑体"/>
         <w:b/>
         <w:bCs/>
       </w:rPr>
@@ -14367,6 +14982,7 @@
     </w:tblStylePr>
     <w:tblStylePr w:type="lastRow">
       <w:rPr>
+        <w:rFonts w:eastAsia="黑体"/>
         <w:b/>
         <w:bCs/>
         <w:color w:themeColor="text1" w:val="000000"/>
@@ -14378,6 +14994,7 @@
     </w:tblStylePr>
     <w:tblStylePr w:type="firstCol">
       <w:rPr>
+        <w:rFonts w:eastAsia="黑体"/>
         <w:color w:themeColor="background1" w:val="FFFFFF"/>
       </w:rPr>
       <w:tblPr/>
@@ -14387,6 +15004,7 @@
     </w:tblStylePr>
     <w:tblStylePr w:type="lastCol">
       <w:rPr>
+        <w:rFonts w:eastAsia="黑体"/>
         <w:color w:themeColor="background1" w:val="FFFFFF"/>
       </w:rPr>
       <w:tblPr/>
@@ -14416,6 +15034,7 @@
       <w:spacing w:after="0" w:line="240" w:lineRule="auto"/>
     </w:pPr>
     <w:rPr>
+      <w:rFonts w:eastAsia="黑体"/>
       <w:color w:themeColor="text1" w:val="000000"/>
     </w:rPr>
     <w:tblPr>
@@ -14437,6 +15056,7 @@
     </w:tcPr>
     <w:tblStylePr w:type="firstRow">
       <w:rPr>
+        <w:rFonts w:eastAsia="黑体"/>
         <w:b/>
         <w:bCs/>
       </w:rPr>
@@ -14447,6 +15067,7 @@
     </w:tblStylePr>
     <w:tblStylePr w:type="lastRow">
       <w:rPr>
+        <w:rFonts w:eastAsia="黑体"/>
         <w:b/>
         <w:bCs/>
         <w:color w:themeColor="text1" w:val="000000"/>
@@ -14458,6 +15079,7 @@
     </w:tblStylePr>
     <w:tblStylePr w:type="firstCol">
       <w:rPr>
+        <w:rFonts w:eastAsia="黑体"/>
         <w:color w:themeColor="background1" w:val="FFFFFF"/>
       </w:rPr>
       <w:tblPr/>
@@ -14467,6 +15089,7 @@
     </w:tblStylePr>
     <w:tblStylePr w:type="lastCol">
       <w:rPr>
+        <w:rFonts w:eastAsia="黑体"/>
         <w:color w:themeColor="background1" w:val="FFFFFF"/>
       </w:rPr>
       <w:tblPr/>
@@ -14496,6 +15119,7 @@
       <w:spacing w:after="0" w:line="240" w:lineRule="auto"/>
     </w:pPr>
     <w:rPr>
+      <w:rFonts w:eastAsia="黑体"/>
       <w:color w:themeColor="text1" w:val="000000"/>
     </w:rPr>
     <w:tblPr>
@@ -14517,6 +15141,7 @@
     </w:tcPr>
     <w:tblStylePr w:type="firstRow">
       <w:rPr>
+        <w:rFonts w:eastAsia="黑体"/>
         <w:b/>
         <w:bCs/>
       </w:rPr>
@@ -14527,6 +15152,7 @@
     </w:tblStylePr>
     <w:tblStylePr w:type="lastRow">
       <w:rPr>
+        <w:rFonts w:eastAsia="黑体"/>
         <w:b/>
         <w:bCs/>
         <w:color w:themeColor="text1" w:val="000000"/>
@@ -14538,6 +15164,7 @@
     </w:tblStylePr>
     <w:tblStylePr w:type="firstCol">
       <w:rPr>
+        <w:rFonts w:eastAsia="黑体"/>
         <w:color w:themeColor="background1" w:val="FFFFFF"/>
       </w:rPr>
       <w:tblPr/>
@@ -14547,6 +15174,7 @@
     </w:tblStylePr>
     <w:tblStylePr w:type="lastCol">
       <w:rPr>
+        <w:rFonts w:eastAsia="黑体"/>
         <w:color w:themeColor="background1" w:val="FFFFFF"/>
       </w:rPr>
       <w:tblPr/>
@@ -14576,6 +15204,7 @@
       <w:spacing w:after="0" w:line="240" w:lineRule="auto"/>
     </w:pPr>
     <w:rPr>
+      <w:rFonts w:eastAsia="黑体"/>
       <w:color w:themeColor="text1" w:val="000000"/>
     </w:rPr>
     <w:tblPr>
@@ -14597,6 +15226,7 @@
     </w:tcPr>
     <w:tblStylePr w:type="firstRow">
       <w:rPr>
+        <w:rFonts w:eastAsia="黑体"/>
         <w:b/>
         <w:bCs/>
       </w:rPr>
@@ -14607,6 +15237,7 @@
     </w:tblStylePr>
     <w:tblStylePr w:type="lastRow">
       <w:rPr>
+        <w:rFonts w:eastAsia="黑体"/>
         <w:b/>
         <w:bCs/>
         <w:color w:themeColor="text1" w:val="000000"/>
@@ -14618,6 +15249,7 @@
     </w:tblStylePr>
     <w:tblStylePr w:type="firstCol">
       <w:rPr>
+        <w:rFonts w:eastAsia="黑体"/>
         <w:color w:themeColor="background1" w:val="FFFFFF"/>
       </w:rPr>
       <w:tblPr/>
@@ -14627,6 +15259,7 @@
     </w:tblStylePr>
     <w:tblStylePr w:type="lastCol">
       <w:rPr>
+        <w:rFonts w:eastAsia="黑体"/>
         <w:color w:themeColor="background1" w:val="FFFFFF"/>
       </w:rPr>
       <w:tblPr/>
@@ -14656,6 +15289,7 @@
       <w:spacing w:after="0" w:line="240" w:lineRule="auto"/>
     </w:pPr>
     <w:rPr>
+      <w:rFonts w:eastAsia="黑体"/>
       <w:color w:themeColor="text1" w:val="000000"/>
     </w:rPr>
     <w:tblPr>
@@ -14677,6 +15311,7 @@
     </w:tcPr>
     <w:tblStylePr w:type="firstRow">
       <w:rPr>
+        <w:rFonts w:eastAsia="黑体"/>
         <w:b/>
         <w:bCs/>
       </w:rPr>
@@ -14687,6 +15322,7 @@
     </w:tblStylePr>
     <w:tblStylePr w:type="lastRow">
       <w:rPr>
+        <w:rFonts w:eastAsia="黑体"/>
         <w:b/>
         <w:bCs/>
         <w:color w:themeColor="text1" w:val="000000"/>
@@ -14698,6 +15334,7 @@
     </w:tblStylePr>
     <w:tblStylePr w:type="firstCol">
       <w:rPr>
+        <w:rFonts w:eastAsia="黑体"/>
         <w:color w:themeColor="background1" w:val="FFFFFF"/>
       </w:rPr>
       <w:tblPr/>
@@ -14707,6 +15344,7 @@
     </w:tblStylePr>
     <w:tblStylePr w:type="lastCol">
       <w:rPr>
+        <w:rFonts w:eastAsia="黑体"/>
         <w:color w:themeColor="background1" w:val="FFFFFF"/>
       </w:rPr>
       <w:tblPr/>
@@ -14736,6 +15374,7 @@
       <w:spacing w:after="0" w:line="240" w:lineRule="auto"/>
     </w:pPr>
     <w:rPr>
+      <w:rFonts w:eastAsia="黑体"/>
       <w:color w:themeColor="text1" w:val="000000"/>
     </w:rPr>
     <w:tblPr>
@@ -14757,6 +15396,7 @@
     </w:tcPr>
     <w:tblStylePr w:type="firstRow">
       <w:rPr>
+        <w:rFonts w:eastAsia="黑体"/>
         <w:b/>
         <w:bCs/>
       </w:rPr>
@@ -14767,6 +15407,7 @@
     </w:tblStylePr>
     <w:tblStylePr w:type="lastRow">
       <w:rPr>
+        <w:rFonts w:eastAsia="黑体"/>
         <w:b/>
         <w:bCs/>
         <w:color w:themeColor="text1" w:val="000000"/>
@@ -14778,6 +15419,7 @@
     </w:tblStylePr>
     <w:tblStylePr w:type="firstCol">
       <w:rPr>
+        <w:rFonts w:eastAsia="黑体"/>
         <w:color w:themeColor="background1" w:val="FFFFFF"/>
       </w:rPr>
       <w:tblPr/>
@@ -14787,6 +15429,7 @@
     </w:tblStylePr>
     <w:tblStylePr w:type="lastCol">
       <w:rPr>
+        <w:rFonts w:eastAsia="黑体"/>
         <w:color w:themeColor="background1" w:val="FFFFFF"/>
       </w:rPr>
       <w:tblPr/>
@@ -14819,6 +15462,7 @@
     <w:name w:val="KeywordTok"/>
     <w:basedOn w:val="VerbatimChar"/>
     <w:rPr>
+      <w:rFonts w:eastAsia="黑体"/>
       <w:b/>
       <w:color w:val="007020"/>
     </w:rPr>
@@ -14827,6 +15471,7 @@
     <w:name w:val="DataTypeTok"/>
     <w:basedOn w:val="VerbatimChar"/>
     <w:rPr>
+      <w:rFonts w:eastAsia="黑体"/>
       <w:color w:val="902000"/>
     </w:rPr>
   </w:style>
@@ -14834,6 +15479,7 @@
     <w:name w:val="DecValTok"/>
     <w:basedOn w:val="VerbatimChar"/>
     <w:rPr>
+      <w:rFonts w:eastAsia="黑体"/>
       <w:color w:val="40a070"/>
     </w:rPr>
   </w:style>
@@ -14841,6 +15487,7 @@
     <w:name w:val="BaseNTok"/>
     <w:basedOn w:val="VerbatimChar"/>
     <w:rPr>
+      <w:rFonts w:eastAsia="黑体"/>
       <w:color w:val="40a070"/>
     </w:rPr>
   </w:style>
@@ -14848,6 +15495,7 @@
     <w:name w:val="FloatTok"/>
     <w:basedOn w:val="VerbatimChar"/>
     <w:rPr>
+      <w:rFonts w:eastAsia="黑体"/>
       <w:color w:val="40a070"/>
     </w:rPr>
   </w:style>
@@ -14855,6 +15503,7 @@
     <w:name w:val="ConstantTok"/>
     <w:basedOn w:val="VerbatimChar"/>
     <w:rPr>
+      <w:rFonts w:eastAsia="黑体"/>
       <w:color w:val="880000"/>
     </w:rPr>
   </w:style>
@@ -14862,6 +15511,7 @@
     <w:name w:val="CharTok"/>
     <w:basedOn w:val="VerbatimChar"/>
     <w:rPr>
+      <w:rFonts w:eastAsia="黑体"/>
       <w:color w:val="4070a0"/>
     </w:rPr>
   </w:style>
@@ -14869,6 +15519,7 @@
     <w:name w:val="SpecialCharTok"/>
     <w:basedOn w:val="VerbatimChar"/>
     <w:rPr>
+      <w:rFonts w:eastAsia="黑体"/>
       <w:color w:val="4070a0"/>
     </w:rPr>
   </w:style>
@@ -14876,6 +15527,7 @@
     <w:name w:val="StringTok"/>
     <w:basedOn w:val="VerbatimChar"/>
     <w:rPr>
+      <w:rFonts w:eastAsia="黑体"/>
       <w:color w:val="4070a0"/>
     </w:rPr>
   </w:style>
@@ -14883,6 +15535,7 @@
     <w:name w:val="VerbatimStringTok"/>
     <w:basedOn w:val="VerbatimChar"/>
     <w:rPr>
+      <w:rFonts w:eastAsia="黑体"/>
       <w:color w:val="4070a0"/>
     </w:rPr>
   </w:style>
@@ -14890,6 +15543,7 @@
     <w:name w:val="SpecialStringTok"/>
     <w:basedOn w:val="VerbatimChar"/>
     <w:rPr>
+      <w:rFonts w:eastAsia="黑体"/>
       <w:color w:val="bb6688"/>
     </w:rPr>
   </w:style>
@@ -14897,6 +15551,7 @@
     <w:name w:val="ImportTok"/>
     <w:basedOn w:val="VerbatimChar"/>
     <w:rPr>
+      <w:rFonts w:eastAsia="黑体"/>
       <w:b/>
       <w:color w:val="008000"/>
     </w:rPr>
@@ -14905,6 +15560,7 @@
     <w:name w:val="CommentTok"/>
     <w:basedOn w:val="VerbatimChar"/>
     <w:rPr>
+      <w:rFonts w:eastAsia="黑体"/>
       <w:i/>
       <w:color w:val="60a0b0"/>
     </w:rPr>
@@ -14913,6 +15569,7 @@
     <w:name w:val="DocumentationTok"/>
     <w:basedOn w:val="VerbatimChar"/>
     <w:rPr>
+      <w:rFonts w:eastAsia="黑体"/>
       <w:i/>
       <w:color w:val="ba2121"/>
     </w:rPr>
@@ -14921,6 +15578,7 @@
     <w:name w:val="AnnotationTok"/>
     <w:basedOn w:val="VerbatimChar"/>
     <w:rPr>
+      <w:rFonts w:eastAsia="黑体"/>
       <w:b/>
       <w:i/>
       <w:color w:val="60a0b0"/>
@@ -14930,6 +15588,7 @@
     <w:name w:val="CommentVarTok"/>
     <w:basedOn w:val="VerbatimChar"/>
     <w:rPr>
+      <w:rFonts w:eastAsia="黑体"/>
       <w:b/>
       <w:i/>
       <w:color w:val="60a0b0"/>
@@ -14939,6 +15598,7 @@
     <w:name w:val="OtherTok"/>
     <w:basedOn w:val="VerbatimChar"/>
     <w:rPr>
+      <w:rFonts w:eastAsia="黑体"/>
       <w:color w:val="007020"/>
     </w:rPr>
   </w:style>
@@ -14946,6 +15606,7 @@
     <w:name w:val="FunctionTok"/>
     <w:basedOn w:val="VerbatimChar"/>
     <w:rPr>
+      <w:rFonts w:eastAsia="黑体"/>
       <w:color w:val="06287e"/>
     </w:rPr>
   </w:style>
@@ -14953,6 +15614,7 @@
     <w:name w:val="VariableTok"/>
     <w:basedOn w:val="VerbatimChar"/>
     <w:rPr>
+      <w:rFonts w:eastAsia="黑体"/>
       <w:color w:val="19177c"/>
     </w:rPr>
   </w:style>
@@ -14960,6 +15622,7 @@
     <w:name w:val="ControlFlowTok"/>
     <w:basedOn w:val="VerbatimChar"/>
     <w:rPr>
+      <w:rFonts w:eastAsia="黑体"/>
       <w:b/>
       <w:color w:val="007020"/>
     </w:rPr>
@@ -14968,6 +15631,7 @@
     <w:name w:val="OperatorTok"/>
     <w:basedOn w:val="VerbatimChar"/>
     <w:rPr>
+      <w:rFonts w:eastAsia="黑体"/>
       <w:color w:val="666666"/>
     </w:rPr>
   </w:style>
@@ -14975,18 +15639,22 @@
     <w:name w:val="BuiltInTok"/>
     <w:basedOn w:val="VerbatimChar"/>
     <w:rPr>
+      <w:rFonts w:eastAsia="黑体"/>
       <w:color w:val="008000"/>
     </w:rPr>
   </w:style>
   <w:style w:type="character" w:customStyle="1" w:styleId="ExtensionTok">
     <w:name w:val="ExtensionTok"/>
     <w:basedOn w:val="VerbatimChar"/>
-    <w:rPr/>
+    <w:rPr>
+      <w:rFonts w:eastAsia="黑体"/>
+    </w:rPr>
   </w:style>
   <w:style w:type="character" w:customStyle="1" w:styleId="PreprocessorTok">
     <w:name w:val="PreprocessorTok"/>
     <w:basedOn w:val="VerbatimChar"/>
     <w:rPr>
+      <w:rFonts w:eastAsia="黑体"/>
       <w:color w:val="bc7a00"/>
     </w:rPr>
   </w:style>
@@ -14994,18 +15662,22 @@
     <w:name w:val="AttributeTok"/>
     <w:basedOn w:val="VerbatimChar"/>
     <w:rPr>
+      <w:rFonts w:eastAsia="黑体"/>
       <w:color w:val="7d9029"/>
     </w:rPr>
   </w:style>
   <w:style w:type="character" w:customStyle="1" w:styleId="RegionMarkerTok">
     <w:name w:val="RegionMarkerTok"/>
     <w:basedOn w:val="VerbatimChar"/>
-    <w:rPr/>
+    <w:rPr>
+      <w:rFonts w:eastAsia="黑体"/>
+    </w:rPr>
   </w:style>
   <w:style w:type="character" w:customStyle="1" w:styleId="InformationTok">
     <w:name w:val="InformationTok"/>
     <w:basedOn w:val="VerbatimChar"/>
     <w:rPr>
+      <w:rFonts w:eastAsia="黑体"/>
       <w:b/>
       <w:i/>
       <w:color w:val="60a0b0"/>
@@ -15015,6 +15687,7 @@
     <w:name w:val="WarningTok"/>
     <w:basedOn w:val="VerbatimChar"/>
     <w:rPr>
+      <w:rFonts w:eastAsia="黑体"/>
       <w:b/>
       <w:i/>
       <w:color w:val="60a0b0"/>
@@ -15024,6 +15697,7 @@
     <w:name w:val="AlertTok"/>
     <w:basedOn w:val="VerbatimChar"/>
     <w:rPr>
+      <w:rFonts w:eastAsia="黑体"/>
       <w:b/>
       <w:color w:val="ff0000"/>
     </w:rPr>
@@ -15032,6 +15706,7 @@
     <w:name w:val="ErrorTok"/>
     <w:basedOn w:val="VerbatimChar"/>
     <w:rPr>
+      <w:rFonts w:eastAsia="黑体"/>
       <w:b/>
       <w:color w:val="ff0000"/>
     </w:rPr>
@@ -15039,7 +15714,9 @@
   <w:style w:type="character" w:customStyle="1" w:styleId="NormalTok">
     <w:name w:val="NormalTok"/>
     <w:basedOn w:val="VerbatimChar"/>
-    <w:rPr/>
+    <w:rPr>
+      <w:rFonts w:eastAsia="黑体"/>
+    </w:rPr>
   </w:style>
 </w:styles>
 </file>
@@ -15088,12 +15765,12 @@
     <a:fontScheme name="Office">
       <a:majorFont>
         <a:latin typeface="Calibri"/>
-        <a:ea typeface=""/>
+        <a:ea typeface="黑体"/>
         <a:cs typeface=""/>
         <a:font script="Jpan" typeface="ＭＳ ゴシック"/>
         <a:font script="Hang" typeface="맑은 고딕"/>
-        <a:font script="Hans" typeface="宋体"/>
-        <a:font script="Hant" typeface="新細明體"/>
+        <a:font script="Hans" typeface="黑体"/>
+        <a:font script="Hant" typeface="黑体"/>
         <a:font script="Arab" typeface="Times New Roman"/>
         <a:font script="Hebr" typeface="Times New Roman"/>
         <a:font script="Thai" typeface="Angsana New"/>
@@ -15123,12 +15800,12 @@
       </a:majorFont>
       <a:minorFont>
         <a:latin typeface="Cambria"/>
-        <a:ea typeface=""/>
+        <a:ea typeface="黑体"/>
         <a:cs typeface=""/>
         <a:font script="Jpan" typeface="ＭＳ 明朝"/>
         <a:font script="Hang" typeface="맑은 고딕"/>
-        <a:font script="Hans" typeface="宋体"/>
-        <a:font script="Hant" typeface="新細明體"/>
+        <a:font script="Hans" typeface="黑体"/>
+        <a:font script="Hant" typeface="黑体"/>
         <a:font script="Arab" typeface="Arial"/>
         <a:font script="Hebr" typeface="Arial"/>
         <a:font script="Thai" typeface="Cordia New"/>

--- a/01-电源电路/02-开关电源/正激Forward/有源钳位正激电路/有源钳位正激电路.docx
+++ b/01-电源电路/02-开关电源/正激Forward/有源钳位正激电路/有源钳位正激电路.docx
@@ -2694,7 +2694,7 @@
           <w:color w:val="555555"/>
           <w:sz w:val="21"/>
         </w:rPr>
-        <w:t>材料收集者：杜文杰，WX手机：19519196569，QQ:3478827729</w:t>
+        <w:t>材料收集者：杜文杰，微信/手机：19519196569，QQ:3478827729</w:t>
       </w:r>
     </w:p>
     <w:sectPr>
